--- a/assets/docs/lop5/Hoat dong trai nghiem - Lop 5.docx
+++ b/assets/docs/lop5/Hoat dong trai nghiem - Lop 5.docx
@@ -1334,6 +1334,19 @@
               <w:t>NLS-AT: Bảng thống kê không đo hết sự cố gắng; nhận xét bạn tế nhị.</w:t>
             </w:r>
           </w:p>
+          <w:p>
+            <w:pPr>
+              <w:spacing w:after="0"/>
+            </w:pPr>
+            <w:r>
+              <w:rPr>
+                <w:b w:val="0"/>
+                <w:i w:val="0"/>
+                <w:sz w:val="18"/>
+              </w:rPr>
+              <w:t>KNS: KN lao động tự phục vụ và bước đầu tìm hiểu nghề nghiệp.</w:t>
+            </w:r>
+          </w:p>
         </w:tc>
         <w:tc>
           <w:tcPr>
@@ -1448,6 +1461,7 @@
                 <w:i w:val="0"/>
                 <w:sz w:val="18"/>
               </w:rPr>
+              <w:t>KNS: KN quản lí cảm xúc và vượt qua khó khăn trong học tập, sinh hoạt.</w:t>
             </w:r>
           </w:p>
         </w:tc>
@@ -1562,6 +1576,7 @@
                 <w:i w:val="0"/>
                 <w:sz w:val="18"/>
               </w:rPr>
+              <w:t>KNS: KN quản lí cảm xúc và vượt qua khó khăn trong học tập, sinh hoạt.</w:t>
             </w:r>
           </w:p>
         </w:tc>
@@ -1676,6 +1691,7 @@
                 <w:i w:val="0"/>
                 <w:sz w:val="18"/>
               </w:rPr>
+              <w:t>KNS: KN quản lí cảm xúc và vượt qua khó khăn trong học tập, sinh hoạt.</w:t>
             </w:r>
           </w:p>
         </w:tc>
@@ -1906,6 +1922,7 @@
                 <w:i w:val="0"/>
                 <w:sz w:val="18"/>
               </w:rPr>
+              <w:t>KNS: KN quản lí cảm xúc và vượt qua khó khăn trong học tập, sinh hoạt.</w:t>
             </w:r>
           </w:p>
         </w:tc>
@@ -2020,6 +2037,7 @@
                 <w:i w:val="0"/>
                 <w:sz w:val="18"/>
               </w:rPr>
+              <w:t>KNS: KN quản lí cảm xúc và vượt qua khó khăn trong học tập, sinh hoạt.</w:t>
             </w:r>
           </w:p>
         </w:tc>
@@ -2267,6 +2285,19 @@
               <w:t>NLS-ST: hợp tác lập kế hoạch/sản phẩm nhóm; trình bày kết quả bằng hình ảnh hoặc phiếu số đơn giản.</w:t>
             </w:r>
           </w:p>
+          <w:p>
+            <w:pPr>
+              <w:spacing w:after="0"/>
+            </w:pPr>
+            <w:r>
+              <w:rPr>
+                <w:b w:val="0"/>
+                <w:i w:val="0"/>
+                <w:sz w:val="18"/>
+              </w:rPr>
+              <w:t>QPAN: Giáo dục lòng yêu hoà bình, tình đoàn kết; liên hệ chủ quyền, quyền chủ quyền biển, đảo Việt Nam và gương dũng cảm cứu hộ, cứu nạn của cán bộ, chiến sĩ.</w:t>
+            </w:r>
+          </w:p>
         </w:tc>
         <w:tc>
           <w:tcPr>
@@ -2723,6 +2754,7 @@
                 <w:i w:val="0"/>
                 <w:sz w:val="18"/>
               </w:rPr>
+              <w:t>KNS: KN giao tiếp – hợp tác: làm việc nhóm, chia sẻ và giải quyết bất đồng ôn hoà.</w:t>
             </w:r>
           </w:p>
         </w:tc>
@@ -3183,6 +3215,7 @@
                 <w:i w:val="0"/>
                 <w:sz w:val="18"/>
               </w:rPr>
+              <w:t>STEM: Hoạt động trải nghiệm STEM học kì I: ngày hội/câu lạc bộ/dự án STEM cấp lớp hoặc khối — tối thiểu 01 lần mỗi học kì (CV 3132/SGD&amp;ĐT); HS trưng bày, giới thiệu sản phẩm từ các bài học STEM.</w:t>
             </w:r>
           </w:p>
         </w:tc>
@@ -3297,6 +3330,7 @@
                 <w:i w:val="0"/>
                 <w:sz w:val="18"/>
               </w:rPr>
+              <w:t>KNS: KN lập kế hoạch và quản lí chi tiêu, thời gian ở mức đơn giản.</w:t>
             </w:r>
           </w:p>
         </w:tc>
@@ -3543,6 +3577,19 @@
               <w:t>NLS-ST: hợp tác lập kế hoạch/sản phẩm nhóm; trình bày kết quả bằng hình ảnh hoặc phiếu số đơn giản.</w:t>
             </w:r>
           </w:p>
+          <w:p>
+            <w:pPr>
+              <w:spacing w:after="0"/>
+            </w:pPr>
+            <w:r>
+              <w:rPr>
+                <w:b w:val="0"/>
+                <w:i w:val="0"/>
+                <w:sz w:val="18"/>
+              </w:rPr>
+              <w:t>QPAN: Tổ chức hoạt động tìm hiểu, thăm hỏi, tri ân gia đình thương binh, liệt sĩ, đơn vị bộ đội, công an trên địa bàn; giới thiệu chủ quyền, quyền chủ quyền biển, đảo Việt Nam và gương dũng cảm cứu hộ, cứu nạn của cán bộ, chiến sĩ.</w:t>
+            </w:r>
+          </w:p>
         </w:tc>
         <w:tc>
           <w:tcPr>
@@ -3655,6 +3702,7 @@
                 <w:i w:val="0"/>
                 <w:sz w:val="18"/>
               </w:rPr>
+              <w:t>QPAN: Tổ chức hoạt động tìm hiểu, thăm hỏi, tri ân gia đình thương binh, liệt sĩ, đơn vị bộ đội, công an trên địa bàn; giới thiệu chủ quyền, quyền chủ quyền biển, đảo Việt Nam và gương dũng cảm cứu hộ, cứu nạn của cán bộ, chiến sĩ.</w:t>
             </w:r>
           </w:p>
         </w:tc>
@@ -3769,6 +3817,7 @@
                 <w:i w:val="0"/>
                 <w:sz w:val="18"/>
               </w:rPr>
+              <w:t>QPAN: Tổ chức hoạt động tìm hiểu, thăm hỏi, tri ân gia đình thương binh, liệt sĩ, đơn vị bộ đội, công an trên địa bàn; giới thiệu chủ quyền, quyền chủ quyền biển, đảo Việt Nam và gương dũng cảm cứu hộ, cứu nạn của cán bộ, chiến sĩ.</w:t>
             </w:r>
           </w:p>
         </w:tc>
@@ -3885,6 +3934,7 @@
                 <w:i w:val="0"/>
                 <w:sz w:val="18"/>
               </w:rPr>
+              <w:t>QPAN: Tổ chức hoạt động tìm hiểu, thăm hỏi, tri ân gia đình thương binh, liệt sĩ, đơn vị bộ đội, công an trên địa bàn; giới thiệu chủ quyền, quyền chủ quyền biển, đảo Việt Nam và gương dũng cảm cứu hộ, cứu nạn của cán bộ, chiến sĩ.</w:t>
             </w:r>
           </w:p>
         </w:tc>
@@ -4229,6 +4279,7 @@
                 <w:i w:val="0"/>
                 <w:sz w:val="18"/>
               </w:rPr>
+              <w:t>KNS: KN lao động tự phục vụ và bước đầu tìm hiểu nghề nghiệp.</w:t>
             </w:r>
           </w:p>
         </w:tc>
@@ -4457,6 +4508,7 @@
                 <w:i w:val="0"/>
                 <w:sz w:val="18"/>
               </w:rPr>
+              <w:t>KNS: KN lao động tự phục vụ và bước đầu tìm hiểu nghề nghiệp.</w:t>
             </w:r>
           </w:p>
         </w:tc>
@@ -4934,6 +4986,19 @@
               <w:t>NLS-ST: hợp tác lập kế hoạch/sản phẩm nhóm; trình bày kết quả bằng hình ảnh hoặc phiếu số đơn giản.</w:t>
             </w:r>
           </w:p>
+          <w:p>
+            <w:pPr>
+              <w:spacing w:after="0"/>
+            </w:pPr>
+            <w:r>
+              <w:rPr>
+                <w:b w:val="0"/>
+                <w:i w:val="0"/>
+                <w:sz w:val="18"/>
+              </w:rPr>
+              <w:t>KNS: KN lập kế hoạch và quản lí chi tiêu, thời gian ở mức đơn giản.</w:t>
+            </w:r>
+          </w:p>
         </w:tc>
         <w:tc>
           <w:tcPr>
@@ -5046,6 +5111,7 @@
                 <w:i w:val="0"/>
                 <w:sz w:val="18"/>
               </w:rPr>
+              <w:t>KNS: KN lập kế hoạch và quản lí chi tiêu, thời gian ở mức đơn giản.</w:t>
             </w:r>
           </w:p>
         </w:tc>
@@ -5160,6 +5226,7 @@
                 <w:i w:val="0"/>
                 <w:sz w:val="18"/>
               </w:rPr>
+              <w:t>KNS: KN lập kế hoạch và quản lí chi tiêu, thời gian ở mức đơn giản.</w:t>
             </w:r>
           </w:p>
         </w:tc>
@@ -5276,6 +5343,7 @@
                 <w:i w:val="0"/>
                 <w:sz w:val="18"/>
               </w:rPr>
+              <w:t>KNS: KN lập kế hoạch và quản lí chi tiêu, thời gian ở mức đơn giản.</w:t>
             </w:r>
           </w:p>
         </w:tc>
@@ -5620,6 +5688,7 @@
                 <w:i w:val="0"/>
                 <w:sz w:val="18"/>
               </w:rPr>
+              <w:t>QPAN: Tổ chức hoạt động tìm hiểu, thăm hỏi, tri ân gia đình thương binh, liệt sĩ, đơn vị bộ đội, công an trên địa bàn; giới thiệu chủ quyền, quyền chủ quyền biển, đảo Việt Nam và gương dũng cảm cứu hộ, cứu nạn của cán bộ, chiến sĩ.</w:t>
             </w:r>
           </w:p>
         </w:tc>
@@ -5734,6 +5803,7 @@
                 <w:i w:val="0"/>
                 <w:sz w:val="18"/>
               </w:rPr>
+              <w:t>KNS: KN lập kế hoạch và quản lí chi tiêu, thời gian ở mức đơn giản.</w:t>
             </w:r>
           </w:p>
         </w:tc>
@@ -6078,6 +6148,7 @@
                 <w:i w:val="0"/>
                 <w:sz w:val="18"/>
               </w:rPr>
+              <w:t>KNS: KN lập kế hoạch và quản lí chi tiêu, thời gian ở mức đơn giản.</w:t>
             </w:r>
           </w:p>
         </w:tc>
@@ -6192,6 +6263,7 @@
                 <w:i w:val="0"/>
                 <w:sz w:val="18"/>
               </w:rPr>
+              <w:t>KNS: KN lập kế hoạch và quản lí chi tiêu, thời gian ở mức đơn giản.</w:t>
             </w:r>
           </w:p>
         </w:tc>
@@ -6652,6 +6724,7 @@
                 <w:i w:val="0"/>
                 <w:sz w:val="18"/>
               </w:rPr>
+              <w:t>QPAN: Tổ chức hoạt động tìm hiểu, thăm hỏi, tri ân gia đình thương binh, liệt sĩ, đơn vị bộ đội, công an trên địa bàn; giới thiệu chủ quyền, quyền chủ quyền biển, đảo Việt Nam và gương dũng cảm cứu hộ, cứu nạn của cán bộ, chiến sĩ.</w:t>
             </w:r>
           </w:p>
         </w:tc>
@@ -6766,6 +6839,7 @@
                 <w:i w:val="0"/>
                 <w:sz w:val="18"/>
               </w:rPr>
+              <w:t>QPAN: Tổ chức hoạt động tìm hiểu, thăm hỏi, tri ân gia đình thương binh, liệt sĩ, đơn vị bộ đội, công an trên địa bàn; giới thiệu chủ quyền, quyền chủ quyền biển, đảo Việt Nam và gương dũng cảm cứu hộ, cứu nạn của cán bộ, chiến sĩ.</w:t>
             </w:r>
           </w:p>
         </w:tc>
@@ -6880,6 +6954,7 @@
                 <w:i w:val="0"/>
                 <w:sz w:val="18"/>
               </w:rPr>
+              <w:t>QPAN: Tổ chức hoạt động tìm hiểu, thăm hỏi, tri ân gia đình thương binh, liệt sĩ, đơn vị bộ đội, công an trên địa bàn; giới thiệu chủ quyền, quyền chủ quyền biển, đảo Việt Nam và gương dũng cảm cứu hộ, cứu nạn của cán bộ, chiến sĩ.</w:t>
             </w:r>
           </w:p>
         </w:tc>
@@ -7710,6 +7785,7 @@
                 <w:i w:val="0"/>
                 <w:sz w:val="18"/>
               </w:rPr>
+              <w:t>KNS: KN ứng phó với tình huống nguy hiểm và tìm kiếm sự trợ giúp.</w:t>
             </w:r>
           </w:p>
         </w:tc>
@@ -7840,6 +7916,19 @@
               <w:t>NLS-ST: hợp tác lập kế hoạch/sản phẩm nhóm; trình bày kết quả bằng hình ảnh hoặc phiếu số đơn giản.</w:t>
             </w:r>
           </w:p>
+          <w:p>
+            <w:pPr>
+              <w:spacing w:after="0"/>
+            </w:pPr>
+            <w:r>
+              <w:rPr>
+                <w:b w:val="0"/>
+                <w:i w:val="0"/>
+                <w:sz w:val="18"/>
+              </w:rPr>
+              <w:t>QPAN: Tổ chức tham quan di tích lịch sử, nhà truyền thống ở địa phương hoặc xem tư liệu thay thế; giáo dục ý thức bảo vệ chủ quyền biển, đảo; trách nhiệm công dân trong xây dựng và bảo vệ Tổ quốc.</w:t>
+            </w:r>
+          </w:p>
         </w:tc>
         <w:tc>
           <w:tcPr>
@@ -7952,6 +8041,7 @@
                 <w:i w:val="0"/>
                 <w:sz w:val="18"/>
               </w:rPr>
+              <w:t>QPAN: Tổ chức tham quan di tích lịch sử, nhà truyền thống ở địa phương hoặc xem tư liệu thay thế; giáo dục ý thức bảo vệ chủ quyền biển, đảo; trách nhiệm công dân trong xây dựng và bảo vệ Tổ quốc.</w:t>
             </w:r>
           </w:p>
         </w:tc>
@@ -8182,6 +8272,7 @@
                 <w:i w:val="0"/>
                 <w:sz w:val="18"/>
               </w:rPr>
+              <w:t>QPAN: Tổ chức tham quan di tích lịch sử, nhà truyền thống ở địa phương hoặc xem tư liệu thay thế; giáo dục ý thức bảo vệ chủ quyền biển, đảo; trách nhiệm công dân trong xây dựng và bảo vệ Tổ quốc.</w:t>
             </w:r>
           </w:p>
         </w:tc>
@@ -8296,6 +8387,7 @@
                 <w:i w:val="0"/>
                 <w:sz w:val="18"/>
               </w:rPr>
+              <w:t>QPAN: Tổ chức tham quan di tích lịch sử, nhà truyền thống ở địa phương hoặc xem tư liệu thay thế; giáo dục ý thức bảo vệ chủ quyền biển, đảo; trách nhiệm công dân trong xây dựng và bảo vệ Tổ quốc.</w:t>
             </w:r>
           </w:p>
         </w:tc>
@@ -8527,6 +8619,7 @@
                 <w:i w:val="0"/>
                 <w:sz w:val="18"/>
               </w:rPr>
+              <w:t>KNS: KN ứng phó với tình huống nguy hiểm và tìm kiếm sự trợ giúp.</w:t>
             </w:r>
           </w:p>
         </w:tc>
@@ -8641,6 +8734,7 @@
                 <w:i w:val="0"/>
                 <w:sz w:val="18"/>
               </w:rPr>
+              <w:t>KNS: KN ứng phó với tình huống nguy hiểm và tìm kiếm sự trợ giúp.</w:t>
             </w:r>
           </w:p>
         </w:tc>
@@ -8757,6 +8851,7 @@
                 <w:i w:val="0"/>
                 <w:sz w:val="18"/>
               </w:rPr>
+              <w:t>KNS: KN tự nhận thức: nhận ra điểm mạnh, điểm cần cố gắng của bản thân.</w:t>
             </w:r>
           </w:p>
         </w:tc>
@@ -9117,6 +9212,19 @@
               <w:t>NLS-ST: hợp tác lập kế hoạch/sản phẩm nhóm; trình bày kết quả bằng hình ảnh hoặc phiếu số đơn giản.</w:t>
             </w:r>
           </w:p>
+          <w:p>
+            <w:pPr>
+              <w:spacing w:after="0"/>
+            </w:pPr>
+            <w:r>
+              <w:rPr>
+                <w:b w:val="0"/>
+                <w:i w:val="0"/>
+                <w:sz w:val="18"/>
+              </w:rPr>
+              <w:t>QPAN: Tổ chức hoạt động tìm hiểu, thăm hỏi, tri ân gia đình thương binh, liệt sĩ, đơn vị bộ đội, công an trên địa bàn; giới thiệu chủ quyền, quyền chủ quyền biển, đảo Việt Nam và gương dũng cảm cứu hộ, cứu nạn của cán bộ, chiến sĩ.</w:t>
+            </w:r>
+          </w:p>
         </w:tc>
         <w:tc>
           <w:tcPr>
@@ -9229,6 +9337,7 @@
                 <w:i w:val="0"/>
                 <w:sz w:val="18"/>
               </w:rPr>
+              <w:t>QPAN: Tổ chức hoạt động tìm hiểu, thăm hỏi, tri ân gia đình thương binh, liệt sĩ, đơn vị bộ đội, công an trên địa bàn; giới thiệu chủ quyền, quyền chủ quyền biển, đảo Việt Nam và gương dũng cảm cứu hộ, cứu nạn của cán bộ, chiến sĩ.</w:t>
             </w:r>
           </w:p>
         </w:tc>
@@ -9343,6 +9452,7 @@
                 <w:i w:val="0"/>
                 <w:sz w:val="18"/>
               </w:rPr>
+              <w:t>QPAN: Tổ chức hoạt động tìm hiểu, thăm hỏi, tri ân gia đình thương binh, liệt sĩ, đơn vị bộ đội, công an trên địa bàn; giới thiệu chủ quyền, quyền chủ quyền biển, đảo Việt Nam và gương dũng cảm cứu hộ, cứu nạn của cán bộ, chiến sĩ.</w:t>
             </w:r>
           </w:p>
         </w:tc>
@@ -9459,6 +9569,20 @@
                 <w:i w:val="0"/>
                 <w:sz w:val="18"/>
               </w:rPr>
+              <w:t>STEM: Hoạt động trải nghiệm STEM học kì II: ngày hội/câu lạc bộ/dự án STEM cấp lớp hoặc khối — tối thiểu 01 lần mỗi học kì (CV 3132/SGD&amp;ĐT); HS trưng bày, giới thiệu sản phẩm từ các bài học STEM.</w:t>
+            </w:r>
+          </w:p>
+          <w:p>
+            <w:pPr>
+              <w:spacing w:after="0"/>
+            </w:pPr>
+            <w:r>
+              <w:rPr>
+                <w:b w:val="0"/>
+                <w:i w:val="0"/>
+                <w:sz w:val="18"/>
+              </w:rPr>
+              <w:t>QPAN: Tổ chức tham quan di tích lịch sử, nhà truyền thống ở địa phương hoặc xem tư liệu thay thế; giáo dục ý thức bảo vệ chủ quyền biển, đảo; trách nhiệm công dân trong xây dựng và bảo vệ Tổ quốc.</w:t>
             </w:r>
           </w:p>
         </w:tc>
@@ -9687,6 +9811,20 @@
                 <w:i w:val="0"/>
                 <w:sz w:val="18"/>
               </w:rPr>
+              <w:t>QPAN: Tổ chức tham quan di tích lịch sử, nhà truyền thống ở địa phương hoặc xem tư liệu thay thế; giáo dục ý thức bảo vệ chủ quyền biển, đảo; trách nhiệm công dân trong xây dựng và bảo vệ Tổ quốc.</w:t>
+            </w:r>
+          </w:p>
+          <w:p>
+            <w:pPr>
+              <w:spacing w:after="0"/>
+            </w:pPr>
+            <w:r>
+              <w:rPr>
+                <w:b w:val="0"/>
+                <w:i w:val="0"/>
+                <w:sz w:val="18"/>
+              </w:rPr>
+              <w:t>KNS: KN giao tiếp – hợp tác: làm việc nhóm, chia sẻ và giải quyết bất đồng ôn hoà.</w:t>
             </w:r>
           </w:p>
         </w:tc>
@@ -10147,6 +10285,20 @@
                 <w:i w:val="0"/>
                 <w:sz w:val="18"/>
               </w:rPr>
+              <w:t>QPAN: Tổ chức tham quan di tích lịch sử, nhà truyền thống ở địa phương hoặc xem tư liệu thay thế; giáo dục ý thức bảo vệ chủ quyền biển, đảo; trách nhiệm công dân trong xây dựng và bảo vệ Tổ quốc.</w:t>
+            </w:r>
+          </w:p>
+          <w:p>
+            <w:pPr>
+              <w:spacing w:after="0"/>
+            </w:pPr>
+            <w:r>
+              <w:rPr>
+                <w:b w:val="0"/>
+                <w:i w:val="0"/>
+                <w:sz w:val="18"/>
+              </w:rPr>
+              <w:t>KNS: KN tự nhận thức: nhận ra điểm mạnh, điểm cần cố gắng của bản thân.</w:t>
             </w:r>
           </w:p>
         </w:tc>
@@ -10261,6 +10413,20 @@
                 <w:i w:val="0"/>
                 <w:sz w:val="18"/>
               </w:rPr>
+              <w:t>QPAN: Tổ chức tham quan di tích lịch sử, nhà truyền thống ở địa phương hoặc xem tư liệu thay thế; giáo dục ý thức bảo vệ chủ quyền biển, đảo; trách nhiệm công dân trong xây dựng và bảo vệ Tổ quốc.</w:t>
+            </w:r>
+          </w:p>
+          <w:p>
+            <w:pPr>
+              <w:spacing w:after="0"/>
+            </w:pPr>
+            <w:r>
+              <w:rPr>
+                <w:b w:val="0"/>
+                <w:i w:val="0"/>
+                <w:sz w:val="18"/>
+              </w:rPr>
+              <w:t>KNS: KN tự nhận thức: nhận ra điểm mạnh, điểm cần cố gắng của bản thân.</w:t>
             </w:r>
           </w:p>
         </w:tc>
@@ -10375,6 +10541,7 @@
                 <w:i w:val="0"/>
                 <w:sz w:val="18"/>
               </w:rPr>
+              <w:t>QPAN: Tổ chức tham quan di tích lịch sử, nhà truyền thống ở địa phương hoặc xem tư liệu thay thế; giáo dục ý thức bảo vệ chủ quyền biển, đảo; trách nhiệm công dân trong xây dựng và bảo vệ Tổ quốc.</w:t>
             </w:r>
           </w:p>
         </w:tc>
@@ -10491,6 +10658,7 @@
                 <w:i w:val="0"/>
                 <w:sz w:val="18"/>
               </w:rPr>
+              <w:t>QPAN: Tổ chức tham quan di tích lịch sử, nhà truyền thống ở địa phương hoặc xem tư liệu thay thế; giáo dục ý thức bảo vệ chủ quyền biển, đảo; trách nhiệm công dân trong xây dựng và bảo vệ Tổ quốc.</w:t>
             </w:r>
           </w:p>
         </w:tc>
@@ -10605,6 +10773,7 @@
                 <w:i w:val="0"/>
                 <w:sz w:val="18"/>
               </w:rPr>
+              <w:t>QPAN: Tổ chức tham quan di tích lịch sử, nhà truyền thống ở địa phương hoặc xem tư liệu thay thế; giáo dục ý thức bảo vệ chủ quyền biển, đảo; trách nhiệm công dân trong xây dựng và bảo vệ Tổ quốc.</w:t>
             </w:r>
           </w:p>
         </w:tc>
@@ -10719,6 +10888,7 @@
                 <w:i w:val="0"/>
                 <w:sz w:val="18"/>
               </w:rPr>
+              <w:t>QPAN: Tổ chức tham quan di tích lịch sử, nhà truyền thống ở địa phương hoặc xem tư liệu thay thế; giáo dục ý thức bảo vệ chủ quyền biển, đảo; trách nhiệm công dân trong xây dựng và bảo vệ Tổ quốc.</w:t>
             </w:r>
           </w:p>
         </w:tc>
@@ -10851,6 +11021,19 @@
               <w:t>NLS-ST: hợp tác lập kế hoạch/sản phẩm nhóm; trình bày kết quả bằng hình ảnh hoặc phiếu số đơn giản.</w:t>
             </w:r>
           </w:p>
+          <w:p>
+            <w:pPr>
+              <w:spacing w:after="0"/>
+            </w:pPr>
+            <w:r>
+              <w:rPr>
+                <w:b w:val="0"/>
+                <w:i w:val="0"/>
+                <w:sz w:val="18"/>
+              </w:rPr>
+              <w:t>QPAN: Tổ chức tham quan di tích lịch sử, nhà truyền thống ở địa phương hoặc xem tư liệu thay thế; giáo dục ý thức bảo vệ chủ quyền biển, đảo; trách nhiệm công dân trong xây dựng và bảo vệ Tổ quốc.</w:t>
+            </w:r>
+          </w:p>
         </w:tc>
         <w:tc>
           <w:tcPr>
@@ -10963,6 +11146,7 @@
                 <w:i w:val="0"/>
                 <w:sz w:val="18"/>
               </w:rPr>
+              <w:t>QPAN: Tổ chức tham quan di tích lịch sử, nhà truyền thống ở địa phương hoặc xem tư liệu thay thế; giáo dục ý thức bảo vệ chủ quyền biển, đảo; trách nhiệm công dân trong xây dựng và bảo vệ Tổ quốc.</w:t>
             </w:r>
           </w:p>
         </w:tc>
@@ -11077,6 +11261,7 @@
                 <w:i w:val="0"/>
                 <w:sz w:val="18"/>
               </w:rPr>
+              <w:t>QPAN: Tổ chức tham quan di tích lịch sử, nhà truyền thống ở địa phương hoặc xem tư liệu thay thế; giáo dục ý thức bảo vệ chủ quyền biển, đảo; trách nhiệm công dân trong xây dựng và bảo vệ Tổ quốc.</w:t>
             </w:r>
           </w:p>
         </w:tc>
@@ -11307,6 +11492,7 @@
                 <w:i w:val="0"/>
                 <w:sz w:val="18"/>
               </w:rPr>
+              <w:t>QPAN: Tổ chức tham quan di tích lịch sử, nhà truyền thống ở địa phương hoặc xem tư liệu thay thế; giáo dục ý thức bảo vệ chủ quyền biển, đảo; trách nhiệm công dân trong xây dựng và bảo vệ Tổ quốc.</w:t>
             </w:r>
           </w:p>
         </w:tc>
@@ -11537,6 +11723,7 @@
                 <w:i w:val="0"/>
                 <w:sz w:val="18"/>
               </w:rPr>
+              <w:t>KNS: KN lao động tự phục vụ và bước đầu tìm hiểu nghề nghiệp.</w:t>
             </w:r>
           </w:p>
         </w:tc>
@@ -11651,6 +11838,7 @@
                 <w:i w:val="0"/>
                 <w:sz w:val="18"/>
               </w:rPr>
+              <w:t>KNS: KN lao động tự phục vụ và bước đầu tìm hiểu nghề nghiệp.</w:t>
             </w:r>
           </w:p>
         </w:tc>
@@ -11765,6 +11953,7 @@
                 <w:i w:val="0"/>
                 <w:sz w:val="18"/>
               </w:rPr>
+              <w:t>KNS: KN lao động tự phục vụ và bước đầu tìm hiểu nghề nghiệp.</w:t>
             </w:r>
           </w:p>
         </w:tc>
@@ -11881,6 +12070,7 @@
                 <w:i w:val="0"/>
                 <w:sz w:val="18"/>
               </w:rPr>
+              <w:t>KNS: KN lao động tự phục vụ và bước đầu tìm hiểu nghề nghiệp.</w:t>
             </w:r>
           </w:p>
         </w:tc>
@@ -11995,6 +12185,7 @@
                 <w:i w:val="0"/>
                 <w:sz w:val="18"/>
               </w:rPr>
+              <w:t>KNS: KN ứng phó với tình huống nguy hiểm và tìm kiếm sự trợ giúp.</w:t>
             </w:r>
           </w:p>
         </w:tc>
@@ -12109,6 +12300,7 @@
                 <w:i w:val="0"/>
                 <w:sz w:val="18"/>
               </w:rPr>
+              <w:t>KNS: KN lao động tự phục vụ và bước đầu tìm hiểu nghề nghiệp.</w:t>
             </w:r>
           </w:p>
         </w:tc>
@@ -12225,6 +12417,7 @@
                 <w:i w:val="0"/>
                 <w:sz w:val="18"/>
               </w:rPr>
+              <w:t>KNS: KN lao động tự phục vụ và bước đầu tìm hiểu nghề nghiệp.</w:t>
             </w:r>
           </w:p>
         </w:tc>
@@ -12339,6 +12532,7 @@
                 <w:i w:val="0"/>
                 <w:sz w:val="18"/>
               </w:rPr>
+              <w:t>KNS: KN lao động tự phục vụ và bước đầu tìm hiểu nghề nghiệp.</w:t>
             </w:r>
           </w:p>
         </w:tc>
@@ -12569,6 +12763,7 @@
                 <w:i w:val="0"/>
                 <w:sz w:val="18"/>
               </w:rPr>
+              <w:t>KNS: KN tự đánh giá và đánh giá bạn một cách khách quan, thiện chí.</w:t>
             </w:r>
           </w:p>
         </w:tc>
@@ -12683,6 +12878,7 @@
                 <w:i w:val="0"/>
                 <w:sz w:val="18"/>
               </w:rPr>
+              <w:t>KNS: KN tự đánh giá và đánh giá bạn một cách khách quan, thiện chí.</w:t>
             </w:r>
           </w:p>
         </w:tc>
@@ -12797,6 +12993,7 @@
                 <w:i w:val="0"/>
                 <w:sz w:val="18"/>
               </w:rPr>
+              <w:t>KNS: KN tự đánh giá và đánh giá bạn một cách khách quan, thiện chí.</w:t>
             </w:r>
           </w:p>
         </w:tc>

--- a/assets/docs/lop5/Hoat dong trai nghiem - Lop 5.docx
+++ b/assets/docs/lop5/Hoat dong trai nghiem - Lop 5.docx
@@ -1461,6 +1461,32 @@
                 <w:i w:val="0"/>
                 <w:sz w:val="18"/>
               </w:rPr>
+              <w:t>NLS-KT (Cơ bản 2): Theo chủ điểm “Niềm vui nhân đôi, nỗi buồn chia nửa”, GV chuẩn bị đoạn clip ngắn hoặc bộ ảnh tiểu phẩm dưới cờ về việc bạn bè</w:t>
+            </w:r>
+          </w:p>
+          <w:p>
+            <w:pPr>
+              <w:spacing w:after="0"/>
+            </w:pPr>
+            <w:r>
+              <w:rPr>
+                <w:b w:val="0"/>
+                <w:i w:val="0"/>
+                <w:sz w:val="18"/>
+              </w:rPr>
+              <w:t>NLS-AT: Clip, ảnh chỉ quay khi các bạn tham gia đồng ý và dùng trong phạm vi nhà trường</w:t>
+            </w:r>
+          </w:p>
+          <w:p>
+            <w:pPr>
+              <w:spacing w:after="0"/>
+            </w:pPr>
+            <w:r>
+              <w:rPr>
+                <w:b w:val="0"/>
+                <w:i w:val="0"/>
+                <w:sz w:val="18"/>
+              </w:rPr>
               <w:t>KNS: KN quản lí cảm xúc và vượt qua khó khăn trong học tập, sinh hoạt.</w:t>
             </w:r>
           </w:p>
@@ -1576,6 +1602,45 @@
                 <w:i w:val="0"/>
                 <w:sz w:val="18"/>
               </w:rPr>
+              <w:t>NLS-ST (Cơ bản 2): GV hướng dẫn HS làm một sản phẩm số nhỏ cho chủ đề “Cân bằng cảm xúc”: trang trình chiếu</w:t>
+            </w:r>
+          </w:p>
+          <w:p>
+            <w:pPr>
+              <w:spacing w:after="0"/>
+            </w:pPr>
+            <w:r>
+              <w:rPr>
+                <w:b w:val="0"/>
+                <w:i w:val="0"/>
+                <w:sz w:val="18"/>
+              </w:rPr>
+              <w:t>NLS-KT (Cơ bản 2): HS thực hiện một khảo sát nhỏ trong lớp bằng phiếu trên máy, xem kết quả tự tổng hợp thành biểu đồ và cùng nhau nhận xét.</w:t>
+            </w:r>
+          </w:p>
+          <w:p>
+            <w:pPr>
+              <w:spacing w:after="0"/>
+            </w:pPr>
+            <w:r>
+              <w:rPr>
+                <w:b w:val="0"/>
+                <w:i w:val="0"/>
+                <w:sz w:val="18"/>
+              </w:rPr>
+              <w:t>NLS-AT: Xin phép trước khi chụp ảnh, ghi âm bạn</w:t>
+            </w:r>
+          </w:p>
+          <w:p>
+            <w:pPr>
+              <w:spacing w:after="0"/>
+            </w:pPr>
+            <w:r>
+              <w:rPr>
+                <w:b w:val="0"/>
+                <w:i w:val="0"/>
+                <w:sz w:val="18"/>
+              </w:rPr>
               <w:t>KNS: KN quản lí cảm xúc và vượt qua khó khăn trong học tập, sinh hoạt.</w:t>
             </w:r>
           </w:p>
@@ -1685,6 +1750,45 @@
               <w:spacing w:after="0"/>
             </w:pPr>
             <w:r/>
+            <w:r>
+              <w:rPr>
+                <w:b w:val="0"/>
+                <w:i w:val="0"/>
+                <w:sz w:val="18"/>
+              </w:rPr>
+              <w:t>NLS-KT (Cơ bản 2): GV hướng dẫn HS dùng bảng theo dõi trên máy để tổng kết thi đua tuần gắn với nội dung “Thực hành cân bằng cảm xúc”: nhập số</w:t>
+            </w:r>
+          </w:p>
+          <w:p>
+            <w:pPr>
+              <w:spacing w:after="0"/>
+            </w:pPr>
+            <w:r>
+              <w:rPr>
+                <w:b w:val="0"/>
+                <w:i w:val="0"/>
+                <w:sz w:val="18"/>
+              </w:rPr>
+              <w:t>NLS-GT (Cơ bản 2): HS trình chiếu ảnh và sản phẩm của tuần để cả lớp cùng nhìn lại; mỗi bạn nói một lời ghi nhận dành cho bạn khác</w:t>
+            </w:r>
+          </w:p>
+          <w:p>
+            <w:pPr>
+              <w:spacing w:after="0"/>
+            </w:pPr>
+            <w:r>
+              <w:rPr>
+                <w:b w:val="0"/>
+                <w:i w:val="0"/>
+                <w:sz w:val="18"/>
+              </w:rPr>
+              <w:t>NLS-AT: Bảng thống kê chỉ đếm được việc làm được, không đo hết sự cố gắng của bạn</w:t>
+            </w:r>
+          </w:p>
+          <w:p>
+            <w:pPr>
+              <w:spacing w:after="0"/>
+            </w:pPr>
             <w:r>
               <w:rPr>
                 <w:b w:val="0"/>

--- a/assets/docs/lop5/Hoat dong trai nghiem - Lop 5.docx
+++ b/assets/docs/lop5/Hoat dong trai nghiem - Lop 5.docx
@@ -624,20 +624,6 @@
                 <w:i w:val="0"/>
                 <w:sz w:val="18"/>
               </w:rPr>
-              <w:t>NLS-GT (Cơ bản 2): Sau lễ chào cờ “Chào năm học mới”, GVCN chiếu ảnh khai giảng vừa chụp bằng điện thoại và giới thiệu kênh chung của lớp (bảng tin lớp</w:t>
-            </w:r>
-          </w:p>
-          <w:p>
-            <w:pPr>
-              <w:spacing w:after="0"/>
-            </w:pPr>
-            <w:r>
-              <w:rPr>
-                <w:b w:val="0"/>
-                <w:i w:val="0"/>
-                <w:sz w:val="18"/>
-              </w:rPr>
-              <w:t>NLS-AT: Chỉ chia sẻ ảnh, cảm xúc lên kênh lớp có GV và phụ huynh quản lí</w:t>
             </w:r>
           </w:p>
         </w:tc>
@@ -752,7 +738,7 @@
                 <w:i w:val="0"/>
                 <w:sz w:val="18"/>
               </w:rPr>
-              <w:t>NLS-ST (Cơ bản 2): GV chiếu ảnh lớp qua các năm học; mỗi nhóm chọn ba, bốn ảnh xếp theo thời gian thành chuỗi ảnh có chú thích, thuyết minh, trình chiếu</w:t>
+              <w:t>NLS-ST (Cơ bản 2): GV chiếu ảnh của lớp qua các năm học lên màn hình cho HS nhận ra mình và nói sự thay đổi; mỗi nhóm chọn ba</w:t>
             </w:r>
           </w:p>
           <w:p>
@@ -765,7 +751,7 @@
                 <w:i w:val="0"/>
                 <w:sz w:val="18"/>
               </w:rPr>
-              <w:t>NLS-KT (Cơ bản 2): Sau khi đo chiều cao, HS nhập số đo vào bảng tính trên máy GV; GV hiện biểu đồ cột, HS đọc biểu đồ, nêu cách rèn luyện</w:t>
+              <w:t>NLS-KT (Cơ bản 2): Sau khi đo chiều cao trên tường, HS nhập số đo của mình vào bảng tính trên máy tính GV</w:t>
             </w:r>
           </w:p>
           <w:p>
@@ -778,7 +764,7 @@
                 <w:i w:val="0"/>
                 <w:sz w:val="18"/>
               </w:rPr>
-              <w:t>NLS-AT: Xin phép trước khi chụp ảnh, ghi âm bạn; không đưa thông tin cá nhân vào phiếu.</w:t>
+              <w:t>NLS-AT: Xin phép trước khi chụp ảnh, ghi âm bạn</w:t>
             </w:r>
           </w:p>
         </w:tc>
@@ -893,7 +879,7 @@
                 <w:i w:val="0"/>
                 <w:sz w:val="18"/>
               </w:rPr>
-              <w:t>NLS-KT (Cơ bản 2): Lớp trưởng điều hành đánh giá tuần với bảng theo dõi thi đua trên máy tính GV: nhập số việc tốt từng tổ, xem biểu đồ, nhận xét</w:t>
+              <w:t>NLS-KT (Cơ bản 2): Lớp trưởng điều hành đánh giá tuần với bảng theo dõi thi đua trên máy tính GV: nhập số việc tốt, số lần nhắc nhở của từng tổ</w:t>
             </w:r>
           </w:p>
           <w:p>
@@ -906,7 +892,7 @@
                 <w:i w:val="0"/>
                 <w:sz w:val="18"/>
               </w:rPr>
-              <w:t>NLS-GT (Cơ bản 2): HS vẽ bậc thang tiến bộ; GV chụp vài sản phẩm chiếu lên, mỗi bạn nói một lời ghi nhận tử tế như khi nhắn nhóm lớp</w:t>
+              <w:t>NLS-GT (Cơ bản 2): HS vẽ hoặc viết bậc thang tiến bộ của mình từ lớp 1 đến lớp 4 về kĩ năng, năng lực</w:t>
             </w:r>
           </w:p>
           <w:p>
@@ -919,7 +905,7 @@
                 <w:i w:val="0"/>
                 <w:sz w:val="18"/>
               </w:rPr>
-              <w:t>NLS-AT: Bảng thống kê không đo hết sự cố gắng; nhận xét bạn tế nhị.</w:t>
+              <w:t>NLS-AT: Bảng thống kê chỉ đếm được việc làm được, không đo hết sự cố gắng của bạn</w:t>
             </w:r>
           </w:p>
         </w:tc>
@@ -1036,20 +1022,6 @@
                 <w:i w:val="0"/>
                 <w:sz w:val="18"/>
               </w:rPr>
-              <w:t>NLS-KT (Cơ bản 2): Sau “Ngày hội câu lạc bộ”, GVCN chiếu bảng tin số của trường về các câu lạc bộ (tên, lịch, nội dung sinh hoạt) lên tivi; HS đọc</w:t>
-            </w:r>
-          </w:p>
-          <w:p>
-            <w:pPr>
-              <w:spacing w:after="0"/>
-            </w:pPr>
-            <w:r>
-              <w:rPr>
-                <w:b w:val="0"/>
-                <w:i w:val="0"/>
-                <w:sz w:val="18"/>
-              </w:rPr>
-              <w:t>NLS-AT: Chỉ xem thông tin câu lạc bộ trên bảng tin của trường hoặc kênh lớp</w:t>
             </w:r>
           </w:p>
         </w:tc>
@@ -1164,7 +1136,7 @@
                 <w:i w:val="0"/>
                 <w:sz w:val="18"/>
               </w:rPr>
-              <w:t>NLS-ST (Cơ bản 2): Mỗi nhóm chụp ảnh kỉ vật, sản phẩm cá nhân bằng điện thoại, sắp xếp thành trang trình chiếu góc triển lãm, thuyết trình</w:t>
+              <w:t>NLS-ST (Cơ bản 2): Mỗi nhóm chụp ảnh kỉ vật, sản phẩm cá nhân đã mang đến bằng điện thoại GV</w:t>
             </w:r>
           </w:p>
           <w:p>
@@ -1177,7 +1149,7 @@
                 <w:i w:val="0"/>
                 <w:sz w:val="18"/>
               </w:rPr>
-              <w:t>NLS-KT (Cơ bản 2): HS trả lời phiếu khảo sát ngắn trên máy tính GV về việc mình tiến bộ nhất; GV chiếu biểu đồ kết quả, HS đọc và nhận xét</w:t>
+              <w:t>NLS-KT (Cơ bản 2): HS trả lời phiếu khảo sát ngắn trên máy tính GV: em thấy mình tiến bộ nhất ở việc nào trong học tập, thể thao, việc nhà</w:t>
             </w:r>
           </w:p>
           <w:p>
@@ -1190,7 +1162,7 @@
                 <w:i w:val="0"/>
                 <w:sz w:val="18"/>
               </w:rPr>
-              <w:t>NLS-AT: Xin phép trước khi chụp ảnh, ghi âm bạn; không đưa thông tin cá nhân vào phiếu.</w:t>
+              <w:t>NLS-AT: Xin phép trước khi chụp ảnh, ghi âm bạn</w:t>
             </w:r>
           </w:p>
         </w:tc>
@@ -1305,7 +1277,7 @@
                 <w:i w:val="0"/>
                 <w:sz w:val="18"/>
               </w:rPr>
-              <w:t>NLS-KT (Cơ bản 2): Lớp trưởng dùng bảng theo dõi thi đua trên máy GV tổng kết tuần: nhập số liệu, xem biểu đồ; GV mở video bạn nhỏ giúp việc nhà</w:t>
+              <w:t>NLS-KT (Cơ bản 2): Lớp trưởng dùng bảng theo dõi thi đua trên máy tính GV để tổng kết tuần: nhập số liệu từng tổ</w:t>
             </w:r>
           </w:p>
           <w:p>
@@ -1318,7 +1290,7 @@
                 <w:i w:val="0"/>
                 <w:sz w:val="18"/>
               </w:rPr>
-              <w:t>NLS-GT (Cơ bản 2): HS chiếu ảnh chụp mình làm việc nhà, kể sự tiến bộ; mỗi bạn nói một lời ghi nhận tử tế như khi nhắn nhóm lớp</w:t>
+              <w:t>NLS-GT (Cơ bản 2): HS chiếu ảnh chụp mình đang làm việc nhà như nấu cơm, quét nhà, gấp quần áo</w:t>
             </w:r>
           </w:p>
           <w:p>
@@ -1331,7 +1303,7 @@
                 <w:i w:val="0"/>
                 <w:sz w:val="18"/>
               </w:rPr>
-              <w:t>NLS-AT: Bảng thống kê không đo hết sự cố gắng; nhận xét bạn tế nhị.</w:t>
+              <w:t>NLS-AT: Bảng thống kê chỉ đếm được việc làm được, không đo hết sự cố gắng của bạn</w:t>
             </w:r>
           </w:p>
           <w:p>
@@ -1461,32 +1433,6 @@
                 <w:i w:val="0"/>
                 <w:sz w:val="18"/>
               </w:rPr>
-              <w:t>NLS-KT (Cơ bản 2): Theo chủ điểm “Niềm vui nhân đôi, nỗi buồn chia nửa”, GV chuẩn bị đoạn clip ngắn hoặc bộ ảnh tiểu phẩm dưới cờ về việc bạn bè</w:t>
-            </w:r>
-          </w:p>
-          <w:p>
-            <w:pPr>
-              <w:spacing w:after="0"/>
-            </w:pPr>
-            <w:r>
-              <w:rPr>
-                <w:b w:val="0"/>
-                <w:i w:val="0"/>
-                <w:sz w:val="18"/>
-              </w:rPr>
-              <w:t>NLS-AT: Clip, ảnh chỉ quay khi các bạn tham gia đồng ý và dùng trong phạm vi nhà trường</w:t>
-            </w:r>
-          </w:p>
-          <w:p>
-            <w:pPr>
-              <w:spacing w:after="0"/>
-            </w:pPr>
-            <w:r>
-              <w:rPr>
-                <w:b w:val="0"/>
-                <w:i w:val="0"/>
-                <w:sz w:val="18"/>
-              </w:rPr>
               <w:t>KNS: KN quản lí cảm xúc và vượt qua khó khăn trong học tập, sinh hoạt.</w:t>
             </w:r>
           </w:p>
@@ -2026,6 +1972,45 @@
                 <w:i w:val="0"/>
                 <w:sz w:val="18"/>
               </w:rPr>
+              <w:t>NLS-ST (Cơ bản 2): GV hướng dẫn HS làm một sản phẩm số nhỏ cho chủ đề “Thể hiện cảm xúc phù hợp”: trang trình chiếu</w:t>
+            </w:r>
+          </w:p>
+          <w:p>
+            <w:pPr>
+              <w:spacing w:after="0"/>
+            </w:pPr>
+            <w:r>
+              <w:rPr>
+                <w:b w:val="0"/>
+                <w:i w:val="0"/>
+                <w:sz w:val="18"/>
+              </w:rPr>
+              <w:t>NLS-KT (Cơ bản 2): HS thực hiện một khảo sát nhỏ trong lớp bằng phiếu trên máy, xem kết quả tự tổng hợp thành biểu đồ và cùng nhau nhận xét.</w:t>
+            </w:r>
+          </w:p>
+          <w:p>
+            <w:pPr>
+              <w:spacing w:after="0"/>
+            </w:pPr>
+            <w:r>
+              <w:rPr>
+                <w:b w:val="0"/>
+                <w:i w:val="0"/>
+                <w:sz w:val="18"/>
+              </w:rPr>
+              <w:t>NLS-AT: Xin phép trước khi chụp ảnh, ghi âm bạn</w:t>
+            </w:r>
+          </w:p>
+          <w:p>
+            <w:pPr>
+              <w:spacing w:after="0"/>
+            </w:pPr>
+            <w:r>
+              <w:rPr>
+                <w:b w:val="0"/>
+                <w:i w:val="0"/>
+                <w:sz w:val="18"/>
+              </w:rPr>
               <w:t>KNS: KN quản lí cảm xúc và vượt qua khó khăn trong học tập, sinh hoạt.</w:t>
             </w:r>
           </w:p>
@@ -2141,6 +2126,45 @@
                 <w:i w:val="0"/>
                 <w:sz w:val="18"/>
               </w:rPr>
+              <w:t>NLS-KT (Cơ bản 2): GV hướng dẫn HS dùng bảng theo dõi trên máy để tổng kết thi đua tuần gắn với nội dung “Khả năng kiểm soát cảm xúc”: nhập số</w:t>
+            </w:r>
+          </w:p>
+          <w:p>
+            <w:pPr>
+              <w:spacing w:after="0"/>
+            </w:pPr>
+            <w:r>
+              <w:rPr>
+                <w:b w:val="0"/>
+                <w:i w:val="0"/>
+                <w:sz w:val="18"/>
+              </w:rPr>
+              <w:t>NLS-GT (Cơ bản 2): HS trình chiếu ảnh và sản phẩm của tuần để cả lớp cùng nhìn lại; mỗi bạn nói một lời ghi nhận dành cho bạn khác</w:t>
+            </w:r>
+          </w:p>
+          <w:p>
+            <w:pPr>
+              <w:spacing w:after="0"/>
+            </w:pPr>
+            <w:r>
+              <w:rPr>
+                <w:b w:val="0"/>
+                <w:i w:val="0"/>
+                <w:sz w:val="18"/>
+              </w:rPr>
+              <w:t>NLS-AT: Bảng thống kê chỉ đếm được việc làm được, không đo hết sự cố gắng của bạn</w:t>
+            </w:r>
+          </w:p>
+          <w:p>
+            <w:pPr>
+              <w:spacing w:after="0"/>
+            </w:pPr>
+            <w:r>
+              <w:rPr>
+                <w:b w:val="0"/>
+                <w:i w:val="0"/>
+                <w:sz w:val="18"/>
+              </w:rPr>
               <w:t>KNS: KN quản lí cảm xúc và vượt qua khó khăn trong học tập, sinh hoạt.</w:t>
             </w:r>
           </w:p>
@@ -2373,7 +2397,7 @@
                 <w:i w:val="0"/>
                 <w:sz w:val="18"/>
               </w:rPr>
-              <w:t>NLS-GT: hợp tác lập kế hoạch/sản phẩm nhóm; trình bày kết quả bằng hình ảnh hoặc phiếu số đơn giản.</w:t>
+              <w:t>NLS-ST (Cơ bản 2): GV hướng dẫn HS làm một sản phẩm số nhỏ cho chủ đề “Các vấn đề nảy sinh trong mối quan hệ bạn bè và cách giải quyết”:</w:t>
             </w:r>
           </w:p>
           <w:p>
@@ -2386,7 +2410,20 @@
                 <w:i w:val="0"/>
                 <w:sz w:val="18"/>
               </w:rPr>
-              <w:t>NLS-ST: hợp tác lập kế hoạch/sản phẩm nhóm; trình bày kết quả bằng hình ảnh hoặc phiếu số đơn giản.</w:t>
+              <w:t>NLS-KT (Cơ bản 2): HS thực hiện một khảo sát nhỏ trong lớp bằng phiếu trên máy, xem kết quả tự tổng hợp thành biểu đồ và cùng nhau nhận xét.</w:t>
+            </w:r>
+          </w:p>
+          <w:p>
+            <w:pPr>
+              <w:spacing w:after="0"/>
+            </w:pPr>
+            <w:r>
+              <w:rPr>
+                <w:b w:val="0"/>
+                <w:i w:val="0"/>
+                <w:sz w:val="18"/>
+              </w:rPr>
+              <w:t>NLS-AT: Xin phép trước khi chụp ảnh, ghi âm bạn</w:t>
             </w:r>
           </w:p>
           <w:p>
@@ -2514,6 +2551,33 @@
                 <w:i w:val="0"/>
                 <w:sz w:val="18"/>
               </w:rPr>
+              <w:t>NLS-KT (Cơ bản 2): GV hướng dẫn HS dùng bảng theo dõi trên máy để tổng kết thi đua tuần gắn với nội dung “Thực hành giải quyết vấn đề nảy sinh</w:t>
+            </w:r>
+          </w:p>
+          <w:p>
+            <w:pPr>
+              <w:spacing w:after="0"/>
+            </w:pPr>
+            <w:r>
+              <w:rPr>
+                <w:b w:val="0"/>
+                <w:i w:val="0"/>
+                <w:sz w:val="18"/>
+              </w:rPr>
+              <w:t>NLS-GT (Cơ bản 2): HS trình chiếu ảnh và sản phẩm của tuần để cả lớp cùng nhìn lại; mỗi bạn nói một lời ghi nhận dành cho bạn khác</w:t>
+            </w:r>
+          </w:p>
+          <w:p>
+            <w:pPr>
+              <w:spacing w:after="0"/>
+            </w:pPr>
+            <w:r>
+              <w:rPr>
+                <w:b w:val="0"/>
+                <w:i w:val="0"/>
+                <w:sz w:val="18"/>
+              </w:rPr>
+              <w:t>NLS-AT: Bảng thống kê chỉ đếm được việc làm được, không đo hết sự cố gắng của bạn</w:t>
             </w:r>
           </w:p>
         </w:tc>
@@ -3089,6 +3153,33 @@
                 <w:i w:val="0"/>
                 <w:sz w:val="18"/>
               </w:rPr>
+              <w:t>NLS-ST (Cơ bản 2): GV hướng dẫn HS làm một sản phẩm số nhỏ cho chủ đề “Giữ gìn tình bạn”: trang trình chiếu</w:t>
+            </w:r>
+          </w:p>
+          <w:p>
+            <w:pPr>
+              <w:spacing w:after="0"/>
+            </w:pPr>
+            <w:r>
+              <w:rPr>
+                <w:b w:val="0"/>
+                <w:i w:val="0"/>
+                <w:sz w:val="18"/>
+              </w:rPr>
+              <w:t>NLS-KT (Cơ bản 2): HS thực hiện một khảo sát nhỏ trong lớp bằng phiếu trên máy, xem kết quả tự tổng hợp thành biểu đồ và cùng nhau nhận xét.</w:t>
+            </w:r>
+          </w:p>
+          <w:p>
+            <w:pPr>
+              <w:spacing w:after="0"/>
+            </w:pPr>
+            <w:r>
+              <w:rPr>
+                <w:b w:val="0"/>
+                <w:i w:val="0"/>
+                <w:sz w:val="18"/>
+              </w:rPr>
+              <w:t>NLS-AT: Xin phép trước khi chụp ảnh, ghi âm bạn</w:t>
             </w:r>
           </w:p>
         </w:tc>
@@ -3203,6 +3294,33 @@
                 <w:i w:val="0"/>
                 <w:sz w:val="18"/>
               </w:rPr>
+              <w:t>NLS-KT (Cơ bản 2): GV hướng dẫn HS dùng bảng theo dõi trên máy để tổng kết thi đua tuần gắn với nội dung “Nuôi dưỡng tình bạn”: nhập số liệu</w:t>
+            </w:r>
+          </w:p>
+          <w:p>
+            <w:pPr>
+              <w:spacing w:after="0"/>
+            </w:pPr>
+            <w:r>
+              <w:rPr>
+                <w:b w:val="0"/>
+                <w:i w:val="0"/>
+                <w:sz w:val="18"/>
+              </w:rPr>
+              <w:t>NLS-GT (Cơ bản 2): HS trình chiếu ảnh và sản phẩm của tuần để cả lớp cùng nhìn lại; mỗi bạn nói một lời ghi nhận dành cho bạn khác</w:t>
+            </w:r>
+          </w:p>
+          <w:p>
+            <w:pPr>
+              <w:spacing w:after="0"/>
+            </w:pPr>
+            <w:r>
+              <w:rPr>
+                <w:b w:val="0"/>
+                <w:i w:val="0"/>
+                <w:sz w:val="18"/>
+              </w:rPr>
+              <w:t>NLS-AT: Bảng thống kê chỉ đếm được việc làm được, không đo hết sự cố gắng của bạn</w:t>
             </w:r>
           </w:p>
         </w:tc>
@@ -3665,32 +3783,6 @@
                 <w:i w:val="0"/>
                 <w:sz w:val="18"/>
               </w:rPr>
-              <w:t>NLS-GT: hợp tác lập kế hoạch/sản phẩm nhóm; trình bày kết quả bằng hình ảnh hoặc phiếu số đơn giản.</w:t>
-            </w:r>
-          </w:p>
-          <w:p>
-            <w:pPr>
-              <w:spacing w:after="0"/>
-            </w:pPr>
-            <w:r>
-              <w:rPr>
-                <w:b w:val="0"/>
-                <w:i w:val="0"/>
-                <w:sz w:val="18"/>
-              </w:rPr>
-              <w:t>NLS-ST: hợp tác lập kế hoạch/sản phẩm nhóm; trình bày kết quả bằng hình ảnh hoặc phiếu số đơn giản.</w:t>
-            </w:r>
-          </w:p>
-          <w:p>
-            <w:pPr>
-              <w:spacing w:after="0"/>
-            </w:pPr>
-            <w:r>
-              <w:rPr>
-                <w:b w:val="0"/>
-                <w:i w:val="0"/>
-                <w:sz w:val="18"/>
-              </w:rPr>
               <w:t>QPAN: Tổ chức hoạt động tìm hiểu, thăm hỏi, tri ân gia đình thương binh, liệt sĩ, đơn vị bộ đội, công an trên địa bàn; giới thiệu chủ quyền, quyền chủ quyền biển, đảo Việt Nam và gương dũng cảm cứu hộ, cứu nạn của cán bộ, chiến sĩ.</w:t>
             </w:r>
           </w:p>
@@ -3806,6 +3898,45 @@
                 <w:i w:val="0"/>
                 <w:sz w:val="18"/>
               </w:rPr>
+              <w:t>NLS-ST (Cơ bản 2): GV hướng dẫn HS làm một sản phẩm số nhỏ cho chủ đề “Sự kiện truyền thống tôn sư trọng đạo”: trang trình chiếu</w:t>
+            </w:r>
+          </w:p>
+          <w:p>
+            <w:pPr>
+              <w:spacing w:after="0"/>
+            </w:pPr>
+            <w:r>
+              <w:rPr>
+                <w:b w:val="0"/>
+                <w:i w:val="0"/>
+                <w:sz w:val="18"/>
+              </w:rPr>
+              <w:t>NLS-KT (Cơ bản 2): HS thực hiện một khảo sát nhỏ trong lớp bằng phiếu trên máy, xem kết quả tự tổng hợp thành biểu đồ và cùng nhau nhận xét.</w:t>
+            </w:r>
+          </w:p>
+          <w:p>
+            <w:pPr>
+              <w:spacing w:after="0"/>
+            </w:pPr>
+            <w:r>
+              <w:rPr>
+                <w:b w:val="0"/>
+                <w:i w:val="0"/>
+                <w:sz w:val="18"/>
+              </w:rPr>
+              <w:t>NLS-AT: Xin phép trước khi chụp ảnh, ghi âm bạn</w:t>
+            </w:r>
+          </w:p>
+          <w:p>
+            <w:pPr>
+              <w:spacing w:after="0"/>
+            </w:pPr>
+            <w:r>
+              <w:rPr>
+                <w:b w:val="0"/>
+                <w:i w:val="0"/>
+                <w:sz w:val="18"/>
+              </w:rPr>
               <w:t>QPAN: Tổ chức hoạt động tìm hiểu, thăm hỏi, tri ân gia đình thương binh, liệt sĩ, đơn vị bộ đội, công an trên địa bàn; giới thiệu chủ quyền, quyền chủ quyền biển, đảo Việt Nam và gương dũng cảm cứu hộ, cứu nạn của cán bộ, chiến sĩ.</w:t>
             </w:r>
           </w:p>
@@ -3921,6 +4052,45 @@
                 <w:i w:val="0"/>
                 <w:sz w:val="18"/>
               </w:rPr>
+              <w:t>NLS-KT (Cơ bản 2): GV hướng dẫn HS dùng bảng theo dõi trên máy để tổng kết thi đua tuần gắn với nội dung “Giới thiệu truyền thống nhà trường”: nhập số</w:t>
+            </w:r>
+          </w:p>
+          <w:p>
+            <w:pPr>
+              <w:spacing w:after="0"/>
+            </w:pPr>
+            <w:r>
+              <w:rPr>
+                <w:b w:val="0"/>
+                <w:i w:val="0"/>
+                <w:sz w:val="18"/>
+              </w:rPr>
+              <w:t>NLS-GT (Cơ bản 2): HS trình chiếu ảnh và sản phẩm của tuần để cả lớp cùng nhìn lại; mỗi bạn nói một lời ghi nhận dành cho bạn khác</w:t>
+            </w:r>
+          </w:p>
+          <w:p>
+            <w:pPr>
+              <w:spacing w:after="0"/>
+            </w:pPr>
+            <w:r>
+              <w:rPr>
+                <w:b w:val="0"/>
+                <w:i w:val="0"/>
+                <w:sz w:val="18"/>
+              </w:rPr>
+              <w:t>NLS-AT: Bảng thống kê chỉ đếm được việc làm được, không đo hết sự cố gắng của bạn</w:t>
+            </w:r>
+          </w:p>
+          <w:p>
+            <w:pPr>
+              <w:spacing w:after="0"/>
+            </w:pPr>
+            <w:r>
+              <w:rPr>
+                <w:b w:val="0"/>
+                <w:i w:val="0"/>
+                <w:sz w:val="18"/>
+              </w:rPr>
               <w:t>QPAN: Tổ chức hoạt động tìm hiểu, thăm hỏi, tri ân gia đình thương binh, liệt sĩ, đơn vị bộ đội, công an trên địa bàn; giới thiệu chủ quyền, quyền chủ quyền biển, đảo Việt Nam và gương dũng cảm cứu hộ, cứu nạn của cán bộ, chiến sĩ.</w:t>
             </w:r>
           </w:p>
@@ -4153,6 +4323,33 @@
                 <w:i w:val="0"/>
                 <w:sz w:val="18"/>
               </w:rPr>
+              <w:t>NLS-ST (Cơ bản 2): GV hướng dẫn HS làm một sản phẩm số nhỏ cho chủ đề “Tâm sự thầy - trò”: trang trình chiếu</w:t>
+            </w:r>
+          </w:p>
+          <w:p>
+            <w:pPr>
+              <w:spacing w:after="0"/>
+            </w:pPr>
+            <w:r>
+              <w:rPr>
+                <w:b w:val="0"/>
+                <w:i w:val="0"/>
+                <w:sz w:val="18"/>
+              </w:rPr>
+              <w:t>NLS-KT (Cơ bản 2): HS thực hiện một khảo sát nhỏ trong lớp bằng phiếu trên máy, xem kết quả tự tổng hợp thành biểu đồ và cùng nhau nhận xét.</w:t>
+            </w:r>
+          </w:p>
+          <w:p>
+            <w:pPr>
+              <w:spacing w:after="0"/>
+            </w:pPr>
+            <w:r>
+              <w:rPr>
+                <w:b w:val="0"/>
+                <w:i w:val="0"/>
+                <w:sz w:val="18"/>
+              </w:rPr>
+              <w:t>NLS-AT: Xin phép trước khi chụp ảnh, ghi âm bạn</w:t>
             </w:r>
           </w:p>
         </w:tc>
@@ -4267,6 +4464,33 @@
                 <w:i w:val="0"/>
                 <w:sz w:val="18"/>
               </w:rPr>
+              <w:t>NLS-KT (Cơ bản 2): GV hướng dẫn HS dùng bảng theo dõi trên máy để tổng kết thi đua tuần gắn với nội dung “Giải quyết một số vấn đề nảy sinh</w:t>
+            </w:r>
+          </w:p>
+          <w:p>
+            <w:pPr>
+              <w:spacing w:after="0"/>
+            </w:pPr>
+            <w:r>
+              <w:rPr>
+                <w:b w:val="0"/>
+                <w:i w:val="0"/>
+                <w:sz w:val="18"/>
+              </w:rPr>
+              <w:t>NLS-GT (Cơ bản 2): HS trình chiếu ảnh và sản phẩm của tuần để cả lớp cùng nhìn lại; mỗi bạn nói một lời ghi nhận dành cho bạn khác</w:t>
+            </w:r>
+          </w:p>
+          <w:p>
+            <w:pPr>
+              <w:spacing w:after="0"/>
+            </w:pPr>
+            <w:r>
+              <w:rPr>
+                <w:b w:val="0"/>
+                <w:i w:val="0"/>
+                <w:sz w:val="18"/>
+              </w:rPr>
+              <w:t>NLS-AT: Bảng thống kê chỉ đếm được việc làm được, không đo hết sự cố gắng của bạn</w:t>
             </w:r>
           </w:p>
         </w:tc>
@@ -4498,6 +4722,33 @@
                 <w:i w:val="0"/>
                 <w:sz w:val="18"/>
               </w:rPr>
+              <w:t>NLS-ST (Cơ bản 2): GV hướng dẫn HS làm một sản phẩm số nhỏ cho chủ đề “Vun đắp tình thầy trò”: trang trình chiếu</w:t>
+            </w:r>
+          </w:p>
+          <w:p>
+            <w:pPr>
+              <w:spacing w:after="0"/>
+            </w:pPr>
+            <w:r>
+              <w:rPr>
+                <w:b w:val="0"/>
+                <w:i w:val="0"/>
+                <w:sz w:val="18"/>
+              </w:rPr>
+              <w:t>NLS-KT (Cơ bản 2): HS thực hiện một khảo sát nhỏ trong lớp bằng phiếu trên máy, xem kết quả tự tổng hợp thành biểu đồ và cùng nhau nhận xét.</w:t>
+            </w:r>
+          </w:p>
+          <w:p>
+            <w:pPr>
+              <w:spacing w:after="0"/>
+            </w:pPr>
+            <w:r>
+              <w:rPr>
+                <w:b w:val="0"/>
+                <w:i w:val="0"/>
+                <w:sz w:val="18"/>
+              </w:rPr>
+              <w:t>NLS-AT: Xin phép trước khi chụp ảnh, ghi âm bạn</w:t>
             </w:r>
           </w:p>
         </w:tc>
@@ -4612,6 +4863,45 @@
                 <w:i w:val="0"/>
                 <w:sz w:val="18"/>
               </w:rPr>
+              <w:t>NLS-KT (Cơ bản 2): GV hướng dẫn HS dùng bảng theo dõi trên máy để tổng kết thi đua tuần gắn với nội dung “Sản phẩm tri ân thầy cô”: nhập số</w:t>
+            </w:r>
+          </w:p>
+          <w:p>
+            <w:pPr>
+              <w:spacing w:after="0"/>
+            </w:pPr>
+            <w:r>
+              <w:rPr>
+                <w:b w:val="0"/>
+                <w:i w:val="0"/>
+                <w:sz w:val="18"/>
+              </w:rPr>
+              <w:t>NLS-GT (Cơ bản 2): HS trình chiếu ảnh và sản phẩm của tuần để cả lớp cùng nhìn lại; mỗi bạn nói một lời ghi nhận dành cho bạn khác</w:t>
+            </w:r>
+          </w:p>
+          <w:p>
+            <w:pPr>
+              <w:spacing w:after="0"/>
+            </w:pPr>
+            <w:r>
+              <w:rPr>
+                <w:b w:val="0"/>
+                <w:i w:val="0"/>
+                <w:sz w:val="18"/>
+              </w:rPr>
+              <w:t>NLS-AT: Bảng thống kê chỉ đếm được việc làm được, không đo hết sự cố gắng của bạn</w:t>
+            </w:r>
+          </w:p>
+          <w:p>
+            <w:pPr>
+              <w:spacing w:after="0"/>
+            </w:pPr>
+            <w:r>
+              <w:rPr>
+                <w:b w:val="0"/>
+                <w:i w:val="0"/>
+                <w:sz w:val="18"/>
+              </w:rPr>
               <w:t>KNS: KN lao động tự phục vụ và bước đầu tìm hiểu nghề nghiệp.</w:t>
             </w:r>
           </w:p>
@@ -4843,6 +5133,33 @@
                 <w:i w:val="0"/>
                 <w:sz w:val="18"/>
               </w:rPr>
+              <w:t>NLS-ST (Cơ bản 2): GV hướng dẫn HS làm một sản phẩm số nhỏ cho chủ đề “Chuẩn bị chào mừng ngày nhà giáo Việt Nam 20-11”: trang trình chiếu</w:t>
+            </w:r>
+          </w:p>
+          <w:p>
+            <w:pPr>
+              <w:spacing w:after="0"/>
+            </w:pPr>
+            <w:r>
+              <w:rPr>
+                <w:b w:val="0"/>
+                <w:i w:val="0"/>
+                <w:sz w:val="18"/>
+              </w:rPr>
+              <w:t>NLS-KT (Cơ bản 2): HS thực hiện một khảo sát nhỏ trong lớp bằng phiếu trên máy, xem kết quả tự tổng hợp thành biểu đồ và cùng nhau nhận xét.</w:t>
+            </w:r>
+          </w:p>
+          <w:p>
+            <w:pPr>
+              <w:spacing w:after="0"/>
+            </w:pPr>
+            <w:r>
+              <w:rPr>
+                <w:b w:val="0"/>
+                <w:i w:val="0"/>
+                <w:sz w:val="18"/>
+              </w:rPr>
+              <w:t>NLS-AT: Xin phép trước khi chụp ảnh, ghi âm bạn</w:t>
             </w:r>
           </w:p>
         </w:tc>
@@ -5074,32 +5391,6 @@
                 <w:i w:val="0"/>
                 <w:sz w:val="18"/>
               </w:rPr>
-              <w:t>NLS-GT: hợp tác lập kế hoạch/sản phẩm nhóm; trình bày kết quả bằng hình ảnh hoặc phiếu số đơn giản.</w:t>
-            </w:r>
-          </w:p>
-          <w:p>
-            <w:pPr>
-              <w:spacing w:after="0"/>
-            </w:pPr>
-            <w:r>
-              <w:rPr>
-                <w:b w:val="0"/>
-                <w:i w:val="0"/>
-                <w:sz w:val="18"/>
-              </w:rPr>
-              <w:t>NLS-ST: hợp tác lập kế hoạch/sản phẩm nhóm; trình bày kết quả bằng hình ảnh hoặc phiếu số đơn giản.</w:t>
-            </w:r>
-          </w:p>
-          <w:p>
-            <w:pPr>
-              <w:spacing w:after="0"/>
-            </w:pPr>
-            <w:r>
-              <w:rPr>
-                <w:b w:val="0"/>
-                <w:i w:val="0"/>
-                <w:sz w:val="18"/>
-              </w:rPr>
               <w:t>KNS: KN lập kế hoạch và quản lí chi tiêu, thời gian ở mức đơn giản.</w:t>
             </w:r>
           </w:p>
@@ -5215,6 +5506,45 @@
                 <w:i w:val="0"/>
                 <w:sz w:val="18"/>
               </w:rPr>
+              <w:t>NLS-ST (Cơ bản 2): GV hướng dẫn HS làm một sản phẩm số nhỏ cho chủ đề “Sổ tay ghi chép chi tiêu trong gia đình”: trang trình chiếu</w:t>
+            </w:r>
+          </w:p>
+          <w:p>
+            <w:pPr>
+              <w:spacing w:after="0"/>
+            </w:pPr>
+            <w:r>
+              <w:rPr>
+                <w:b w:val="0"/>
+                <w:i w:val="0"/>
+                <w:sz w:val="18"/>
+              </w:rPr>
+              <w:t>NLS-KT (Cơ bản 2): HS thực hiện một khảo sát nhỏ trong lớp bằng phiếu trên máy, xem kết quả tự tổng hợp thành biểu đồ và cùng nhau nhận xét.</w:t>
+            </w:r>
+          </w:p>
+          <w:p>
+            <w:pPr>
+              <w:spacing w:after="0"/>
+            </w:pPr>
+            <w:r>
+              <w:rPr>
+                <w:b w:val="0"/>
+                <w:i w:val="0"/>
+                <w:sz w:val="18"/>
+              </w:rPr>
+              <w:t>NLS-AT: Xin phép trước khi chụp ảnh, ghi âm bạn</w:t>
+            </w:r>
+          </w:p>
+          <w:p>
+            <w:pPr>
+              <w:spacing w:after="0"/>
+            </w:pPr>
+            <w:r>
+              <w:rPr>
+                <w:b w:val="0"/>
+                <w:i w:val="0"/>
+                <w:sz w:val="18"/>
+              </w:rPr>
               <w:t>KNS: KN lập kế hoạch và quản lí chi tiêu, thời gian ở mức đơn giản.</w:t>
             </w:r>
           </w:p>
@@ -5330,6 +5660,45 @@
                 <w:i w:val="0"/>
                 <w:sz w:val="18"/>
               </w:rPr>
+              <w:t>NLS-KT (Cơ bản 2): GV hướng dẫn HS dùng bảng theo dõi trên máy để tổng kết thi đua tuần gắn với nội dung “Ghi chép chi tiêu”: nhập số liệu</w:t>
+            </w:r>
+          </w:p>
+          <w:p>
+            <w:pPr>
+              <w:spacing w:after="0"/>
+            </w:pPr>
+            <w:r>
+              <w:rPr>
+                <w:b w:val="0"/>
+                <w:i w:val="0"/>
+                <w:sz w:val="18"/>
+              </w:rPr>
+              <w:t>NLS-GT (Cơ bản 2): HS trình chiếu ảnh và sản phẩm của tuần để cả lớp cùng nhìn lại; mỗi bạn nói một lời ghi nhận dành cho bạn khác</w:t>
+            </w:r>
+          </w:p>
+          <w:p>
+            <w:pPr>
+              <w:spacing w:after="0"/>
+            </w:pPr>
+            <w:r>
+              <w:rPr>
+                <w:b w:val="0"/>
+                <w:i w:val="0"/>
+                <w:sz w:val="18"/>
+              </w:rPr>
+              <w:t>NLS-AT: Bảng thống kê chỉ đếm được việc làm được, không đo hết sự cố gắng của bạn</w:t>
+            </w:r>
+          </w:p>
+          <w:p>
+            <w:pPr>
+              <w:spacing w:after="0"/>
+            </w:pPr>
+            <w:r>
+              <w:rPr>
+                <w:b w:val="0"/>
+                <w:i w:val="0"/>
+                <w:sz w:val="18"/>
+              </w:rPr>
               <w:t>KNS: KN lập kế hoạch và quản lí chi tiêu, thời gian ở mức đơn giản.</w:t>
             </w:r>
           </w:p>
@@ -5562,6 +5931,33 @@
                 <w:i w:val="0"/>
                 <w:sz w:val="18"/>
               </w:rPr>
+              <w:t>NLS-ST (Cơ bản 2): GV hướng dẫn HS làm một sản phẩm số nhỏ cho chủ đề “Ý tưởng kinh doanh”: trang trình chiếu</w:t>
+            </w:r>
+          </w:p>
+          <w:p>
+            <w:pPr>
+              <w:spacing w:after="0"/>
+            </w:pPr>
+            <w:r>
+              <w:rPr>
+                <w:b w:val="0"/>
+                <w:i w:val="0"/>
+                <w:sz w:val="18"/>
+              </w:rPr>
+              <w:t>NLS-KT (Cơ bản 2): HS thực hiện một khảo sát nhỏ trong lớp bằng phiếu trên máy, xem kết quả tự tổng hợp thành biểu đồ và cùng nhau nhận xét.</w:t>
+            </w:r>
+          </w:p>
+          <w:p>
+            <w:pPr>
+              <w:spacing w:after="0"/>
+            </w:pPr>
+            <w:r>
+              <w:rPr>
+                <w:b w:val="0"/>
+                <w:i w:val="0"/>
+                <w:sz w:val="18"/>
+              </w:rPr>
+              <w:t>NLS-AT: Xin phép trước khi chụp ảnh, ghi âm bạn</w:t>
             </w:r>
           </w:p>
         </w:tc>
@@ -5676,6 +6072,33 @@
                 <w:i w:val="0"/>
                 <w:sz w:val="18"/>
               </w:rPr>
+              <w:t>NLS-KT (Cơ bản 2): GV hướng dẫn HS dùng bảng theo dõi trên máy để tổng kết thi đua tuần gắn với nội dung “Thực hiện khảo sát nhu cầu khách hàng”:</w:t>
+            </w:r>
+          </w:p>
+          <w:p>
+            <w:pPr>
+              <w:spacing w:after="0"/>
+            </w:pPr>
+            <w:r>
+              <w:rPr>
+                <w:b w:val="0"/>
+                <w:i w:val="0"/>
+                <w:sz w:val="18"/>
+              </w:rPr>
+              <w:t>NLS-GT (Cơ bản 2): HS trình chiếu ảnh và sản phẩm của tuần để cả lớp cùng nhìn lại; mỗi bạn nói một lời ghi nhận dành cho bạn khác</w:t>
+            </w:r>
+          </w:p>
+          <w:p>
+            <w:pPr>
+              <w:spacing w:after="0"/>
+            </w:pPr>
+            <w:r>
+              <w:rPr>
+                <w:b w:val="0"/>
+                <w:i w:val="0"/>
+                <w:sz w:val="18"/>
+              </w:rPr>
+              <w:t>NLS-AT: Bảng thống kê chỉ đếm được việc làm được, không đo hết sự cố gắng của bạn</w:t>
             </w:r>
           </w:p>
         </w:tc>
@@ -5907,6 +6330,45 @@
                 <w:i w:val="0"/>
                 <w:sz w:val="18"/>
               </w:rPr>
+              <w:t>NLS-ST (Cơ bản 2): GV hướng dẫn HS làm một sản phẩm số nhỏ cho chủ đề “Việc cần làm để thực hiện kế hoạch kinh doanh”: trang trình chiếu</w:t>
+            </w:r>
+          </w:p>
+          <w:p>
+            <w:pPr>
+              <w:spacing w:after="0"/>
+            </w:pPr>
+            <w:r>
+              <w:rPr>
+                <w:b w:val="0"/>
+                <w:i w:val="0"/>
+                <w:sz w:val="18"/>
+              </w:rPr>
+              <w:t>NLS-KT (Cơ bản 2): HS thực hiện một khảo sát nhỏ trong lớp bằng phiếu trên máy, xem kết quả tự tổng hợp thành biểu đồ và cùng nhau nhận xét.</w:t>
+            </w:r>
+          </w:p>
+          <w:p>
+            <w:pPr>
+              <w:spacing w:after="0"/>
+            </w:pPr>
+            <w:r>
+              <w:rPr>
+                <w:b w:val="0"/>
+                <w:i w:val="0"/>
+                <w:sz w:val="18"/>
+              </w:rPr>
+              <w:t>NLS-AT: Xin phép trước khi chụp ảnh, ghi âm bạn</w:t>
+            </w:r>
+          </w:p>
+          <w:p>
+            <w:pPr>
+              <w:spacing w:after="0"/>
+            </w:pPr>
+            <w:r>
+              <w:rPr>
+                <w:b w:val="0"/>
+                <w:i w:val="0"/>
+                <w:sz w:val="18"/>
+              </w:rPr>
               <w:t>KNS: KN lập kế hoạch và quản lí chi tiêu, thời gian ở mức đơn giản.</w:t>
             </w:r>
           </w:p>
@@ -6022,6 +6484,33 @@
                 <w:i w:val="0"/>
                 <w:sz w:val="18"/>
               </w:rPr>
+              <w:t>NLS-KT (Cơ bản 2): GV hướng dẫn HS dùng bảng theo dõi trên máy để tổng kết thi đua tuần gắn với nội dung “Kinh doanh hiệu quả”: nhập số liệu</w:t>
+            </w:r>
+          </w:p>
+          <w:p>
+            <w:pPr>
+              <w:spacing w:after="0"/>
+            </w:pPr>
+            <w:r>
+              <w:rPr>
+                <w:b w:val="0"/>
+                <w:i w:val="0"/>
+                <w:sz w:val="18"/>
+              </w:rPr>
+              <w:t>NLS-GT (Cơ bản 2): HS trình chiếu ảnh và sản phẩm của tuần để cả lớp cùng nhìn lại; mỗi bạn nói một lời ghi nhận dành cho bạn khác</w:t>
+            </w:r>
+          </w:p>
+          <w:p>
+            <w:pPr>
+              <w:spacing w:after="0"/>
+            </w:pPr>
+            <w:r>
+              <w:rPr>
+                <w:b w:val="0"/>
+                <w:i w:val="0"/>
+                <w:sz w:val="18"/>
+              </w:rPr>
+              <w:t>NLS-AT: Bảng thống kê chỉ đếm được việc làm được, không đo hết sự cố gắng của bạn</w:t>
             </w:r>
           </w:p>
         </w:tc>
@@ -6252,6 +6741,45 @@
                 <w:i w:val="0"/>
                 <w:sz w:val="18"/>
               </w:rPr>
+              <w:t>NLS-ST (Cơ bản 2): GV hướng dẫn HS làm một sản phẩm số nhỏ cho chủ đề “Xây dụng kế hoạch kinh doanh”: trang trình chiếu</w:t>
+            </w:r>
+          </w:p>
+          <w:p>
+            <w:pPr>
+              <w:spacing w:after="0"/>
+            </w:pPr>
+            <w:r>
+              <w:rPr>
+                <w:b w:val="0"/>
+                <w:i w:val="0"/>
+                <w:sz w:val="18"/>
+              </w:rPr>
+              <w:t>NLS-KT (Cơ bản 2): HS thực hiện một khảo sát nhỏ trong lớp bằng phiếu trên máy, xem kết quả tự tổng hợp thành biểu đồ và cùng nhau nhận xét.</w:t>
+            </w:r>
+          </w:p>
+          <w:p>
+            <w:pPr>
+              <w:spacing w:after="0"/>
+            </w:pPr>
+            <w:r>
+              <w:rPr>
+                <w:b w:val="0"/>
+                <w:i w:val="0"/>
+                <w:sz w:val="18"/>
+              </w:rPr>
+              <w:t>NLS-AT: Xin phép trước khi chụp ảnh, ghi âm bạn</w:t>
+            </w:r>
+          </w:p>
+          <w:p>
+            <w:pPr>
+              <w:spacing w:after="0"/>
+            </w:pPr>
+            <w:r>
+              <w:rPr>
+                <w:b w:val="0"/>
+                <w:i w:val="0"/>
+                <w:sz w:val="18"/>
+              </w:rPr>
               <w:t>KNS: KN lập kế hoạch và quản lí chi tiêu, thời gian ở mức đơn giản.</w:t>
             </w:r>
           </w:p>
@@ -6598,6 +7126,33 @@
                 <w:i w:val="0"/>
                 <w:sz w:val="18"/>
               </w:rPr>
+              <w:t>NLS-ST (Cơ bản 2): GV hướng dẫn HS làm một sản phẩm số nhỏ cho chủ đề “Trách nhiệm của em trong gia đình”: trang trình chiếu</w:t>
+            </w:r>
+          </w:p>
+          <w:p>
+            <w:pPr>
+              <w:spacing w:after="0"/>
+            </w:pPr>
+            <w:r>
+              <w:rPr>
+                <w:b w:val="0"/>
+                <w:i w:val="0"/>
+                <w:sz w:val="18"/>
+              </w:rPr>
+              <w:t>NLS-KT (Cơ bản 2): HS thực hiện một khảo sát nhỏ trong lớp bằng phiếu trên máy, xem kết quả tự tổng hợp thành biểu đồ và cùng nhau nhận xét.</w:t>
+            </w:r>
+          </w:p>
+          <w:p>
+            <w:pPr>
+              <w:spacing w:after="0"/>
+            </w:pPr>
+            <w:r>
+              <w:rPr>
+                <w:b w:val="0"/>
+                <w:i w:val="0"/>
+                <w:sz w:val="18"/>
+              </w:rPr>
+              <w:t>NLS-AT: Xin phép trước khi chụp ảnh, ghi âm bạn</w:t>
             </w:r>
           </w:p>
         </w:tc>
@@ -6712,6 +7267,33 @@
                 <w:i w:val="0"/>
                 <w:sz w:val="18"/>
               </w:rPr>
+              <w:t>NLS-KT (Cơ bản 2): GV hướng dẫn HS dùng bảng theo dõi trên máy để tổng kết thi đua tuần gắn với nội dung “Thể hiện trách nhiệm với gia đình”: nhập</w:t>
+            </w:r>
+          </w:p>
+          <w:p>
+            <w:pPr>
+              <w:spacing w:after="0"/>
+            </w:pPr>
+            <w:r>
+              <w:rPr>
+                <w:b w:val="0"/>
+                <w:i w:val="0"/>
+                <w:sz w:val="18"/>
+              </w:rPr>
+              <w:t>NLS-GT (Cơ bản 2): HS trình chiếu ảnh và sản phẩm của tuần để cả lớp cùng nhìn lại; mỗi bạn nói một lời ghi nhận dành cho bạn khác</w:t>
+            </w:r>
+          </w:p>
+          <w:p>
+            <w:pPr>
+              <w:spacing w:after="0"/>
+            </w:pPr>
+            <w:r>
+              <w:rPr>
+                <w:b w:val="0"/>
+                <w:i w:val="0"/>
+                <w:sz w:val="18"/>
+              </w:rPr>
+              <w:t>NLS-AT: Bảng thống kê chỉ đếm được việc làm được, không đo hết sự cố gắng của bạn</w:t>
             </w:r>
           </w:p>
         </w:tc>
@@ -6943,6 +7525,45 @@
                 <w:i w:val="0"/>
                 <w:sz w:val="18"/>
               </w:rPr>
+              <w:t>NLS-ST (Cơ bản 2): GV hướng dẫn HS làm một sản phẩm số nhỏ cho chủ đề “Tiết 2 - Sinh hoạt chủ đề BIẾT ƠN NGƯỜI THÂN TRONG GIA ĐÌNH”: trang</w:t>
+            </w:r>
+          </w:p>
+          <w:p>
+            <w:pPr>
+              <w:spacing w:after="0"/>
+            </w:pPr>
+            <w:r>
+              <w:rPr>
+                <w:b w:val="0"/>
+                <w:i w:val="0"/>
+                <w:sz w:val="18"/>
+              </w:rPr>
+              <w:t>NLS-KT (Cơ bản 2): HS thực hiện một khảo sát nhỏ trong lớp bằng phiếu trên máy, xem kết quả tự tổng hợp thành biểu đồ và cùng nhau nhận xét.</w:t>
+            </w:r>
+          </w:p>
+          <w:p>
+            <w:pPr>
+              <w:spacing w:after="0"/>
+            </w:pPr>
+            <w:r>
+              <w:rPr>
+                <w:b w:val="0"/>
+                <w:i w:val="0"/>
+                <w:sz w:val="18"/>
+              </w:rPr>
+              <w:t>NLS-AT: Xin phép trước khi chụp ảnh, ghi âm bạn</w:t>
+            </w:r>
+          </w:p>
+          <w:p>
+            <w:pPr>
+              <w:spacing w:after="0"/>
+            </w:pPr>
+            <w:r>
+              <w:rPr>
+                <w:b w:val="0"/>
+                <w:i w:val="0"/>
+                <w:sz w:val="18"/>
+              </w:rPr>
               <w:t>QPAN: Tổ chức hoạt động tìm hiểu, thăm hỏi, tri ân gia đình thương binh, liệt sĩ, đơn vị bộ đội, công an trên địa bàn; giới thiệu chủ quyền, quyền chủ quyền biển, đảo Việt Nam và gương dũng cảm cứu hộ, cứu nạn của cán bộ, chiến sĩ.</w:t>
             </w:r>
           </w:p>
@@ -7052,6 +7673,45 @@
               <w:spacing w:after="0"/>
             </w:pPr>
             <w:r/>
+            <w:r>
+              <w:rPr>
+                <w:b w:val="0"/>
+                <w:i w:val="0"/>
+                <w:sz w:val="18"/>
+              </w:rPr>
+              <w:t>NLS-KT (Cơ bản 2): GV hướng dẫn HS dùng bảng theo dõi trên máy để tổng kết thi đua tuần gắn với nội dung “Thể hiện lòng biết ơn với người thân”:</w:t>
+            </w:r>
+          </w:p>
+          <w:p>
+            <w:pPr>
+              <w:spacing w:after="0"/>
+            </w:pPr>
+            <w:r>
+              <w:rPr>
+                <w:b w:val="0"/>
+                <w:i w:val="0"/>
+                <w:sz w:val="18"/>
+              </w:rPr>
+              <w:t>NLS-GT (Cơ bản 2): HS trình chiếu ảnh và sản phẩm của tuần để cả lớp cùng nhìn lại; mỗi bạn nói một lời ghi nhận dành cho bạn khác</w:t>
+            </w:r>
+          </w:p>
+          <w:p>
+            <w:pPr>
+              <w:spacing w:after="0"/>
+            </w:pPr>
+            <w:r>
+              <w:rPr>
+                <w:b w:val="0"/>
+                <w:i w:val="0"/>
+                <w:sz w:val="18"/>
+              </w:rPr>
+              <w:t>NLS-AT: Bảng thống kê chỉ đếm được việc làm được, không đo hết sự cố gắng của bạn</w:t>
+            </w:r>
+          </w:p>
+          <w:p>
+            <w:pPr>
+              <w:spacing w:after="0"/>
+            </w:pPr>
             <w:r>
               <w:rPr>
                 <w:b w:val="0"/>
@@ -7314,6 +7974,33 @@
                 <w:i w:val="0"/>
                 <w:sz w:val="18"/>
               </w:rPr>
+              <w:t>NLS-ST (Cơ bản 2): GV hướng dẫn HS làm một sản phẩm số nhỏ cho chủ đề “Gia đình là tổ ấm”: trang trình chiếu</w:t>
+            </w:r>
+          </w:p>
+          <w:p>
+            <w:pPr>
+              <w:spacing w:after="0"/>
+            </w:pPr>
+            <w:r>
+              <w:rPr>
+                <w:b w:val="0"/>
+                <w:i w:val="0"/>
+                <w:sz w:val="18"/>
+              </w:rPr>
+              <w:t>NLS-KT (Cơ bản 2): HS thực hiện một khảo sát nhỏ trong lớp bằng phiếu trên máy, xem kết quả tự tổng hợp thành biểu đồ và cùng nhau nhận xét.</w:t>
+            </w:r>
+          </w:p>
+          <w:p>
+            <w:pPr>
+              <w:spacing w:after="0"/>
+            </w:pPr>
+            <w:r>
+              <w:rPr>
+                <w:b w:val="0"/>
+                <w:i w:val="0"/>
+                <w:sz w:val="18"/>
+              </w:rPr>
+              <w:t>NLS-AT: Xin phép trước khi chụp ảnh, ghi âm bạn</w:t>
             </w:r>
           </w:p>
         </w:tc>
@@ -7428,6 +8115,33 @@
                 <w:i w:val="0"/>
                 <w:sz w:val="18"/>
               </w:rPr>
+              <w:t>NLS-KT (Cơ bản 2): GV hướng dẫn HS dùng bảng theo dõi trên máy để tổng kết thi đua tuần gắn với nội dung “Vun đắp tình cảm gia đình”: nhập số</w:t>
+            </w:r>
+          </w:p>
+          <w:p>
+            <w:pPr>
+              <w:spacing w:after="0"/>
+            </w:pPr>
+            <w:r>
+              <w:rPr>
+                <w:b w:val="0"/>
+                <w:i w:val="0"/>
+                <w:sz w:val="18"/>
+              </w:rPr>
+              <w:t>NLS-GT (Cơ bản 2): HS trình chiếu ảnh và sản phẩm của tuần để cả lớp cùng nhìn lại; mỗi bạn nói một lời ghi nhận dành cho bạn khác</w:t>
+            </w:r>
+          </w:p>
+          <w:p>
+            <w:pPr>
+              <w:spacing w:after="0"/>
+            </w:pPr>
+            <w:r>
+              <w:rPr>
+                <w:b w:val="0"/>
+                <w:i w:val="0"/>
+                <w:sz w:val="18"/>
+              </w:rPr>
+              <w:t>NLS-AT: Bảng thống kê chỉ đếm được việc làm được, không đo hết sự cố gắng của bạn</w:t>
             </w:r>
           </w:p>
         </w:tc>
@@ -7659,6 +8373,33 @@
                 <w:i w:val="0"/>
                 <w:sz w:val="18"/>
               </w:rPr>
+              <w:t>NLS-ST (Cơ bản 2): GV hướng dẫn HS làm một sản phẩm số nhỏ cho chủ đề “Ngày cuối tuần vui vẻ, đầm ấm”: trang trình chiếu</w:t>
+            </w:r>
+          </w:p>
+          <w:p>
+            <w:pPr>
+              <w:spacing w:after="0"/>
+            </w:pPr>
+            <w:r>
+              <w:rPr>
+                <w:b w:val="0"/>
+                <w:i w:val="0"/>
+                <w:sz w:val="18"/>
+              </w:rPr>
+              <w:t>NLS-KT (Cơ bản 2): HS thực hiện một khảo sát nhỏ trong lớp bằng phiếu trên máy, xem kết quả tự tổng hợp thành biểu đồ và cùng nhau nhận xét.</w:t>
+            </w:r>
+          </w:p>
+          <w:p>
+            <w:pPr>
+              <w:spacing w:after="0"/>
+            </w:pPr>
+            <w:r>
+              <w:rPr>
+                <w:b w:val="0"/>
+                <w:i w:val="0"/>
+                <w:sz w:val="18"/>
+              </w:rPr>
+              <w:t>NLS-AT: Xin phép trước khi chụp ảnh, ghi âm bạn</w:t>
             </w:r>
           </w:p>
         </w:tc>
@@ -7773,6 +8514,33 @@
                 <w:i w:val="0"/>
                 <w:sz w:val="18"/>
               </w:rPr>
+              <w:t>NLS-KT (Cơ bản 2): GV hướng dẫn HS dùng bảng theo dõi trên máy để tổng kết thi đua tuần gắn với nội dung “Buổi tối nhà em”: nhập số liệu</w:t>
+            </w:r>
+          </w:p>
+          <w:p>
+            <w:pPr>
+              <w:spacing w:after="0"/>
+            </w:pPr>
+            <w:r>
+              <w:rPr>
+                <w:b w:val="0"/>
+                <w:i w:val="0"/>
+                <w:sz w:val="18"/>
+              </w:rPr>
+              <w:t>NLS-GT (Cơ bản 2): HS trình chiếu ảnh và sản phẩm của tuần để cả lớp cùng nhìn lại; mỗi bạn nói một lời ghi nhận dành cho bạn khác</w:t>
+            </w:r>
+          </w:p>
+          <w:p>
+            <w:pPr>
+              <w:spacing w:after="0"/>
+            </w:pPr>
+            <w:r>
+              <w:rPr>
+                <w:b w:val="0"/>
+                <w:i w:val="0"/>
+                <w:sz w:val="18"/>
+              </w:rPr>
+              <w:t>NLS-AT: Bảng thống kê chỉ đếm được việc làm được, không đo hết sự cố gắng của bạn</w:t>
             </w:r>
           </w:p>
         </w:tc>
@@ -8004,7 +8772,7 @@
                 <w:i w:val="0"/>
                 <w:sz w:val="18"/>
               </w:rPr>
-              <w:t>NLS-GT: hợp tác lập kế hoạch/sản phẩm nhóm; trình bày kết quả bằng hình ảnh hoặc phiếu số đơn giản.</w:t>
+              <w:t>NLS-ST (Cơ bản 2): GV hướng dẫn HS làm một sản phẩm số nhỏ cho chủ đề “Nhận diện môi trường học tập mới”: trang trình chiếu</w:t>
             </w:r>
           </w:p>
           <w:p>
@@ -8017,7 +8785,20 @@
                 <w:i w:val="0"/>
                 <w:sz w:val="18"/>
               </w:rPr>
-              <w:t>NLS-ST: hợp tác lập kế hoạch/sản phẩm nhóm; trình bày kết quả bằng hình ảnh hoặc phiếu số đơn giản.</w:t>
+              <w:t>NLS-KT (Cơ bản 2): HS thực hiện một khảo sát nhỏ trong lớp bằng phiếu trên máy, xem kết quả tự tổng hợp thành biểu đồ và cùng nhau nhận xét.</w:t>
+            </w:r>
+          </w:p>
+          <w:p>
+            <w:pPr>
+              <w:spacing w:after="0"/>
+            </w:pPr>
+            <w:r>
+              <w:rPr>
+                <w:b w:val="0"/>
+                <w:i w:val="0"/>
+                <w:sz w:val="18"/>
+              </w:rPr>
+              <w:t>NLS-AT: Xin phép trước khi chụp ảnh, ghi âm bạn</w:t>
             </w:r>
           </w:p>
           <w:p>
@@ -8145,6 +8926,45 @@
                 <w:i w:val="0"/>
                 <w:sz w:val="18"/>
               </w:rPr>
+              <w:t>NLS-KT (Cơ bản 2): GV hướng dẫn HS dùng bảng theo dõi trên máy để tổng kết thi đua tuần gắn với nội dung “Trải nghiệm môi trường học tập mới”: nhập</w:t>
+            </w:r>
+          </w:p>
+          <w:p>
+            <w:pPr>
+              <w:spacing w:after="0"/>
+            </w:pPr>
+            <w:r>
+              <w:rPr>
+                <w:b w:val="0"/>
+                <w:i w:val="0"/>
+                <w:sz w:val="18"/>
+              </w:rPr>
+              <w:t>NLS-GT (Cơ bản 2): HS trình chiếu ảnh và sản phẩm của tuần để cả lớp cùng nhìn lại; mỗi bạn nói một lời ghi nhận dành cho bạn khác</w:t>
+            </w:r>
+          </w:p>
+          <w:p>
+            <w:pPr>
+              <w:spacing w:after="0"/>
+            </w:pPr>
+            <w:r>
+              <w:rPr>
+                <w:b w:val="0"/>
+                <w:i w:val="0"/>
+                <w:sz w:val="18"/>
+              </w:rPr>
+              <w:t>NLS-AT: Bảng thống kê chỉ đếm được việc làm được, không đo hết sự cố gắng của bạn</w:t>
+            </w:r>
+          </w:p>
+          <w:p>
+            <w:pPr>
+              <w:spacing w:after="0"/>
+            </w:pPr>
+            <w:r>
+              <w:rPr>
+                <w:b w:val="0"/>
+                <w:i w:val="0"/>
+                <w:sz w:val="18"/>
+              </w:rPr>
               <w:t>QPAN: Tổ chức tham quan di tích lịch sử, nhà truyền thống ở địa phương hoặc xem tư liệu thay thế; giáo dục ý thức bảo vệ chủ quyền biển, đảo; trách nhiệm công dân trong xây dựng và bảo vệ Tổ quốc.</w:t>
             </w:r>
           </w:p>
@@ -8723,6 +9543,45 @@
                 <w:i w:val="0"/>
                 <w:sz w:val="18"/>
               </w:rPr>
+              <w:t>NLS-KT (Cơ bản 2): GV hướng dẫn HS dùng bảng theo dõi trên máy để tổng kết thi đua tuần gắn với nội dung “Ứng xử theo quy tắc tự chủ và</w:t>
+            </w:r>
+          </w:p>
+          <w:p>
+            <w:pPr>
+              <w:spacing w:after="0"/>
+            </w:pPr>
+            <w:r>
+              <w:rPr>
+                <w:b w:val="0"/>
+                <w:i w:val="0"/>
+                <w:sz w:val="18"/>
+              </w:rPr>
+              <w:t>NLS-GT (Cơ bản 2): HS trình chiếu ảnh và sản phẩm của tuần để cả lớp cùng nhìn lại; mỗi bạn nói một lời ghi nhận dành cho bạn khác</w:t>
+            </w:r>
+          </w:p>
+          <w:p>
+            <w:pPr>
+              <w:spacing w:after="0"/>
+            </w:pPr>
+            <w:r>
+              <w:rPr>
+                <w:b w:val="0"/>
+                <w:i w:val="0"/>
+                <w:sz w:val="18"/>
+              </w:rPr>
+              <w:t>NLS-AT: Bảng thống kê chỉ đếm được việc làm được, không đo hết sự cố gắng của bạn</w:t>
+            </w:r>
+          </w:p>
+          <w:p>
+            <w:pPr>
+              <w:spacing w:after="0"/>
+            </w:pPr>
+            <w:r>
+              <w:rPr>
+                <w:b w:val="0"/>
+                <w:i w:val="0"/>
+                <w:sz w:val="18"/>
+              </w:rPr>
               <w:t>KNS: KN ứng phó với tình huống nguy hiểm và tìm kiếm sự trợ giúp.</w:t>
             </w:r>
           </w:p>
@@ -9070,6 +9929,33 @@
                 <w:i w:val="0"/>
                 <w:sz w:val="18"/>
               </w:rPr>
+              <w:t>NLS-ST (Cơ bản 2): GV hướng dẫn HS làm một sản phẩm số nhỏ cho chủ đề “Tiết 2 - Sinh hoạt chủ đề NGUYÊN NHÂN VÀ CÁCH PHÒNG CHỐNG HOẢ HOẠN”:</w:t>
+            </w:r>
+          </w:p>
+          <w:p>
+            <w:pPr>
+              <w:spacing w:after="0"/>
+            </w:pPr>
+            <w:r>
+              <w:rPr>
+                <w:b w:val="0"/>
+                <w:i w:val="0"/>
+                <w:sz w:val="18"/>
+              </w:rPr>
+              <w:t>NLS-KT (Cơ bản 2): HS thực hiện một khảo sát nhỏ trong lớp bằng phiếu trên máy, xem kết quả tự tổng hợp thành biểu đồ và cùng nhau nhận xét.</w:t>
+            </w:r>
+          </w:p>
+          <w:p>
+            <w:pPr>
+              <w:spacing w:after="0"/>
+            </w:pPr>
+            <w:r>
+              <w:rPr>
+                <w:b w:val="0"/>
+                <w:i w:val="0"/>
+                <w:sz w:val="18"/>
+              </w:rPr>
+              <w:t>NLS-AT: Xin phép trước khi chụp ảnh, ghi âm bạn</w:t>
             </w:r>
           </w:p>
         </w:tc>
@@ -9184,6 +10070,33 @@
                 <w:i w:val="0"/>
                 <w:sz w:val="18"/>
               </w:rPr>
+              <w:t>NLS-KT (Cơ bản 2): GV hướng dẫn HS dùng bảng theo dõi trên máy để tổng kết thi đua tuần gắn với nội dung “Thực hành thoát hiểm”: nhập số liệu</w:t>
+            </w:r>
+          </w:p>
+          <w:p>
+            <w:pPr>
+              <w:spacing w:after="0"/>
+            </w:pPr>
+            <w:r>
+              <w:rPr>
+                <w:b w:val="0"/>
+                <w:i w:val="0"/>
+                <w:sz w:val="18"/>
+              </w:rPr>
+              <w:t>NLS-GT (Cơ bản 2): HS trình chiếu ảnh và sản phẩm của tuần để cả lớp cùng nhìn lại; mỗi bạn nói một lời ghi nhận dành cho bạn khác</w:t>
+            </w:r>
+          </w:p>
+          <w:p>
+            <w:pPr>
+              <w:spacing w:after="0"/>
+            </w:pPr>
+            <w:r>
+              <w:rPr>
+                <w:b w:val="0"/>
+                <w:i w:val="0"/>
+                <w:sz w:val="18"/>
+              </w:rPr>
+              <w:t>NLS-AT: Bảng thống kê chỉ đếm được việc làm được, không đo hết sự cố gắng của bạn</w:t>
             </w:r>
           </w:p>
         </w:tc>
@@ -9300,32 +10213,6 @@
                 <w:i w:val="0"/>
                 <w:sz w:val="18"/>
               </w:rPr>
-              <w:t>NLS-GT: hợp tác lập kế hoạch/sản phẩm nhóm; trình bày kết quả bằng hình ảnh hoặc phiếu số đơn giản.</w:t>
-            </w:r>
-          </w:p>
-          <w:p>
-            <w:pPr>
-              <w:spacing w:after="0"/>
-            </w:pPr>
-            <w:r>
-              <w:rPr>
-                <w:b w:val="0"/>
-                <w:i w:val="0"/>
-                <w:sz w:val="18"/>
-              </w:rPr>
-              <w:t>NLS-ST: hợp tác lập kế hoạch/sản phẩm nhóm; trình bày kết quả bằng hình ảnh hoặc phiếu số đơn giản.</w:t>
-            </w:r>
-          </w:p>
-          <w:p>
-            <w:pPr>
-              <w:spacing w:after="0"/>
-            </w:pPr>
-            <w:r>
-              <w:rPr>
-                <w:b w:val="0"/>
-                <w:i w:val="0"/>
-                <w:sz w:val="18"/>
-              </w:rPr>
               <w:t>QPAN: Tổ chức hoạt động tìm hiểu, thăm hỏi, tri ân gia đình thương binh, liệt sĩ, đơn vị bộ đội, công an trên địa bàn; giới thiệu chủ quyền, quyền chủ quyền biển, đảo Việt Nam và gương dũng cảm cứu hộ, cứu nạn của cán bộ, chiến sĩ.</w:t>
             </w:r>
           </w:p>
@@ -9441,6 +10328,45 @@
                 <w:i w:val="0"/>
                 <w:sz w:val="18"/>
               </w:rPr>
+              <w:t>NLS-ST (Cơ bản 2): GV hướng dẫn HS làm một sản phẩm số nhỏ cho chủ đề “Tiết 2 – Tham gia lễ hội truyền thống địa phương”: trang trình chiếu</w:t>
+            </w:r>
+          </w:p>
+          <w:p>
+            <w:pPr>
+              <w:spacing w:after="0"/>
+            </w:pPr>
+            <w:r>
+              <w:rPr>
+                <w:b w:val="0"/>
+                <w:i w:val="0"/>
+                <w:sz w:val="18"/>
+              </w:rPr>
+              <w:t>NLS-KT (Cơ bản 2): HS thực hiện một khảo sát nhỏ trong lớp bằng phiếu trên máy, xem kết quả tự tổng hợp thành biểu đồ và cùng nhau nhận xét.</w:t>
+            </w:r>
+          </w:p>
+          <w:p>
+            <w:pPr>
+              <w:spacing w:after="0"/>
+            </w:pPr>
+            <w:r>
+              <w:rPr>
+                <w:b w:val="0"/>
+                <w:i w:val="0"/>
+                <w:sz w:val="18"/>
+              </w:rPr>
+              <w:t>NLS-AT: Xin phép trước khi chụp ảnh, ghi âm bạn</w:t>
+            </w:r>
+          </w:p>
+          <w:p>
+            <w:pPr>
+              <w:spacing w:after="0"/>
+            </w:pPr>
+            <w:r>
+              <w:rPr>
+                <w:b w:val="0"/>
+                <w:i w:val="0"/>
+                <w:sz w:val="18"/>
+              </w:rPr>
               <w:t>QPAN: Tổ chức hoạt động tìm hiểu, thăm hỏi, tri ân gia đình thương binh, liệt sĩ, đơn vị bộ đội, công an trên địa bàn; giới thiệu chủ quyền, quyền chủ quyền biển, đảo Việt Nam và gương dũng cảm cứu hộ, cứu nạn của cán bộ, chiến sĩ.</w:t>
             </w:r>
           </w:p>
@@ -9556,6 +10482,45 @@
                 <w:i w:val="0"/>
                 <w:sz w:val="18"/>
               </w:rPr>
+              <w:t>NLS-KT (Cơ bản 2): GV hướng dẫn HS dùng bảng theo dõi trên máy để tổng kết thi đua tuần gắn với nội dung “Tái hiện lễ hội truyền thống”: nhập số</w:t>
+            </w:r>
+          </w:p>
+          <w:p>
+            <w:pPr>
+              <w:spacing w:after="0"/>
+            </w:pPr>
+            <w:r>
+              <w:rPr>
+                <w:b w:val="0"/>
+                <w:i w:val="0"/>
+                <w:sz w:val="18"/>
+              </w:rPr>
+              <w:t>NLS-GT (Cơ bản 2): HS trình chiếu ảnh và sản phẩm của tuần để cả lớp cùng nhìn lại; mỗi bạn nói một lời ghi nhận dành cho bạn khác</w:t>
+            </w:r>
+          </w:p>
+          <w:p>
+            <w:pPr>
+              <w:spacing w:after="0"/>
+            </w:pPr>
+            <w:r>
+              <w:rPr>
+                <w:b w:val="0"/>
+                <w:i w:val="0"/>
+                <w:sz w:val="18"/>
+              </w:rPr>
+              <w:t>NLS-AT: Bảng thống kê chỉ đếm được việc làm được, không đo hết sự cố gắng của bạn</w:t>
+            </w:r>
+          </w:p>
+          <w:p>
+            <w:pPr>
+              <w:spacing w:after="0"/>
+            </w:pPr>
+            <w:r>
+              <w:rPr>
+                <w:b w:val="0"/>
+                <w:i w:val="0"/>
+                <w:sz w:val="18"/>
+              </w:rPr>
               <w:t>QPAN: Tổ chức hoạt động tìm hiểu, thăm hỏi, tri ân gia đình thương binh, liệt sĩ, đơn vị bộ đội, công an trên địa bàn; giới thiệu chủ quyền, quyền chủ quyền biển, đảo Việt Nam và gương dũng cảm cứu hộ, cứu nạn của cán bộ, chiến sĩ.</w:t>
             </w:r>
           </w:p>
@@ -9801,6 +10766,33 @@
                 <w:i w:val="0"/>
                 <w:sz w:val="18"/>
               </w:rPr>
+              <w:t>NLS-ST (Cơ bản 2): GV hướng dẫn HS làm một sản phẩm số nhỏ cho chủ đề “Tham gia hoạt động xã hội”: trang trình chiếu</w:t>
+            </w:r>
+          </w:p>
+          <w:p>
+            <w:pPr>
+              <w:spacing w:after="0"/>
+            </w:pPr>
+            <w:r>
+              <w:rPr>
+                <w:b w:val="0"/>
+                <w:i w:val="0"/>
+                <w:sz w:val="18"/>
+              </w:rPr>
+              <w:t>NLS-KT (Cơ bản 2): HS thực hiện một khảo sát nhỏ trong lớp bằng phiếu trên máy, xem kết quả tự tổng hợp thành biểu đồ và cùng nhau nhận xét.</w:t>
+            </w:r>
+          </w:p>
+          <w:p>
+            <w:pPr>
+              <w:spacing w:after="0"/>
+            </w:pPr>
+            <w:r>
+              <w:rPr>
+                <w:b w:val="0"/>
+                <w:i w:val="0"/>
+                <w:sz w:val="18"/>
+              </w:rPr>
+              <w:t>NLS-AT: Xin phép trước khi chụp ảnh, ghi âm bạn</w:t>
             </w:r>
           </w:p>
         </w:tc>
@@ -9915,20 +10907,46 @@
                 <w:i w:val="0"/>
                 <w:sz w:val="18"/>
               </w:rPr>
+              <w:t>NLS-KT (Cơ bản 2): GV hướng dẫn HS dùng bảng theo dõi trên máy để tổng kết thi đua tuần gắn với nội dung “Chung tay vì cộng đồng”: nhập số liệu</w:t>
+            </w:r>
+          </w:p>
+          <w:p>
+            <w:pPr>
+              <w:spacing w:after="0"/>
+            </w:pPr>
+            <w:r>
+              <w:rPr>
+                <w:b w:val="0"/>
+                <w:i w:val="0"/>
+                <w:sz w:val="18"/>
+              </w:rPr>
+              <w:t>NLS-GT (Cơ bản 2): HS trình chiếu ảnh và sản phẩm của tuần để cả lớp cùng nhìn lại; mỗi bạn nói một lời ghi nhận dành cho bạn khác</w:t>
+            </w:r>
+          </w:p>
+          <w:p>
+            <w:pPr>
+              <w:spacing w:after="0"/>
+            </w:pPr>
+            <w:r>
+              <w:rPr>
+                <w:b w:val="0"/>
+                <w:i w:val="0"/>
+                <w:sz w:val="18"/>
+              </w:rPr>
+              <w:t>NLS-AT: Bảng thống kê chỉ đếm được việc làm được, không đo hết sự cố gắng của bạn</w:t>
+            </w:r>
+          </w:p>
+          <w:p>
+            <w:pPr>
+              <w:spacing w:after="0"/>
+            </w:pPr>
+            <w:r>
+              <w:rPr>
+                <w:b w:val="0"/>
+                <w:i w:val="0"/>
+                <w:sz w:val="18"/>
+              </w:rPr>
               <w:t>QPAN: Tổ chức tham quan di tích lịch sử, nhà truyền thống ở địa phương hoặc xem tư liệu thay thế; giáo dục ý thức bảo vệ chủ quyền biển, đảo; trách nhiệm công dân trong xây dựng và bảo vệ Tổ quốc.</w:t>
-            </w:r>
-          </w:p>
-          <w:p>
-            <w:pPr>
-              <w:spacing w:after="0"/>
-            </w:pPr>
-            <w:r>
-              <w:rPr>
-                <w:b w:val="0"/>
-                <w:i w:val="0"/>
-                <w:sz w:val="18"/>
-              </w:rPr>
-              <w:t>KNS: KN giao tiếp – hợp tác: làm việc nhóm, chia sẻ và giải quyết bất đồng ôn hoà.</w:t>
             </w:r>
           </w:p>
         </w:tc>
@@ -10159,6 +11177,33 @@
                 <w:i w:val="0"/>
                 <w:sz w:val="18"/>
               </w:rPr>
+              <w:t>NLS-ST (Cơ bản 2): GV hướng dẫn HS làm một sản phẩm số nhỏ cho chủ đề “Thân thiện với người xung quanh”: trang trình chiếu</w:t>
+            </w:r>
+          </w:p>
+          <w:p>
+            <w:pPr>
+              <w:spacing w:after="0"/>
+            </w:pPr>
+            <w:r>
+              <w:rPr>
+                <w:b w:val="0"/>
+                <w:i w:val="0"/>
+                <w:sz w:val="18"/>
+              </w:rPr>
+              <w:t>NLS-KT (Cơ bản 2): HS thực hiện một khảo sát nhỏ trong lớp bằng phiếu trên máy, xem kết quả tự tổng hợp thành biểu đồ và cùng nhau nhận xét.</w:t>
+            </w:r>
+          </w:p>
+          <w:p>
+            <w:pPr>
+              <w:spacing w:after="0"/>
+            </w:pPr>
+            <w:r>
+              <w:rPr>
+                <w:b w:val="0"/>
+                <w:i w:val="0"/>
+                <w:sz w:val="18"/>
+              </w:rPr>
+              <w:t>NLS-AT: Xin phép trước khi chụp ảnh, ghi âm bạn</w:t>
             </w:r>
           </w:p>
         </w:tc>
@@ -10273,6 +11318,33 @@
                 <w:i w:val="0"/>
                 <w:sz w:val="18"/>
               </w:rPr>
+              <w:t>NLS-KT (Cơ bản 2): GV hướng dẫn HS dùng bảng theo dõi trên máy để tổng kết thi đua tuần gắn với nội dung “Đánh giá việc tham gia hoạt động xã</w:t>
+            </w:r>
+          </w:p>
+          <w:p>
+            <w:pPr>
+              <w:spacing w:after="0"/>
+            </w:pPr>
+            <w:r>
+              <w:rPr>
+                <w:b w:val="0"/>
+                <w:i w:val="0"/>
+                <w:sz w:val="18"/>
+              </w:rPr>
+              <w:t>NLS-GT (Cơ bản 2): HS trình chiếu ảnh và sản phẩm của tuần để cả lớp cùng nhìn lại; mỗi bạn nói một lời ghi nhận dành cho bạn khác</w:t>
+            </w:r>
+          </w:p>
+          <w:p>
+            <w:pPr>
+              <w:spacing w:after="0"/>
+            </w:pPr>
+            <w:r>
+              <w:rPr>
+                <w:b w:val="0"/>
+                <w:i w:val="0"/>
+                <w:sz w:val="18"/>
+              </w:rPr>
+              <w:t>NLS-AT: Bảng thống kê chỉ đếm được việc làm được, không đo hết sự cố gắng của bạn</w:t>
             </w:r>
           </w:p>
         </w:tc>
@@ -10517,20 +11589,46 @@
                 <w:i w:val="0"/>
                 <w:sz w:val="18"/>
               </w:rPr>
+              <w:t>NLS-ST (Cơ bản 2): GV hướng dẫn HS làm một sản phẩm số nhỏ cho chủ đề “Tự hào về cảnh quan thiên nhiên của quê hương, đất nước”: trang trình chiếu</w:t>
+            </w:r>
+          </w:p>
+          <w:p>
+            <w:pPr>
+              <w:spacing w:after="0"/>
+            </w:pPr>
+            <w:r>
+              <w:rPr>
+                <w:b w:val="0"/>
+                <w:i w:val="0"/>
+                <w:sz w:val="18"/>
+              </w:rPr>
+              <w:t>NLS-KT (Cơ bản 2): HS thực hiện một khảo sát nhỏ trong lớp bằng phiếu trên máy, xem kết quả tự tổng hợp thành biểu đồ và cùng nhau nhận xét.</w:t>
+            </w:r>
+          </w:p>
+          <w:p>
+            <w:pPr>
+              <w:spacing w:after="0"/>
+            </w:pPr>
+            <w:r>
+              <w:rPr>
+                <w:b w:val="0"/>
+                <w:i w:val="0"/>
+                <w:sz w:val="18"/>
+              </w:rPr>
+              <w:t>NLS-AT: Xin phép trước khi chụp ảnh, ghi âm bạn</w:t>
+            </w:r>
+          </w:p>
+          <w:p>
+            <w:pPr>
+              <w:spacing w:after="0"/>
+            </w:pPr>
+            <w:r>
+              <w:rPr>
+                <w:b w:val="0"/>
+                <w:i w:val="0"/>
+                <w:sz w:val="18"/>
+              </w:rPr>
               <w:t>QPAN: Tổ chức tham quan di tích lịch sử, nhà truyền thống ở địa phương hoặc xem tư liệu thay thế; giáo dục ý thức bảo vệ chủ quyền biển, đảo; trách nhiệm công dân trong xây dựng và bảo vệ Tổ quốc.</w:t>
-            </w:r>
-          </w:p>
-          <w:p>
-            <w:pPr>
-              <w:spacing w:after="0"/>
-            </w:pPr>
-            <w:r>
-              <w:rPr>
-                <w:b w:val="0"/>
-                <w:i w:val="0"/>
-                <w:sz w:val="18"/>
-              </w:rPr>
-              <w:t>KNS: KN tự nhận thức: nhận ra điểm mạnh, điểm cần cố gắng của bản thân.</w:t>
             </w:r>
           </w:p>
         </w:tc>
@@ -10645,6 +11743,45 @@
                 <w:i w:val="0"/>
                 <w:sz w:val="18"/>
               </w:rPr>
+              <w:t>NLS-KT (Cơ bản 2): GV hướng dẫn HS dùng bảng theo dõi trên máy để tổng kết thi đua tuần gắn với nội dung “Việt Nam trong mắt em”: nhập số liệu</w:t>
+            </w:r>
+          </w:p>
+          <w:p>
+            <w:pPr>
+              <w:spacing w:after="0"/>
+            </w:pPr>
+            <w:r>
+              <w:rPr>
+                <w:b w:val="0"/>
+                <w:i w:val="0"/>
+                <w:sz w:val="18"/>
+              </w:rPr>
+              <w:t>NLS-GT (Cơ bản 2): HS trình chiếu ảnh và sản phẩm của tuần để cả lớp cùng nhìn lại; mỗi bạn nói một lời ghi nhận dành cho bạn khác</w:t>
+            </w:r>
+          </w:p>
+          <w:p>
+            <w:pPr>
+              <w:spacing w:after="0"/>
+            </w:pPr>
+            <w:r>
+              <w:rPr>
+                <w:b w:val="0"/>
+                <w:i w:val="0"/>
+                <w:sz w:val="18"/>
+              </w:rPr>
+              <w:t>NLS-AT: Bảng thống kê chỉ đếm được việc làm được, không đo hết sự cố gắng của bạn</w:t>
+            </w:r>
+          </w:p>
+          <w:p>
+            <w:pPr>
+              <w:spacing w:after="0"/>
+            </w:pPr>
+            <w:r>
+              <w:rPr>
+                <w:b w:val="0"/>
+                <w:i w:val="0"/>
+                <w:sz w:val="18"/>
+              </w:rPr>
               <w:t>QPAN: Tổ chức tham quan di tích lịch sử, nhà truyền thống ở địa phương hoặc xem tư liệu thay thế; giáo dục ý thức bảo vệ chủ quyền biển, đảo; trách nhiệm công dân trong xây dựng và bảo vệ Tổ quốc.</w:t>
             </w:r>
           </w:p>
@@ -10877,6 +12014,45 @@
                 <w:i w:val="0"/>
                 <w:sz w:val="18"/>
               </w:rPr>
+              <w:t>NLS-ST (Cơ bản 2): GV hướng dẫn HS làm một sản phẩm số nhỏ cho chủ đề “Biện pháp bảo tồn cảnh quan thiên nhiên”: trang trình chiếu</w:t>
+            </w:r>
+          </w:p>
+          <w:p>
+            <w:pPr>
+              <w:spacing w:after="0"/>
+            </w:pPr>
+            <w:r>
+              <w:rPr>
+                <w:b w:val="0"/>
+                <w:i w:val="0"/>
+                <w:sz w:val="18"/>
+              </w:rPr>
+              <w:t>NLS-KT (Cơ bản 2): HS thực hiện một khảo sát nhỏ trong lớp bằng phiếu trên máy, xem kết quả tự tổng hợp thành biểu đồ và cùng nhau nhận xét.</w:t>
+            </w:r>
+          </w:p>
+          <w:p>
+            <w:pPr>
+              <w:spacing w:after="0"/>
+            </w:pPr>
+            <w:r>
+              <w:rPr>
+                <w:b w:val="0"/>
+                <w:i w:val="0"/>
+                <w:sz w:val="18"/>
+              </w:rPr>
+              <w:t>NLS-AT: Xin phép trước khi chụp ảnh, ghi âm bạn</w:t>
+            </w:r>
+          </w:p>
+          <w:p>
+            <w:pPr>
+              <w:spacing w:after="0"/>
+            </w:pPr>
+            <w:r>
+              <w:rPr>
+                <w:b w:val="0"/>
+                <w:i w:val="0"/>
+                <w:sz w:val="18"/>
+              </w:rPr>
               <w:t>QPAN: Tổ chức tham quan di tích lịch sử, nhà truyền thống ở địa phương hoặc xem tư liệu thay thế; giáo dục ý thức bảo vệ chủ quyền biển, đảo; trách nhiệm công dân trong xây dựng và bảo vệ Tổ quốc.</w:t>
             </w:r>
           </w:p>
@@ -10992,6 +12168,45 @@
                 <w:i w:val="0"/>
                 <w:sz w:val="18"/>
               </w:rPr>
+              <w:t>NLS-KT (Cơ bản 2): GV hướng dẫn HS dùng bảng theo dõi trên máy để tổng kết thi đua tuần gắn với nội dung “Tuyên truyền về việc bảo tồn cảnh quan</w:t>
+            </w:r>
+          </w:p>
+          <w:p>
+            <w:pPr>
+              <w:spacing w:after="0"/>
+            </w:pPr>
+            <w:r>
+              <w:rPr>
+                <w:b w:val="0"/>
+                <w:i w:val="0"/>
+                <w:sz w:val="18"/>
+              </w:rPr>
+              <w:t>NLS-GT (Cơ bản 2): HS trình chiếu ảnh và sản phẩm của tuần để cả lớp cùng nhìn lại; mỗi bạn nói một lời ghi nhận dành cho bạn khác</w:t>
+            </w:r>
+          </w:p>
+          <w:p>
+            <w:pPr>
+              <w:spacing w:after="0"/>
+            </w:pPr>
+            <w:r>
+              <w:rPr>
+                <w:b w:val="0"/>
+                <w:i w:val="0"/>
+                <w:sz w:val="18"/>
+              </w:rPr>
+              <w:t>NLS-AT: Bảng thống kê chỉ đếm được việc làm được, không đo hết sự cố gắng của bạn</w:t>
+            </w:r>
+          </w:p>
+          <w:p>
+            <w:pPr>
+              <w:spacing w:after="0"/>
+            </w:pPr>
+            <w:r>
+              <w:rPr>
+                <w:b w:val="0"/>
+                <w:i w:val="0"/>
+                <w:sz w:val="18"/>
+              </w:rPr>
               <w:t>QPAN: Tổ chức tham quan di tích lịch sử, nhà truyền thống ở địa phương hoặc xem tư liệu thay thế; giáo dục ý thức bảo vệ chủ quyền biển, đảo; trách nhiệm công dân trong xây dựng và bảo vệ Tổ quốc.</w:t>
             </w:r>
           </w:p>
@@ -11109,32 +12324,6 @@
                 <w:i w:val="0"/>
                 <w:sz w:val="18"/>
               </w:rPr>
-              <w:t>NLS-GT: hợp tác lập kế hoạch/sản phẩm nhóm; trình bày kết quả bằng hình ảnh hoặc phiếu số đơn giản.</w:t>
-            </w:r>
-          </w:p>
-          <w:p>
-            <w:pPr>
-              <w:spacing w:after="0"/>
-            </w:pPr>
-            <w:r>
-              <w:rPr>
-                <w:b w:val="0"/>
-                <w:i w:val="0"/>
-                <w:sz w:val="18"/>
-              </w:rPr>
-              <w:t>NLS-ST: hợp tác lập kế hoạch/sản phẩm nhóm; trình bày kết quả bằng hình ảnh hoặc phiếu số đơn giản.</w:t>
-            </w:r>
-          </w:p>
-          <w:p>
-            <w:pPr>
-              <w:spacing w:after="0"/>
-            </w:pPr>
-            <w:r>
-              <w:rPr>
-                <w:b w:val="0"/>
-                <w:i w:val="0"/>
-                <w:sz w:val="18"/>
-              </w:rPr>
               <w:t>QPAN: Tổ chức tham quan di tích lịch sử, nhà truyền thống ở địa phương hoặc xem tư liệu thay thế; giáo dục ý thức bảo vệ chủ quyền biển, đảo; trách nhiệm công dân trong xây dựng và bảo vệ Tổ quốc.</w:t>
             </w:r>
           </w:p>
@@ -11250,6 +12439,45 @@
                 <w:i w:val="0"/>
                 <w:sz w:val="18"/>
               </w:rPr>
+              <w:t>NLS-ST (Cơ bản 2): GV hướng dẫn HS làm một sản phẩm số nhỏ cho chủ đề “Lập kế hoạch khảo sát thực trạng môi trường quanh em”: trang trình chiếu</w:t>
+            </w:r>
+          </w:p>
+          <w:p>
+            <w:pPr>
+              <w:spacing w:after="0"/>
+            </w:pPr>
+            <w:r>
+              <w:rPr>
+                <w:b w:val="0"/>
+                <w:i w:val="0"/>
+                <w:sz w:val="18"/>
+              </w:rPr>
+              <w:t>NLS-KT (Cơ bản 2): HS thực hiện một khảo sát nhỏ trong lớp bằng phiếu trên máy, xem kết quả tự tổng hợp thành biểu đồ và cùng nhau nhận xét.</w:t>
+            </w:r>
+          </w:p>
+          <w:p>
+            <w:pPr>
+              <w:spacing w:after="0"/>
+            </w:pPr>
+            <w:r>
+              <w:rPr>
+                <w:b w:val="0"/>
+                <w:i w:val="0"/>
+                <w:sz w:val="18"/>
+              </w:rPr>
+              <w:t>NLS-AT: Xin phép trước khi chụp ảnh, ghi âm bạn</w:t>
+            </w:r>
+          </w:p>
+          <w:p>
+            <w:pPr>
+              <w:spacing w:after="0"/>
+            </w:pPr>
+            <w:r>
+              <w:rPr>
+                <w:b w:val="0"/>
+                <w:i w:val="0"/>
+                <w:sz w:val="18"/>
+              </w:rPr>
               <w:t>QPAN: Tổ chức tham quan di tích lịch sử, nhà truyền thống ở địa phương hoặc xem tư liệu thay thế; giáo dục ý thức bảo vệ chủ quyền biển, đảo; trách nhiệm công dân trong xây dựng và bảo vệ Tổ quốc.</w:t>
             </w:r>
           </w:p>
@@ -11365,6 +12593,45 @@
                 <w:i w:val="0"/>
                 <w:sz w:val="18"/>
               </w:rPr>
+              <w:t>NLS-KT (Cơ bản 2): GV hướng dẫn HS dùng bảng theo dõi trên máy để tổng kết thi đua tuần gắn với nội dung “Chúng tôi lên tiếng vì môi trường”: nhập</w:t>
+            </w:r>
+          </w:p>
+          <w:p>
+            <w:pPr>
+              <w:spacing w:after="0"/>
+            </w:pPr>
+            <w:r>
+              <w:rPr>
+                <w:b w:val="0"/>
+                <w:i w:val="0"/>
+                <w:sz w:val="18"/>
+              </w:rPr>
+              <w:t>NLS-GT (Cơ bản 2): HS trình chiếu ảnh và sản phẩm của tuần để cả lớp cùng nhìn lại; mỗi bạn nói một lời ghi nhận dành cho bạn khác</w:t>
+            </w:r>
+          </w:p>
+          <w:p>
+            <w:pPr>
+              <w:spacing w:after="0"/>
+            </w:pPr>
+            <w:r>
+              <w:rPr>
+                <w:b w:val="0"/>
+                <w:i w:val="0"/>
+                <w:sz w:val="18"/>
+              </w:rPr>
+              <w:t>NLS-AT: Bảng thống kê chỉ đếm được việc làm được, không đo hết sự cố gắng của bạn</w:t>
+            </w:r>
+          </w:p>
+          <w:p>
+            <w:pPr>
+              <w:spacing w:after="0"/>
+            </w:pPr>
+            <w:r>
+              <w:rPr>
+                <w:b w:val="0"/>
+                <w:i w:val="0"/>
+                <w:sz w:val="18"/>
+              </w:rPr>
               <w:t>QPAN: Tổ chức tham quan di tích lịch sử, nhà truyền thống ở địa phương hoặc xem tư liệu thay thế; giáo dục ý thức bảo vệ chủ quyền biển, đảo; trách nhiệm công dân trong xây dựng và bảo vệ Tổ quốc.</w:t>
             </w:r>
           </w:p>
@@ -11596,6 +12863,45 @@
                 <w:i w:val="0"/>
                 <w:sz w:val="18"/>
               </w:rPr>
+              <w:t>NLS-ST (Cơ bản 2): GV hướng dẫn HS làm một sản phẩm số nhỏ cho chủ đề “Chung tay bảo vệ môi trường quanh ta”: trang trình chiếu</w:t>
+            </w:r>
+          </w:p>
+          <w:p>
+            <w:pPr>
+              <w:spacing w:after="0"/>
+            </w:pPr>
+            <w:r>
+              <w:rPr>
+                <w:b w:val="0"/>
+                <w:i w:val="0"/>
+                <w:sz w:val="18"/>
+              </w:rPr>
+              <w:t>NLS-KT (Cơ bản 2): HS thực hiện một khảo sát nhỏ trong lớp bằng phiếu trên máy, xem kết quả tự tổng hợp thành biểu đồ và cùng nhau nhận xét.</w:t>
+            </w:r>
+          </w:p>
+          <w:p>
+            <w:pPr>
+              <w:spacing w:after="0"/>
+            </w:pPr>
+            <w:r>
+              <w:rPr>
+                <w:b w:val="0"/>
+                <w:i w:val="0"/>
+                <w:sz w:val="18"/>
+              </w:rPr>
+              <w:t>NLS-AT: Xin phép trước khi chụp ảnh, ghi âm bạn</w:t>
+            </w:r>
+          </w:p>
+          <w:p>
+            <w:pPr>
+              <w:spacing w:after="0"/>
+            </w:pPr>
+            <w:r>
+              <w:rPr>
+                <w:b w:val="0"/>
+                <w:i w:val="0"/>
+                <w:sz w:val="18"/>
+              </w:rPr>
               <w:t>QPAN: Tổ chức tham quan di tích lịch sử, nhà truyền thống ở địa phương hoặc xem tư liệu thay thế; giáo dục ý thức bảo vệ chủ quyền biển, đảo; trách nhiệm công dân trong xây dựng và bảo vệ Tổ quốc.</w:t>
             </w:r>
           </w:p>
@@ -11711,6 +13017,33 @@
                 <w:i w:val="0"/>
                 <w:sz w:val="18"/>
               </w:rPr>
+              <w:t>NLS-KT (Cơ bản 2): GV hướng dẫn HS dùng bảng theo dõi trên máy để tổng kết thi đua tuần gắn với nội dung “Mỗi hành động- một chiếc lá”: nhập số</w:t>
+            </w:r>
+          </w:p>
+          <w:p>
+            <w:pPr>
+              <w:spacing w:after="0"/>
+            </w:pPr>
+            <w:r>
+              <w:rPr>
+                <w:b w:val="0"/>
+                <w:i w:val="0"/>
+                <w:sz w:val="18"/>
+              </w:rPr>
+              <w:t>NLS-GT (Cơ bản 2): HS trình chiếu ảnh và sản phẩm của tuần để cả lớp cùng nhìn lại; mỗi bạn nói một lời ghi nhận dành cho bạn khác</w:t>
+            </w:r>
+          </w:p>
+          <w:p>
+            <w:pPr>
+              <w:spacing w:after="0"/>
+            </w:pPr>
+            <w:r>
+              <w:rPr>
+                <w:b w:val="0"/>
+                <w:i w:val="0"/>
+                <w:sz w:val="18"/>
+              </w:rPr>
+              <w:t>NLS-AT: Bảng thống kê chỉ đếm được việc làm được, không đo hết sự cố gắng của bạn</w:t>
             </w:r>
           </w:p>
         </w:tc>
@@ -11942,6 +13275,45 @@
                 <w:i w:val="0"/>
                 <w:sz w:val="18"/>
               </w:rPr>
+              <w:t>NLS-ST (Cơ bản 2): GV hướng dẫn HS làm một sản phẩm số nhỏ cho chủ đề “Nghề em mơ ước”: trang trình chiếu</w:t>
+            </w:r>
+          </w:p>
+          <w:p>
+            <w:pPr>
+              <w:spacing w:after="0"/>
+            </w:pPr>
+            <w:r>
+              <w:rPr>
+                <w:b w:val="0"/>
+                <w:i w:val="0"/>
+                <w:sz w:val="18"/>
+              </w:rPr>
+              <w:t>NLS-KT (Cơ bản 2): HS thực hiện một khảo sát nhỏ trong lớp bằng phiếu trên máy, xem kết quả tự tổng hợp thành biểu đồ và cùng nhau nhận xét.</w:t>
+            </w:r>
+          </w:p>
+          <w:p>
+            <w:pPr>
+              <w:spacing w:after="0"/>
+            </w:pPr>
+            <w:r>
+              <w:rPr>
+                <w:b w:val="0"/>
+                <w:i w:val="0"/>
+                <w:sz w:val="18"/>
+              </w:rPr>
+              <w:t>NLS-AT: Xin phép trước khi chụp ảnh, ghi âm bạn</w:t>
+            </w:r>
+          </w:p>
+          <w:p>
+            <w:pPr>
+              <w:spacing w:after="0"/>
+            </w:pPr>
+            <w:r>
+              <w:rPr>
+                <w:b w:val="0"/>
+                <w:i w:val="0"/>
+                <w:sz w:val="18"/>
+              </w:rPr>
               <w:t>KNS: KN lao động tự phục vụ và bước đầu tìm hiểu nghề nghiệp.</w:t>
             </w:r>
           </w:p>
@@ -12057,6 +13429,45 @@
                 <w:i w:val="0"/>
                 <w:sz w:val="18"/>
               </w:rPr>
+              <w:t>NLS-KT (Cơ bản 2): GV hướng dẫn HS dùng bảng theo dõi trên máy để tổng kết thi đua tuần gắn với nội dung “Câu chuyện của người làm nghề”: nhập số</w:t>
+            </w:r>
+          </w:p>
+          <w:p>
+            <w:pPr>
+              <w:spacing w:after="0"/>
+            </w:pPr>
+            <w:r>
+              <w:rPr>
+                <w:b w:val="0"/>
+                <w:i w:val="0"/>
+                <w:sz w:val="18"/>
+              </w:rPr>
+              <w:t>NLS-GT (Cơ bản 2): HS trình chiếu ảnh và sản phẩm của tuần để cả lớp cùng nhìn lại; mỗi bạn nói một lời ghi nhận dành cho bạn khác</w:t>
+            </w:r>
+          </w:p>
+          <w:p>
+            <w:pPr>
+              <w:spacing w:after="0"/>
+            </w:pPr>
+            <w:r>
+              <w:rPr>
+                <w:b w:val="0"/>
+                <w:i w:val="0"/>
+                <w:sz w:val="18"/>
+              </w:rPr>
+              <w:t>NLS-AT: Bảng thống kê chỉ đếm được việc làm được, không đo hết sự cố gắng của bạn</w:t>
+            </w:r>
+          </w:p>
+          <w:p>
+            <w:pPr>
+              <w:spacing w:after="0"/>
+            </w:pPr>
+            <w:r>
+              <w:rPr>
+                <w:b w:val="0"/>
+                <w:i w:val="0"/>
+                <w:sz w:val="18"/>
+              </w:rPr>
               <w:t>KNS: KN lao động tự phục vụ và bước đầu tìm hiểu nghề nghiệp.</w:t>
             </w:r>
           </w:p>
@@ -12289,6 +13700,45 @@
                 <w:i w:val="0"/>
                 <w:sz w:val="18"/>
               </w:rPr>
+              <w:t>NLS-ST (Cơ bản 2): GV hướng dẫn HS làm một sản phẩm số nhỏ cho chủ đề “An toàn nghề nghiệp”: trang trình chiếu</w:t>
+            </w:r>
+          </w:p>
+          <w:p>
+            <w:pPr>
+              <w:spacing w:after="0"/>
+            </w:pPr>
+            <w:r>
+              <w:rPr>
+                <w:b w:val="0"/>
+                <w:i w:val="0"/>
+                <w:sz w:val="18"/>
+              </w:rPr>
+              <w:t>NLS-KT (Cơ bản 2): HS thực hiện một khảo sát nhỏ trong lớp bằng phiếu trên máy, xem kết quả tự tổng hợp thành biểu đồ và cùng nhau nhận xét.</w:t>
+            </w:r>
+          </w:p>
+          <w:p>
+            <w:pPr>
+              <w:spacing w:after="0"/>
+            </w:pPr>
+            <w:r>
+              <w:rPr>
+                <w:b w:val="0"/>
+                <w:i w:val="0"/>
+                <w:sz w:val="18"/>
+              </w:rPr>
+              <w:t>NLS-AT: Xin phép trước khi chụp ảnh, ghi âm bạn</w:t>
+            </w:r>
+          </w:p>
+          <w:p>
+            <w:pPr>
+              <w:spacing w:after="0"/>
+            </w:pPr>
+            <w:r>
+              <w:rPr>
+                <w:b w:val="0"/>
+                <w:i w:val="0"/>
+                <w:sz w:val="18"/>
+              </w:rPr>
               <w:t>KNS: KN ứng phó với tình huống nguy hiểm và tìm kiếm sự trợ giúp.</w:t>
             </w:r>
           </w:p>
@@ -12404,6 +13854,45 @@
                 <w:i w:val="0"/>
                 <w:sz w:val="18"/>
               </w:rPr>
+              <w:t>NLS-KT (Cơ bản 2): GV hướng dẫn HS dùng bảng theo dõi trên máy để tổng kết thi đua tuần gắn với nội dung “Thiết bị bảo hộ lao động”: nhập số</w:t>
+            </w:r>
+          </w:p>
+          <w:p>
+            <w:pPr>
+              <w:spacing w:after="0"/>
+            </w:pPr>
+            <w:r>
+              <w:rPr>
+                <w:b w:val="0"/>
+                <w:i w:val="0"/>
+                <w:sz w:val="18"/>
+              </w:rPr>
+              <w:t>NLS-GT (Cơ bản 2): HS trình chiếu ảnh và sản phẩm của tuần để cả lớp cùng nhìn lại; mỗi bạn nói một lời ghi nhận dành cho bạn khác</w:t>
+            </w:r>
+          </w:p>
+          <w:p>
+            <w:pPr>
+              <w:spacing w:after="0"/>
+            </w:pPr>
+            <w:r>
+              <w:rPr>
+                <w:b w:val="0"/>
+                <w:i w:val="0"/>
+                <w:sz w:val="18"/>
+              </w:rPr>
+              <w:t>NLS-AT: Bảng thống kê chỉ đếm được việc làm được, không đo hết sự cố gắng của bạn</w:t>
+            </w:r>
+          </w:p>
+          <w:p>
+            <w:pPr>
+              <w:spacing w:after="0"/>
+            </w:pPr>
+            <w:r>
+              <w:rPr>
+                <w:b w:val="0"/>
+                <w:i w:val="0"/>
+                <w:sz w:val="18"/>
+              </w:rPr>
               <w:t>KNS: KN lao động tự phục vụ và bước đầu tìm hiểu nghề nghiệp.</w:t>
             </w:r>
           </w:p>
@@ -12636,6 +14125,45 @@
                 <w:i w:val="0"/>
                 <w:sz w:val="18"/>
               </w:rPr>
+              <w:t>NLS-ST (Cơ bản 2): GV hướng dẫn HS làm một sản phẩm số nhỏ cho chủ đề “Ước mơ nghề nghiệp của em”: trang trình chiếu</w:t>
+            </w:r>
+          </w:p>
+          <w:p>
+            <w:pPr>
+              <w:spacing w:after="0"/>
+            </w:pPr>
+            <w:r>
+              <w:rPr>
+                <w:b w:val="0"/>
+                <w:i w:val="0"/>
+                <w:sz w:val="18"/>
+              </w:rPr>
+              <w:t>NLS-KT (Cơ bản 2): HS thực hiện một khảo sát nhỏ trong lớp bằng phiếu trên máy, xem kết quả tự tổng hợp thành biểu đồ và cùng nhau nhận xét.</w:t>
+            </w:r>
+          </w:p>
+          <w:p>
+            <w:pPr>
+              <w:spacing w:after="0"/>
+            </w:pPr>
+            <w:r>
+              <w:rPr>
+                <w:b w:val="0"/>
+                <w:i w:val="0"/>
+                <w:sz w:val="18"/>
+              </w:rPr>
+              <w:t>NLS-AT: Xin phép trước khi chụp ảnh, ghi âm bạn</w:t>
+            </w:r>
+          </w:p>
+          <w:p>
+            <w:pPr>
+              <w:spacing w:after="0"/>
+            </w:pPr>
+            <w:r>
+              <w:rPr>
+                <w:b w:val="0"/>
+                <w:i w:val="0"/>
+                <w:sz w:val="18"/>
+              </w:rPr>
               <w:t>KNS: KN lao động tự phục vụ và bước đầu tìm hiểu nghề nghiệp.</w:t>
             </w:r>
           </w:p>
@@ -12751,6 +14279,33 @@
                 <w:i w:val="0"/>
                 <w:sz w:val="18"/>
               </w:rPr>
+              <w:t>NLS-KT (Cơ bản 2): GV hướng dẫn HS dùng bảng theo dõi trên máy để tổng kết thi đua tuần gắn với nội dung “Tấm danh thiếp tương lai”: nhập số liệu</w:t>
+            </w:r>
+          </w:p>
+          <w:p>
+            <w:pPr>
+              <w:spacing w:after="0"/>
+            </w:pPr>
+            <w:r>
+              <w:rPr>
+                <w:b w:val="0"/>
+                <w:i w:val="0"/>
+                <w:sz w:val="18"/>
+              </w:rPr>
+              <w:t>NLS-GT (Cơ bản 2): HS trình chiếu ảnh và sản phẩm của tuần để cả lớp cùng nhìn lại; mỗi bạn nói một lời ghi nhận dành cho bạn khác</w:t>
+            </w:r>
+          </w:p>
+          <w:p>
+            <w:pPr>
+              <w:spacing w:after="0"/>
+            </w:pPr>
+            <w:r>
+              <w:rPr>
+                <w:b w:val="0"/>
+                <w:i w:val="0"/>
+                <w:sz w:val="18"/>
+              </w:rPr>
+              <w:t>NLS-AT: Bảng thống kê chỉ đếm được việc làm được, không đo hết sự cố gắng của bạn</w:t>
             </w:r>
           </w:p>
         </w:tc>
@@ -12982,6 +14537,45 @@
                 <w:i w:val="0"/>
                 <w:sz w:val="18"/>
               </w:rPr>
+              <w:t>NLS-ST (Cơ bản 2): GV hướng dẫn HS làm một sản phẩm số nhỏ cho chủ đề “Hồ sơ trải nghiệm”: trang trình chiếu</w:t>
+            </w:r>
+          </w:p>
+          <w:p>
+            <w:pPr>
+              <w:spacing w:after="0"/>
+            </w:pPr>
+            <w:r>
+              <w:rPr>
+                <w:b w:val="0"/>
+                <w:i w:val="0"/>
+                <w:sz w:val="18"/>
+              </w:rPr>
+              <w:t>NLS-KT (Cơ bản 2): HS thực hiện một khảo sát nhỏ trong lớp bằng phiếu trên máy, xem kết quả tự tổng hợp thành biểu đồ và cùng nhau nhận xét.</w:t>
+            </w:r>
+          </w:p>
+          <w:p>
+            <w:pPr>
+              <w:spacing w:after="0"/>
+            </w:pPr>
+            <w:r>
+              <w:rPr>
+                <w:b w:val="0"/>
+                <w:i w:val="0"/>
+                <w:sz w:val="18"/>
+              </w:rPr>
+              <w:t>NLS-AT: Xin phép trước khi chụp ảnh, ghi âm bạn</w:t>
+            </w:r>
+          </w:p>
+          <w:p>
+            <w:pPr>
+              <w:spacing w:after="0"/>
+            </w:pPr>
+            <w:r>
+              <w:rPr>
+                <w:b w:val="0"/>
+                <w:i w:val="0"/>
+                <w:sz w:val="18"/>
+              </w:rPr>
               <w:t>KNS: KN tự đánh giá và đánh giá bạn một cách khách quan, thiện chí.</w:t>
             </w:r>
           </w:p>
@@ -13091,6 +14685,45 @@
               <w:spacing w:after="0"/>
             </w:pPr>
             <w:r/>
+            <w:r>
+              <w:rPr>
+                <w:b w:val="0"/>
+                <w:i w:val="0"/>
+                <w:sz w:val="18"/>
+              </w:rPr>
+              <w:t>NLS-KT (Cơ bản 2): GV hướng dẫn HS dùng bảng theo dõi trên máy để tổng kết thi đua tuần gắn với nội dung “Chia tay trường tiểu học”: nhập số liệu</w:t>
+            </w:r>
+          </w:p>
+          <w:p>
+            <w:pPr>
+              <w:spacing w:after="0"/>
+            </w:pPr>
+            <w:r>
+              <w:rPr>
+                <w:b w:val="0"/>
+                <w:i w:val="0"/>
+                <w:sz w:val="18"/>
+              </w:rPr>
+              <w:t>NLS-GT (Cơ bản 2): HS trình chiếu ảnh và sản phẩm của tuần để cả lớp cùng nhìn lại; mỗi bạn nói một lời ghi nhận dành cho bạn khác</w:t>
+            </w:r>
+          </w:p>
+          <w:p>
+            <w:pPr>
+              <w:spacing w:after="0"/>
+            </w:pPr>
+            <w:r>
+              <w:rPr>
+                <w:b w:val="0"/>
+                <w:i w:val="0"/>
+                <w:sz w:val="18"/>
+              </w:rPr>
+              <w:t>NLS-AT: Bảng thống kê chỉ đếm được việc làm được, không đo hết sự cố gắng của bạn</w:t>
+            </w:r>
+          </w:p>
+          <w:p>
+            <w:pPr>
+              <w:spacing w:after="0"/>
+            </w:pPr>
             <w:r>
               <w:rPr>
                 <w:b w:val="0"/>

--- a/assets/docs/lop5/Hoat dong trai nghiem - Lop 5.docx
+++ b/assets/docs/lop5/Hoat dong trai nghiem - Lop 5.docx
@@ -2808,6 +2808,33 @@
                 <w:i w:val="0"/>
                 <w:sz w:val="18"/>
               </w:rPr>
+              <w:t>NLS-GT (Cơ bản 2): Ở chủ đề những vấn đề nảy sinh giữa bạn bè, GV chiếu các tình huống thường gặp gồm cả hiểu lầm khi nhắn tin</w:t>
+            </w:r>
+          </w:p>
+          <w:p>
+            <w:pPr>
+              <w:spacing w:after="0"/>
+            </w:pPr>
+            <w:r>
+              <w:rPr>
+                <w:b w:val="0"/>
+                <w:i w:val="0"/>
+                <w:sz w:val="18"/>
+              </w:rPr>
+              <w:t>NLS-GQVĐ (Cơ bản 2): GV chiếu quy trình bốn bước xử lí mâu thuẫn: bình tĩnh, nghe bạn nói, nói cảm nhận của mình, cùng tìm cách</w:t>
+            </w:r>
+          </w:p>
+          <w:p>
+            <w:pPr>
+              <w:spacing w:after="0"/>
+            </w:pPr>
+            <w:r>
+              <w:rPr>
+                <w:b w:val="0"/>
+                <w:i w:val="0"/>
+                <w:sz w:val="18"/>
+              </w:rPr>
+              <w:t>NLS-AT: Khi nhắn tin hay bình luận, các em không nói lời xúc phạm</w:t>
             </w:r>
           </w:p>
         </w:tc>
@@ -3546,6 +3573,45 @@
               <w:spacing w:after="0"/>
             </w:pPr>
             <w:r/>
+            <w:r>
+              <w:rPr>
+                <w:b w:val="0"/>
+                <w:i w:val="0"/>
+                <w:sz w:val="18"/>
+              </w:rPr>
+              <w:t>NLS-ST (Cơ bản 2): Ở hoạt động lập kế hoạch “Cùng làm nên kỉ niệm”, GV mở khung kế hoạch trên máy gồm tên hoạt động, thời gian, người phụ trách</w:t>
+            </w:r>
+          </w:p>
+          <w:p>
+            <w:pPr>
+              <w:spacing w:after="0"/>
+            </w:pPr>
+            <w:r>
+              <w:rPr>
+                <w:b w:val="0"/>
+                <w:i w:val="0"/>
+                <w:sz w:val="18"/>
+              </w:rPr>
+              <w:t>NLS-GT (Cơ bản 2): GV chiếu bảng phân công theo nhóm để các em tự nhận việc và ghi tên vào đúng ô; nhìn bảng chung</w:t>
+            </w:r>
+          </w:p>
+          <w:p>
+            <w:pPr>
+              <w:spacing w:after="0"/>
+            </w:pPr>
+            <w:r>
+              <w:rPr>
+                <w:b w:val="0"/>
+                <w:i w:val="0"/>
+                <w:sz w:val="18"/>
+              </w:rPr>
+              <w:t>NLS-AT: Bản kế hoạch chỉ ghi việc của lớp, không ghi số điện thoại hay địa chỉ của ai</w:t>
+            </w:r>
+          </w:p>
+          <w:p>
+            <w:pPr>
+              <w:spacing w:after="0"/>
+            </w:pPr>
             <w:r>
               <w:rPr>
                 <w:b w:val="0"/>

--- a/assets/docs/lop5/Hoat dong trai nghiem - Lop 5.docx
+++ b/assets/docs/lop5/Hoat dong trai nghiem - Lop 5.docx
@@ -738,33 +738,7 @@
                 <w:i w:val="0"/>
                 <w:sz w:val="18"/>
               </w:rPr>
-              <w:t>NLS-ST (Cơ bản 2): GV chiếu ảnh của lớp qua các năm học lên màn hình cho HS nhận ra mình và nói sự thay đổi; mỗi nhóm chọn ba</w:t>
-            </w:r>
-          </w:p>
-          <w:p>
-            <w:pPr>
-              <w:spacing w:after="0"/>
-            </w:pPr>
-            <w:r>
-              <w:rPr>
-                <w:b w:val="0"/>
-                <w:i w:val="0"/>
-                <w:sz w:val="18"/>
-              </w:rPr>
-              <w:t>NLS-KT (Cơ bản 2): Sau khi đo chiều cao trên tường, HS nhập số đo của mình vào bảng tính trên máy tính GV</w:t>
-            </w:r>
-          </w:p>
-          <w:p>
-            <w:pPr>
-              <w:spacing w:after="0"/>
-            </w:pPr>
-            <w:r>
-              <w:rPr>
-                <w:b w:val="0"/>
-                <w:i w:val="0"/>
-                <w:sz w:val="18"/>
-              </w:rPr>
-              <w:t>NLS-AT: Xin phép trước khi chụp ảnh, ghi âm bạn</w:t>
+              <w:t>NLS-ST (Cơ bản 2): Chiếu ảnh của lớp qua các năm học lên màn hình cho HS nhận ra mình.</w:t>
             </w:r>
           </w:p>
         </w:tc>
@@ -879,33 +853,6 @@
                 <w:i w:val="0"/>
                 <w:sz w:val="18"/>
               </w:rPr>
-              <w:t>NLS-KT (Cơ bản 2): Lớp trưởng điều hành đánh giá tuần với bảng theo dõi thi đua trên máy tính GV: nhập số việc tốt, số lần nhắc nhở của từng tổ</w:t>
-            </w:r>
-          </w:p>
-          <w:p>
-            <w:pPr>
-              <w:spacing w:after="0"/>
-            </w:pPr>
-            <w:r>
-              <w:rPr>
-                <w:b w:val="0"/>
-                <w:i w:val="0"/>
-                <w:sz w:val="18"/>
-              </w:rPr>
-              <w:t>NLS-GT (Cơ bản 2): HS vẽ hoặc viết bậc thang tiến bộ của mình từ lớp 1 đến lớp 4 về kĩ năng, năng lực</w:t>
-            </w:r>
-          </w:p>
-          <w:p>
-            <w:pPr>
-              <w:spacing w:after="0"/>
-            </w:pPr>
-            <w:r>
-              <w:rPr>
-                <w:b w:val="0"/>
-                <w:i w:val="0"/>
-                <w:sz w:val="18"/>
-              </w:rPr>
-              <w:t>NLS-AT: Bảng thống kê chỉ đếm được việc làm được, không đo hết sự cố gắng của bạn</w:t>
             </w:r>
           </w:p>
         </w:tc>
@@ -1136,33 +1083,7 @@
                 <w:i w:val="0"/>
                 <w:sz w:val="18"/>
               </w:rPr>
-              <w:t>NLS-ST (Cơ bản 2): Mỗi nhóm chụp ảnh kỉ vật, sản phẩm cá nhân đã mang đến bằng điện thoại GV</w:t>
-            </w:r>
-          </w:p>
-          <w:p>
-            <w:pPr>
-              <w:spacing w:after="0"/>
-            </w:pPr>
-            <w:r>
-              <w:rPr>
-                <w:b w:val="0"/>
-                <w:i w:val="0"/>
-                <w:sz w:val="18"/>
-              </w:rPr>
-              <w:t>NLS-KT (Cơ bản 2): HS trả lời phiếu khảo sát ngắn trên máy tính GV: em thấy mình tiến bộ nhất ở việc nào trong học tập, thể thao, việc nhà</w:t>
-            </w:r>
-          </w:p>
-          <w:p>
-            <w:pPr>
-              <w:spacing w:after="0"/>
-            </w:pPr>
-            <w:r>
-              <w:rPr>
-                <w:b w:val="0"/>
-                <w:i w:val="0"/>
-                <w:sz w:val="18"/>
-              </w:rPr>
-              <w:t>NLS-AT: Xin phép trước khi chụp ảnh, ghi âm bạn</w:t>
+              <w:t>NLS-KT (Cơ bản 2): HS trả lời phiếu khảo sát ngắn trên máy tính.</w:t>
             </w:r>
           </w:p>
         </w:tc>
@@ -1277,45 +1198,6 @@
                 <w:i w:val="0"/>
                 <w:sz w:val="18"/>
               </w:rPr>
-              <w:t>NLS-KT (Cơ bản 2): Lớp trưởng dùng bảng theo dõi thi đua trên máy tính GV để tổng kết tuần: nhập số liệu từng tổ</w:t>
-            </w:r>
-          </w:p>
-          <w:p>
-            <w:pPr>
-              <w:spacing w:after="0"/>
-            </w:pPr>
-            <w:r>
-              <w:rPr>
-                <w:b w:val="0"/>
-                <w:i w:val="0"/>
-                <w:sz w:val="18"/>
-              </w:rPr>
-              <w:t>NLS-GT (Cơ bản 2): HS chiếu ảnh chụp mình đang làm việc nhà như nấu cơm, quét nhà, gấp quần áo</w:t>
-            </w:r>
-          </w:p>
-          <w:p>
-            <w:pPr>
-              <w:spacing w:after="0"/>
-            </w:pPr>
-            <w:r>
-              <w:rPr>
-                <w:b w:val="0"/>
-                <w:i w:val="0"/>
-                <w:sz w:val="18"/>
-              </w:rPr>
-              <w:t>NLS-AT: Bảng thống kê chỉ đếm được việc làm được, không đo hết sự cố gắng của bạn</w:t>
-            </w:r>
-          </w:p>
-          <w:p>
-            <w:pPr>
-              <w:spacing w:after="0"/>
-            </w:pPr>
-            <w:r>
-              <w:rPr>
-                <w:b w:val="0"/>
-                <w:i w:val="0"/>
-                <w:sz w:val="18"/>
-              </w:rPr>
               <w:t>KNS: KN lao động tự phục vụ và bước đầu tìm hiểu nghề nghiệp.</w:t>
             </w:r>
           </w:p>
@@ -1548,33 +1430,7 @@
                 <w:i w:val="0"/>
                 <w:sz w:val="18"/>
               </w:rPr>
-              <w:t>NLS-ST (Cơ bản 2): GV hướng dẫn HS làm một sản phẩm số nhỏ cho chủ đề “Cân bằng cảm xúc”: trang trình chiếu</w:t>
-            </w:r>
-          </w:p>
-          <w:p>
-            <w:pPr>
-              <w:spacing w:after="0"/>
-            </w:pPr>
-            <w:r>
-              <w:rPr>
-                <w:b w:val="0"/>
-                <w:i w:val="0"/>
-                <w:sz w:val="18"/>
-              </w:rPr>
-              <w:t>NLS-KT (Cơ bản 2): HS thực hiện một khảo sát nhỏ trong lớp bằng phiếu trên máy, xem kết quả tự tổng hợp thành biểu đồ và cùng nhau nhận xét.</w:t>
-            </w:r>
-          </w:p>
-          <w:p>
-            <w:pPr>
-              <w:spacing w:after="0"/>
-            </w:pPr>
-            <w:r>
-              <w:rPr>
-                <w:b w:val="0"/>
-                <w:i w:val="0"/>
-                <w:sz w:val="18"/>
-              </w:rPr>
-              <w:t>NLS-AT: Xin phép trước khi chụp ảnh, ghi âm bạn</w:t>
+              <w:t>NLS-ST (Cơ bản 2): Hướng dẫn HS làm một sản phẩm số nhỏ cho chủ đề “Cân bằng cảm xúc”: trang trình chiếu, đoạn ghi âm.</w:t>
             </w:r>
           </w:p>
           <w:p>
@@ -1702,45 +1558,6 @@
                 <w:i w:val="0"/>
                 <w:sz w:val="18"/>
               </w:rPr>
-              <w:t>NLS-KT (Cơ bản 2): GV hướng dẫn HS dùng bảng theo dõi trên máy để tổng kết thi đua tuần gắn với nội dung “Thực hành cân bằng cảm xúc”: nhập số</w:t>
-            </w:r>
-          </w:p>
-          <w:p>
-            <w:pPr>
-              <w:spacing w:after="0"/>
-            </w:pPr>
-            <w:r>
-              <w:rPr>
-                <w:b w:val="0"/>
-                <w:i w:val="0"/>
-                <w:sz w:val="18"/>
-              </w:rPr>
-              <w:t>NLS-GT (Cơ bản 2): HS trình chiếu ảnh và sản phẩm của tuần để cả lớp cùng nhìn lại; mỗi bạn nói một lời ghi nhận dành cho bạn khác</w:t>
-            </w:r>
-          </w:p>
-          <w:p>
-            <w:pPr>
-              <w:spacing w:after="0"/>
-            </w:pPr>
-            <w:r>
-              <w:rPr>
-                <w:b w:val="0"/>
-                <w:i w:val="0"/>
-                <w:sz w:val="18"/>
-              </w:rPr>
-              <w:t>NLS-AT: Bảng thống kê chỉ đếm được việc làm được, không đo hết sự cố gắng của bạn</w:t>
-            </w:r>
-          </w:p>
-          <w:p>
-            <w:pPr>
-              <w:spacing w:after="0"/>
-            </w:pPr>
-            <w:r>
-              <w:rPr>
-                <w:b w:val="0"/>
-                <w:i w:val="0"/>
-                <w:sz w:val="18"/>
-              </w:rPr>
               <w:t>KNS: KN quản lí cảm xúc và vượt qua khó khăn trong học tập, sinh hoạt.</w:t>
             </w:r>
           </w:p>
@@ -1972,33 +1789,7 @@
                 <w:i w:val="0"/>
                 <w:sz w:val="18"/>
               </w:rPr>
-              <w:t>NLS-ST (Cơ bản 2): GV hướng dẫn HS làm một sản phẩm số nhỏ cho chủ đề “Thể hiện cảm xúc phù hợp”: trang trình chiếu</w:t>
-            </w:r>
-          </w:p>
-          <w:p>
-            <w:pPr>
-              <w:spacing w:after="0"/>
-            </w:pPr>
-            <w:r>
-              <w:rPr>
-                <w:b w:val="0"/>
-                <w:i w:val="0"/>
-                <w:sz w:val="18"/>
-              </w:rPr>
-              <w:t>NLS-KT (Cơ bản 2): HS thực hiện một khảo sát nhỏ trong lớp bằng phiếu trên máy, xem kết quả tự tổng hợp thành biểu đồ và cùng nhau nhận xét.</w:t>
-            </w:r>
-          </w:p>
-          <w:p>
-            <w:pPr>
-              <w:spacing w:after="0"/>
-            </w:pPr>
-            <w:r>
-              <w:rPr>
-                <w:b w:val="0"/>
-                <w:i w:val="0"/>
-                <w:sz w:val="18"/>
-              </w:rPr>
-              <w:t>NLS-AT: Xin phép trước khi chụp ảnh, ghi âm bạn</w:t>
+              <w:t>NLS-KT (Cơ bản 2): HS thực hiện một khảo sát nhỏ trong lớp bằng phiếu trên máy, xem kết quả tự tổng hợp thành biểu đồ.</w:t>
             </w:r>
           </w:p>
           <w:p>
@@ -2126,45 +1917,6 @@
                 <w:i w:val="0"/>
                 <w:sz w:val="18"/>
               </w:rPr>
-              <w:t>NLS-KT (Cơ bản 2): GV hướng dẫn HS dùng bảng theo dõi trên máy để tổng kết thi đua tuần gắn với nội dung “Khả năng kiểm soát cảm xúc”: nhập số</w:t>
-            </w:r>
-          </w:p>
-          <w:p>
-            <w:pPr>
-              <w:spacing w:after="0"/>
-            </w:pPr>
-            <w:r>
-              <w:rPr>
-                <w:b w:val="0"/>
-                <w:i w:val="0"/>
-                <w:sz w:val="18"/>
-              </w:rPr>
-              <w:t>NLS-GT (Cơ bản 2): HS trình chiếu ảnh và sản phẩm của tuần để cả lớp cùng nhìn lại; mỗi bạn nói một lời ghi nhận dành cho bạn khác</w:t>
-            </w:r>
-          </w:p>
-          <w:p>
-            <w:pPr>
-              <w:spacing w:after="0"/>
-            </w:pPr>
-            <w:r>
-              <w:rPr>
-                <w:b w:val="0"/>
-                <w:i w:val="0"/>
-                <w:sz w:val="18"/>
-              </w:rPr>
-              <w:t>NLS-AT: Bảng thống kê chỉ đếm được việc làm được, không đo hết sự cố gắng của bạn</w:t>
-            </w:r>
-          </w:p>
-          <w:p>
-            <w:pPr>
-              <w:spacing w:after="0"/>
-            </w:pPr>
-            <w:r>
-              <w:rPr>
-                <w:b w:val="0"/>
-                <w:i w:val="0"/>
-                <w:sz w:val="18"/>
-              </w:rPr>
               <w:t>KNS: KN quản lí cảm xúc và vượt qua khó khăn trong học tập, sinh hoạt.</w:t>
             </w:r>
           </w:p>
@@ -2397,33 +2149,7 @@
                 <w:i w:val="0"/>
                 <w:sz w:val="18"/>
               </w:rPr>
-              <w:t>NLS-ST (Cơ bản 2): GV hướng dẫn HS làm một sản phẩm số nhỏ cho chủ đề “Các vấn đề nảy sinh trong mối quan hệ bạn bè và cách giải quyết”:</w:t>
-            </w:r>
-          </w:p>
-          <w:p>
-            <w:pPr>
-              <w:spacing w:after="0"/>
-            </w:pPr>
-            <w:r>
-              <w:rPr>
-                <w:b w:val="0"/>
-                <w:i w:val="0"/>
-                <w:sz w:val="18"/>
-              </w:rPr>
-              <w:t>NLS-KT (Cơ bản 2): HS thực hiện một khảo sát nhỏ trong lớp bằng phiếu trên máy, xem kết quả tự tổng hợp thành biểu đồ và cùng nhau nhận xét.</w:t>
-            </w:r>
-          </w:p>
-          <w:p>
-            <w:pPr>
-              <w:spacing w:after="0"/>
-            </w:pPr>
-            <w:r>
-              <w:rPr>
-                <w:b w:val="0"/>
-                <w:i w:val="0"/>
-                <w:sz w:val="18"/>
-              </w:rPr>
-              <w:t>NLS-AT: Xin phép trước khi chụp ảnh, ghi âm bạn</w:t>
+              <w:t>NLS-ST (Cơ bản 2): Hướng dẫn HS làm một sản phẩm số nhỏ cho chủ đề “Các vấn đề nảy sinh trong mối quan hệ bạn bè và cách giải quyết”.</w:t>
             </w:r>
           </w:p>
           <w:p>
@@ -2551,33 +2277,6 @@
                 <w:i w:val="0"/>
                 <w:sz w:val="18"/>
               </w:rPr>
-              <w:t>NLS-KT (Cơ bản 2): GV hướng dẫn HS dùng bảng theo dõi trên máy để tổng kết thi đua tuần gắn với nội dung “Thực hành giải quyết vấn đề nảy sinh</w:t>
-            </w:r>
-          </w:p>
-          <w:p>
-            <w:pPr>
-              <w:spacing w:after="0"/>
-            </w:pPr>
-            <w:r>
-              <w:rPr>
-                <w:b w:val="0"/>
-                <w:i w:val="0"/>
-                <w:sz w:val="18"/>
-              </w:rPr>
-              <w:t>NLS-GT (Cơ bản 2): HS trình chiếu ảnh và sản phẩm của tuần để cả lớp cùng nhìn lại; mỗi bạn nói một lời ghi nhận dành cho bạn khác</w:t>
-            </w:r>
-          </w:p>
-          <w:p>
-            <w:pPr>
-              <w:spacing w:after="0"/>
-            </w:pPr>
-            <w:r>
-              <w:rPr>
-                <w:b w:val="0"/>
-                <w:i w:val="0"/>
-                <w:sz w:val="18"/>
-              </w:rPr>
-              <w:t>NLS-AT: Bảng thống kê chỉ đếm được việc làm được, không đo hết sự cố gắng của bạn</w:t>
             </w:r>
           </w:p>
         </w:tc>
@@ -2808,33 +2507,7 @@
                 <w:i w:val="0"/>
                 <w:sz w:val="18"/>
               </w:rPr>
-              <w:t>NLS-GT (Cơ bản 2): Ở chủ đề những vấn đề nảy sinh giữa bạn bè, GV chiếu các tình huống thường gặp gồm cả hiểu lầm khi nhắn tin</w:t>
-            </w:r>
-          </w:p>
-          <w:p>
-            <w:pPr>
-              <w:spacing w:after="0"/>
-            </w:pPr>
-            <w:r>
-              <w:rPr>
-                <w:b w:val="0"/>
-                <w:i w:val="0"/>
-                <w:sz w:val="18"/>
-              </w:rPr>
-              <w:t>NLS-GQVĐ (Cơ bản 2): GV chiếu quy trình bốn bước xử lí mâu thuẫn: bình tĩnh, nghe bạn nói, nói cảm nhận của mình, cùng tìm cách</w:t>
-            </w:r>
-          </w:p>
-          <w:p>
-            <w:pPr>
-              <w:spacing w:after="0"/>
-            </w:pPr>
-            <w:r>
-              <w:rPr>
-                <w:b w:val="0"/>
-                <w:i w:val="0"/>
-                <w:sz w:val="18"/>
-              </w:rPr>
-              <w:t>NLS-AT: Khi nhắn tin hay bình luận, các em không nói lời xúc phạm</w:t>
+              <w:t>NLS-GT (Cơ bản 2): Ở chủ đề những vấn đề nảy sinh giữa bạn bè, GV chiếu các tình huống thường gặp gồm cả hiểu lầm.</w:t>
             </w:r>
           </w:p>
         </w:tc>
@@ -3180,33 +2853,7 @@
                 <w:i w:val="0"/>
                 <w:sz w:val="18"/>
               </w:rPr>
-              <w:t>NLS-ST (Cơ bản 2): GV hướng dẫn HS làm một sản phẩm số nhỏ cho chủ đề “Giữ gìn tình bạn”: trang trình chiếu</w:t>
-            </w:r>
-          </w:p>
-          <w:p>
-            <w:pPr>
-              <w:spacing w:after="0"/>
-            </w:pPr>
-            <w:r>
-              <w:rPr>
-                <w:b w:val="0"/>
-                <w:i w:val="0"/>
-                <w:sz w:val="18"/>
-              </w:rPr>
-              <w:t>NLS-KT (Cơ bản 2): HS thực hiện một khảo sát nhỏ trong lớp bằng phiếu trên máy, xem kết quả tự tổng hợp thành biểu đồ và cùng nhau nhận xét.</w:t>
-            </w:r>
-          </w:p>
-          <w:p>
-            <w:pPr>
-              <w:spacing w:after="0"/>
-            </w:pPr>
-            <w:r>
-              <w:rPr>
-                <w:b w:val="0"/>
-                <w:i w:val="0"/>
-                <w:sz w:val="18"/>
-              </w:rPr>
-              <w:t>NLS-AT: Xin phép trước khi chụp ảnh, ghi âm bạn</w:t>
+              <w:t>NLS-ST (Cơ bản 2): Hướng dẫn HS làm một sản phẩm số nhỏ cho chủ đề “Giữ gìn tình bạn”: trang trình chiếu, đoạn ghi âm.</w:t>
             </w:r>
           </w:p>
         </w:tc>
@@ -3321,33 +2968,6 @@
                 <w:i w:val="0"/>
                 <w:sz w:val="18"/>
               </w:rPr>
-              <w:t>NLS-KT (Cơ bản 2): GV hướng dẫn HS dùng bảng theo dõi trên máy để tổng kết thi đua tuần gắn với nội dung “Nuôi dưỡng tình bạn”: nhập số liệu</w:t>
-            </w:r>
-          </w:p>
-          <w:p>
-            <w:pPr>
-              <w:spacing w:after="0"/>
-            </w:pPr>
-            <w:r>
-              <w:rPr>
-                <w:b w:val="0"/>
-                <w:i w:val="0"/>
-                <w:sz w:val="18"/>
-              </w:rPr>
-              <w:t>NLS-GT (Cơ bản 2): HS trình chiếu ảnh và sản phẩm của tuần để cả lớp cùng nhìn lại; mỗi bạn nói một lời ghi nhận dành cho bạn khác</w:t>
-            </w:r>
-          </w:p>
-          <w:p>
-            <w:pPr>
-              <w:spacing w:after="0"/>
-            </w:pPr>
-            <w:r>
-              <w:rPr>
-                <w:b w:val="0"/>
-                <w:i w:val="0"/>
-                <w:sz w:val="18"/>
-              </w:rPr>
-              <w:t>NLS-AT: Bảng thống kê chỉ đếm được việc làm được, không đo hết sự cố gắng của bạn</w:t>
             </w:r>
           </w:p>
         </w:tc>
@@ -3579,33 +3199,7 @@
                 <w:i w:val="0"/>
                 <w:sz w:val="18"/>
               </w:rPr>
-              <w:t>NLS-ST (Cơ bản 2): Ở hoạt động lập kế hoạch “Cùng làm nên kỉ niệm”, GV mở khung kế hoạch trên máy gồm tên hoạt động, thời gian, người phụ trách</w:t>
-            </w:r>
-          </w:p>
-          <w:p>
-            <w:pPr>
-              <w:spacing w:after="0"/>
-            </w:pPr>
-            <w:r>
-              <w:rPr>
-                <w:b w:val="0"/>
-                <w:i w:val="0"/>
-                <w:sz w:val="18"/>
-              </w:rPr>
-              <w:t>NLS-GT (Cơ bản 2): GV chiếu bảng phân công theo nhóm để các em tự nhận việc và ghi tên vào đúng ô; nhìn bảng chung</w:t>
-            </w:r>
-          </w:p>
-          <w:p>
-            <w:pPr>
-              <w:spacing w:after="0"/>
-            </w:pPr>
-            <w:r>
-              <w:rPr>
-                <w:b w:val="0"/>
-                <w:i w:val="0"/>
-                <w:sz w:val="18"/>
-              </w:rPr>
-              <w:t>NLS-AT: Bản kế hoạch chỉ ghi việc của lớp, không ghi số điện thoại hay địa chỉ của ai</w:t>
+              <w:t>NLS-GT (Cơ bản 2): Chiếu bảng phân công theo nhóm.</w:t>
             </w:r>
           </w:p>
           <w:p>
@@ -3964,33 +3558,7 @@
                 <w:i w:val="0"/>
                 <w:sz w:val="18"/>
               </w:rPr>
-              <w:t>NLS-ST (Cơ bản 2): GV hướng dẫn HS làm một sản phẩm số nhỏ cho chủ đề “Sự kiện truyền thống tôn sư trọng đạo”: trang trình chiếu</w:t>
-            </w:r>
-          </w:p>
-          <w:p>
-            <w:pPr>
-              <w:spacing w:after="0"/>
-            </w:pPr>
-            <w:r>
-              <w:rPr>
-                <w:b w:val="0"/>
-                <w:i w:val="0"/>
-                <w:sz w:val="18"/>
-              </w:rPr>
-              <w:t>NLS-KT (Cơ bản 2): HS thực hiện một khảo sát nhỏ trong lớp bằng phiếu trên máy, xem kết quả tự tổng hợp thành biểu đồ và cùng nhau nhận xét.</w:t>
-            </w:r>
-          </w:p>
-          <w:p>
-            <w:pPr>
-              <w:spacing w:after="0"/>
-            </w:pPr>
-            <w:r>
-              <w:rPr>
-                <w:b w:val="0"/>
-                <w:i w:val="0"/>
-                <w:sz w:val="18"/>
-              </w:rPr>
-              <w:t>NLS-AT: Xin phép trước khi chụp ảnh, ghi âm bạn</w:t>
+              <w:t>NLS-ST (Cơ bản 2): Hướng dẫn HS làm một sản phẩm số nhỏ cho chủ đề “Sự kiện truyền thống tôn sư trọng đạo”.</w:t>
             </w:r>
           </w:p>
           <w:p>
@@ -4118,45 +3686,6 @@
                 <w:i w:val="0"/>
                 <w:sz w:val="18"/>
               </w:rPr>
-              <w:t>NLS-KT (Cơ bản 2): GV hướng dẫn HS dùng bảng theo dõi trên máy để tổng kết thi đua tuần gắn với nội dung “Giới thiệu truyền thống nhà trường”: nhập số</w:t>
-            </w:r>
-          </w:p>
-          <w:p>
-            <w:pPr>
-              <w:spacing w:after="0"/>
-            </w:pPr>
-            <w:r>
-              <w:rPr>
-                <w:b w:val="0"/>
-                <w:i w:val="0"/>
-                <w:sz w:val="18"/>
-              </w:rPr>
-              <w:t>NLS-GT (Cơ bản 2): HS trình chiếu ảnh và sản phẩm của tuần để cả lớp cùng nhìn lại; mỗi bạn nói một lời ghi nhận dành cho bạn khác</w:t>
-            </w:r>
-          </w:p>
-          <w:p>
-            <w:pPr>
-              <w:spacing w:after="0"/>
-            </w:pPr>
-            <w:r>
-              <w:rPr>
-                <w:b w:val="0"/>
-                <w:i w:val="0"/>
-                <w:sz w:val="18"/>
-              </w:rPr>
-              <w:t>NLS-AT: Bảng thống kê chỉ đếm được việc làm được, không đo hết sự cố gắng của bạn</w:t>
-            </w:r>
-          </w:p>
-          <w:p>
-            <w:pPr>
-              <w:spacing w:after="0"/>
-            </w:pPr>
-            <w:r>
-              <w:rPr>
-                <w:b w:val="0"/>
-                <w:i w:val="0"/>
-                <w:sz w:val="18"/>
-              </w:rPr>
               <w:t>QPAN: Tổ chức hoạt động tìm hiểu, thăm hỏi, tri ân gia đình thương binh, liệt sĩ, đơn vị bộ đội, công an trên địa bàn; giới thiệu chủ quyền, quyền chủ quyền biển, đảo Việt Nam và gương dũng cảm cứu hộ, cứu nạn của cán bộ, chiến sĩ.</w:t>
             </w:r>
           </w:p>
@@ -4389,33 +3918,7 @@
                 <w:i w:val="0"/>
                 <w:sz w:val="18"/>
               </w:rPr>
-              <w:t>NLS-ST (Cơ bản 2): GV hướng dẫn HS làm một sản phẩm số nhỏ cho chủ đề “Tâm sự thầy - trò”: trang trình chiếu</w:t>
-            </w:r>
-          </w:p>
-          <w:p>
-            <w:pPr>
-              <w:spacing w:after="0"/>
-            </w:pPr>
-            <w:r>
-              <w:rPr>
-                <w:b w:val="0"/>
-                <w:i w:val="0"/>
-                <w:sz w:val="18"/>
-              </w:rPr>
-              <w:t>NLS-KT (Cơ bản 2): HS thực hiện một khảo sát nhỏ trong lớp bằng phiếu trên máy, xem kết quả tự tổng hợp thành biểu đồ và cùng nhau nhận xét.</w:t>
-            </w:r>
-          </w:p>
-          <w:p>
-            <w:pPr>
-              <w:spacing w:after="0"/>
-            </w:pPr>
-            <w:r>
-              <w:rPr>
-                <w:b w:val="0"/>
-                <w:i w:val="0"/>
-                <w:sz w:val="18"/>
-              </w:rPr>
-              <w:t>NLS-AT: Xin phép trước khi chụp ảnh, ghi âm bạn</w:t>
+              <w:t>NLS-KT (Cơ bản 2): HS thực hiện một khảo sát nhỏ trong lớp bằng phiếu trên máy, xem kết quả tự tổng hợp thành biểu đồ.</w:t>
             </w:r>
           </w:p>
         </w:tc>
@@ -4530,33 +4033,6 @@
                 <w:i w:val="0"/>
                 <w:sz w:val="18"/>
               </w:rPr>
-              <w:t>NLS-KT (Cơ bản 2): GV hướng dẫn HS dùng bảng theo dõi trên máy để tổng kết thi đua tuần gắn với nội dung “Giải quyết một số vấn đề nảy sinh</w:t>
-            </w:r>
-          </w:p>
-          <w:p>
-            <w:pPr>
-              <w:spacing w:after="0"/>
-            </w:pPr>
-            <w:r>
-              <w:rPr>
-                <w:b w:val="0"/>
-                <w:i w:val="0"/>
-                <w:sz w:val="18"/>
-              </w:rPr>
-              <w:t>NLS-GT (Cơ bản 2): HS trình chiếu ảnh và sản phẩm của tuần để cả lớp cùng nhìn lại; mỗi bạn nói một lời ghi nhận dành cho bạn khác</w:t>
-            </w:r>
-          </w:p>
-          <w:p>
-            <w:pPr>
-              <w:spacing w:after="0"/>
-            </w:pPr>
-            <w:r>
-              <w:rPr>
-                <w:b w:val="0"/>
-                <w:i w:val="0"/>
-                <w:sz w:val="18"/>
-              </w:rPr>
-              <w:t>NLS-AT: Bảng thống kê chỉ đếm được việc làm được, không đo hết sự cố gắng của bạn</w:t>
             </w:r>
           </w:p>
         </w:tc>
@@ -4788,33 +4264,7 @@
                 <w:i w:val="0"/>
                 <w:sz w:val="18"/>
               </w:rPr>
-              <w:t>NLS-ST (Cơ bản 2): GV hướng dẫn HS làm một sản phẩm số nhỏ cho chủ đề “Vun đắp tình thầy trò”: trang trình chiếu</w:t>
-            </w:r>
-          </w:p>
-          <w:p>
-            <w:pPr>
-              <w:spacing w:after="0"/>
-            </w:pPr>
-            <w:r>
-              <w:rPr>
-                <w:b w:val="0"/>
-                <w:i w:val="0"/>
-                <w:sz w:val="18"/>
-              </w:rPr>
-              <w:t>NLS-KT (Cơ bản 2): HS thực hiện một khảo sát nhỏ trong lớp bằng phiếu trên máy, xem kết quả tự tổng hợp thành biểu đồ và cùng nhau nhận xét.</w:t>
-            </w:r>
-          </w:p>
-          <w:p>
-            <w:pPr>
-              <w:spacing w:after="0"/>
-            </w:pPr>
-            <w:r>
-              <w:rPr>
-                <w:b w:val="0"/>
-                <w:i w:val="0"/>
-                <w:sz w:val="18"/>
-              </w:rPr>
-              <w:t>NLS-AT: Xin phép trước khi chụp ảnh, ghi âm bạn</w:t>
+              <w:t>NLS-ST (Cơ bản 2): Hướng dẫn HS làm một sản phẩm số nhỏ cho chủ đề “Vun đắp tình thầy trò”: trang trình chiếu, đoạn ghi.</w:t>
             </w:r>
           </w:p>
         </w:tc>
@@ -4929,45 +4379,6 @@
                 <w:i w:val="0"/>
                 <w:sz w:val="18"/>
               </w:rPr>
-              <w:t>NLS-KT (Cơ bản 2): GV hướng dẫn HS dùng bảng theo dõi trên máy để tổng kết thi đua tuần gắn với nội dung “Sản phẩm tri ân thầy cô”: nhập số</w:t>
-            </w:r>
-          </w:p>
-          <w:p>
-            <w:pPr>
-              <w:spacing w:after="0"/>
-            </w:pPr>
-            <w:r>
-              <w:rPr>
-                <w:b w:val="0"/>
-                <w:i w:val="0"/>
-                <w:sz w:val="18"/>
-              </w:rPr>
-              <w:t>NLS-GT (Cơ bản 2): HS trình chiếu ảnh và sản phẩm của tuần để cả lớp cùng nhìn lại; mỗi bạn nói một lời ghi nhận dành cho bạn khác</w:t>
-            </w:r>
-          </w:p>
-          <w:p>
-            <w:pPr>
-              <w:spacing w:after="0"/>
-            </w:pPr>
-            <w:r>
-              <w:rPr>
-                <w:b w:val="0"/>
-                <w:i w:val="0"/>
-                <w:sz w:val="18"/>
-              </w:rPr>
-              <w:t>NLS-AT: Bảng thống kê chỉ đếm được việc làm được, không đo hết sự cố gắng của bạn</w:t>
-            </w:r>
-          </w:p>
-          <w:p>
-            <w:pPr>
-              <w:spacing w:after="0"/>
-            </w:pPr>
-            <w:r>
-              <w:rPr>
-                <w:b w:val="0"/>
-                <w:i w:val="0"/>
-                <w:sz w:val="18"/>
-              </w:rPr>
               <w:t>KNS: KN lao động tự phục vụ và bước đầu tìm hiểu nghề nghiệp.</w:t>
             </w:r>
           </w:p>
@@ -5199,33 +4610,7 @@
                 <w:i w:val="0"/>
                 <w:sz w:val="18"/>
               </w:rPr>
-              <w:t>NLS-ST (Cơ bản 2): GV hướng dẫn HS làm một sản phẩm số nhỏ cho chủ đề “Chuẩn bị chào mừng ngày nhà giáo Việt Nam 20-11”: trang trình chiếu</w:t>
-            </w:r>
-          </w:p>
-          <w:p>
-            <w:pPr>
-              <w:spacing w:after="0"/>
-            </w:pPr>
-            <w:r>
-              <w:rPr>
-                <w:b w:val="0"/>
-                <w:i w:val="0"/>
-                <w:sz w:val="18"/>
-              </w:rPr>
-              <w:t>NLS-KT (Cơ bản 2): HS thực hiện một khảo sát nhỏ trong lớp bằng phiếu trên máy, xem kết quả tự tổng hợp thành biểu đồ và cùng nhau nhận xét.</w:t>
-            </w:r>
-          </w:p>
-          <w:p>
-            <w:pPr>
-              <w:spacing w:after="0"/>
-            </w:pPr>
-            <w:r>
-              <w:rPr>
-                <w:b w:val="0"/>
-                <w:i w:val="0"/>
-                <w:sz w:val="18"/>
-              </w:rPr>
-              <w:t>NLS-AT: Xin phép trước khi chụp ảnh, ghi âm bạn</w:t>
+              <w:t>NLS-KT (Cơ bản 2): HS thực hiện một khảo sát nhỏ trong lớp bằng phiếu trên máy, xem kết quả tự tổng hợp thành biểu đồ.</w:t>
             </w:r>
           </w:p>
         </w:tc>
@@ -5572,33 +4957,7 @@
                 <w:i w:val="0"/>
                 <w:sz w:val="18"/>
               </w:rPr>
-              <w:t>NLS-ST (Cơ bản 2): GV hướng dẫn HS làm một sản phẩm số nhỏ cho chủ đề “Sổ tay ghi chép chi tiêu trong gia đình”: trang trình chiếu</w:t>
-            </w:r>
-          </w:p>
-          <w:p>
-            <w:pPr>
-              <w:spacing w:after="0"/>
-            </w:pPr>
-            <w:r>
-              <w:rPr>
-                <w:b w:val="0"/>
-                <w:i w:val="0"/>
-                <w:sz w:val="18"/>
-              </w:rPr>
-              <w:t>NLS-KT (Cơ bản 2): HS thực hiện một khảo sát nhỏ trong lớp bằng phiếu trên máy, xem kết quả tự tổng hợp thành biểu đồ và cùng nhau nhận xét.</w:t>
-            </w:r>
-          </w:p>
-          <w:p>
-            <w:pPr>
-              <w:spacing w:after="0"/>
-            </w:pPr>
-            <w:r>
-              <w:rPr>
-                <w:b w:val="0"/>
-                <w:i w:val="0"/>
-                <w:sz w:val="18"/>
-              </w:rPr>
-              <w:t>NLS-AT: Xin phép trước khi chụp ảnh, ghi âm bạn</w:t>
+              <w:t>NLS-ST (Cơ bản 2): Hướng dẫn HS làm một sản phẩm số nhỏ cho chủ đề “Sổ tay ghi chép chi tiêu trong gia đình”.</w:t>
             </w:r>
           </w:p>
           <w:p>
@@ -5726,45 +5085,6 @@
                 <w:i w:val="0"/>
                 <w:sz w:val="18"/>
               </w:rPr>
-              <w:t>NLS-KT (Cơ bản 2): GV hướng dẫn HS dùng bảng theo dõi trên máy để tổng kết thi đua tuần gắn với nội dung “Ghi chép chi tiêu”: nhập số liệu</w:t>
-            </w:r>
-          </w:p>
-          <w:p>
-            <w:pPr>
-              <w:spacing w:after="0"/>
-            </w:pPr>
-            <w:r>
-              <w:rPr>
-                <w:b w:val="0"/>
-                <w:i w:val="0"/>
-                <w:sz w:val="18"/>
-              </w:rPr>
-              <w:t>NLS-GT (Cơ bản 2): HS trình chiếu ảnh và sản phẩm của tuần để cả lớp cùng nhìn lại; mỗi bạn nói một lời ghi nhận dành cho bạn khác</w:t>
-            </w:r>
-          </w:p>
-          <w:p>
-            <w:pPr>
-              <w:spacing w:after="0"/>
-            </w:pPr>
-            <w:r>
-              <w:rPr>
-                <w:b w:val="0"/>
-                <w:i w:val="0"/>
-                <w:sz w:val="18"/>
-              </w:rPr>
-              <w:t>NLS-AT: Bảng thống kê chỉ đếm được việc làm được, không đo hết sự cố gắng của bạn</w:t>
-            </w:r>
-          </w:p>
-          <w:p>
-            <w:pPr>
-              <w:spacing w:after="0"/>
-            </w:pPr>
-            <w:r>
-              <w:rPr>
-                <w:b w:val="0"/>
-                <w:i w:val="0"/>
-                <w:sz w:val="18"/>
-              </w:rPr>
               <w:t>KNS: KN lập kế hoạch và quản lí chi tiêu, thời gian ở mức đơn giản.</w:t>
             </w:r>
           </w:p>
@@ -5997,33 +5317,7 @@
                 <w:i w:val="0"/>
                 <w:sz w:val="18"/>
               </w:rPr>
-              <w:t>NLS-ST (Cơ bản 2): GV hướng dẫn HS làm một sản phẩm số nhỏ cho chủ đề “Ý tưởng kinh doanh”: trang trình chiếu</w:t>
-            </w:r>
-          </w:p>
-          <w:p>
-            <w:pPr>
-              <w:spacing w:after="0"/>
-            </w:pPr>
-            <w:r>
-              <w:rPr>
-                <w:b w:val="0"/>
-                <w:i w:val="0"/>
-                <w:sz w:val="18"/>
-              </w:rPr>
-              <w:t>NLS-KT (Cơ bản 2): HS thực hiện một khảo sát nhỏ trong lớp bằng phiếu trên máy, xem kết quả tự tổng hợp thành biểu đồ và cùng nhau nhận xét.</w:t>
-            </w:r>
-          </w:p>
-          <w:p>
-            <w:pPr>
-              <w:spacing w:after="0"/>
-            </w:pPr>
-            <w:r>
-              <w:rPr>
-                <w:b w:val="0"/>
-                <w:i w:val="0"/>
-                <w:sz w:val="18"/>
-              </w:rPr>
-              <w:t>NLS-AT: Xin phép trước khi chụp ảnh, ghi âm bạn</w:t>
+              <w:t>NLS-KT (Cơ bản 2): HS thực hiện một khảo sát nhỏ trong lớp bằng phiếu trên máy, xem kết quả tự tổng hợp thành biểu đồ.</w:t>
             </w:r>
           </w:p>
         </w:tc>
@@ -6138,33 +5432,6 @@
                 <w:i w:val="0"/>
                 <w:sz w:val="18"/>
               </w:rPr>
-              <w:t>NLS-KT (Cơ bản 2): GV hướng dẫn HS dùng bảng theo dõi trên máy để tổng kết thi đua tuần gắn với nội dung “Thực hiện khảo sát nhu cầu khách hàng”:</w:t>
-            </w:r>
-          </w:p>
-          <w:p>
-            <w:pPr>
-              <w:spacing w:after="0"/>
-            </w:pPr>
-            <w:r>
-              <w:rPr>
-                <w:b w:val="0"/>
-                <w:i w:val="0"/>
-                <w:sz w:val="18"/>
-              </w:rPr>
-              <w:t>NLS-GT (Cơ bản 2): HS trình chiếu ảnh và sản phẩm của tuần để cả lớp cùng nhìn lại; mỗi bạn nói một lời ghi nhận dành cho bạn khác</w:t>
-            </w:r>
-          </w:p>
-          <w:p>
-            <w:pPr>
-              <w:spacing w:after="0"/>
-            </w:pPr>
-            <w:r>
-              <w:rPr>
-                <w:b w:val="0"/>
-                <w:i w:val="0"/>
-                <w:sz w:val="18"/>
-              </w:rPr>
-              <w:t>NLS-AT: Bảng thống kê chỉ đếm được việc làm được, không đo hết sự cố gắng của bạn</w:t>
             </w:r>
           </w:p>
         </w:tc>
@@ -6396,33 +5663,7 @@
                 <w:i w:val="0"/>
                 <w:sz w:val="18"/>
               </w:rPr>
-              <w:t>NLS-ST (Cơ bản 2): GV hướng dẫn HS làm một sản phẩm số nhỏ cho chủ đề “Việc cần làm để thực hiện kế hoạch kinh doanh”: trang trình chiếu</w:t>
-            </w:r>
-          </w:p>
-          <w:p>
-            <w:pPr>
-              <w:spacing w:after="0"/>
-            </w:pPr>
-            <w:r>
-              <w:rPr>
-                <w:b w:val="0"/>
-                <w:i w:val="0"/>
-                <w:sz w:val="18"/>
-              </w:rPr>
-              <w:t>NLS-KT (Cơ bản 2): HS thực hiện một khảo sát nhỏ trong lớp bằng phiếu trên máy, xem kết quả tự tổng hợp thành biểu đồ và cùng nhau nhận xét.</w:t>
-            </w:r>
-          </w:p>
-          <w:p>
-            <w:pPr>
-              <w:spacing w:after="0"/>
-            </w:pPr>
-            <w:r>
-              <w:rPr>
-                <w:b w:val="0"/>
-                <w:i w:val="0"/>
-                <w:sz w:val="18"/>
-              </w:rPr>
-              <w:t>NLS-AT: Xin phép trước khi chụp ảnh, ghi âm bạn</w:t>
+              <w:t>NLS-ST (Cơ bản 2): Hướng dẫn HS làm một sản phẩm số nhỏ cho chủ đề “Việc cần làm để thực hiện kế hoạch kinh doanh”.</w:t>
             </w:r>
           </w:p>
           <w:p>
@@ -6550,33 +5791,6 @@
                 <w:i w:val="0"/>
                 <w:sz w:val="18"/>
               </w:rPr>
-              <w:t>NLS-KT (Cơ bản 2): GV hướng dẫn HS dùng bảng theo dõi trên máy để tổng kết thi đua tuần gắn với nội dung “Kinh doanh hiệu quả”: nhập số liệu</w:t>
-            </w:r>
-          </w:p>
-          <w:p>
-            <w:pPr>
-              <w:spacing w:after="0"/>
-            </w:pPr>
-            <w:r>
-              <w:rPr>
-                <w:b w:val="0"/>
-                <w:i w:val="0"/>
-                <w:sz w:val="18"/>
-              </w:rPr>
-              <w:t>NLS-GT (Cơ bản 2): HS trình chiếu ảnh và sản phẩm của tuần để cả lớp cùng nhìn lại; mỗi bạn nói một lời ghi nhận dành cho bạn khác</w:t>
-            </w:r>
-          </w:p>
-          <w:p>
-            <w:pPr>
-              <w:spacing w:after="0"/>
-            </w:pPr>
-            <w:r>
-              <w:rPr>
-                <w:b w:val="0"/>
-                <w:i w:val="0"/>
-                <w:sz w:val="18"/>
-              </w:rPr>
-              <w:t>NLS-AT: Bảng thống kê chỉ đếm được việc làm được, không đo hết sự cố gắng của bạn</w:t>
             </w:r>
           </w:p>
         </w:tc>
@@ -6807,33 +6021,7 @@
                 <w:i w:val="0"/>
                 <w:sz w:val="18"/>
               </w:rPr>
-              <w:t>NLS-ST (Cơ bản 2): GV hướng dẫn HS làm một sản phẩm số nhỏ cho chủ đề “Xây dụng kế hoạch kinh doanh”: trang trình chiếu</w:t>
-            </w:r>
-          </w:p>
-          <w:p>
-            <w:pPr>
-              <w:spacing w:after="0"/>
-            </w:pPr>
-            <w:r>
-              <w:rPr>
-                <w:b w:val="0"/>
-                <w:i w:val="0"/>
-                <w:sz w:val="18"/>
-              </w:rPr>
-              <w:t>NLS-KT (Cơ bản 2): HS thực hiện một khảo sát nhỏ trong lớp bằng phiếu trên máy, xem kết quả tự tổng hợp thành biểu đồ và cùng nhau nhận xét.</w:t>
-            </w:r>
-          </w:p>
-          <w:p>
-            <w:pPr>
-              <w:spacing w:after="0"/>
-            </w:pPr>
-            <w:r>
-              <w:rPr>
-                <w:b w:val="0"/>
-                <w:i w:val="0"/>
-                <w:sz w:val="18"/>
-              </w:rPr>
-              <w:t>NLS-AT: Xin phép trước khi chụp ảnh, ghi âm bạn</w:t>
+              <w:t>NLS-KT (Cơ bản 2): HS thực hiện một khảo sát nhỏ trong lớp bằng phiếu trên máy, xem kết quả tự tổng hợp thành biểu đồ.</w:t>
             </w:r>
           </w:p>
           <w:p>
@@ -7192,33 +6380,7 @@
                 <w:i w:val="0"/>
                 <w:sz w:val="18"/>
               </w:rPr>
-              <w:t>NLS-ST (Cơ bản 2): GV hướng dẫn HS làm một sản phẩm số nhỏ cho chủ đề “Trách nhiệm của em trong gia đình”: trang trình chiếu</w:t>
-            </w:r>
-          </w:p>
-          <w:p>
-            <w:pPr>
-              <w:spacing w:after="0"/>
-            </w:pPr>
-            <w:r>
-              <w:rPr>
-                <w:b w:val="0"/>
-                <w:i w:val="0"/>
-                <w:sz w:val="18"/>
-              </w:rPr>
-              <w:t>NLS-KT (Cơ bản 2): HS thực hiện một khảo sát nhỏ trong lớp bằng phiếu trên máy, xem kết quả tự tổng hợp thành biểu đồ và cùng nhau nhận xét.</w:t>
-            </w:r>
-          </w:p>
-          <w:p>
-            <w:pPr>
-              <w:spacing w:after="0"/>
-            </w:pPr>
-            <w:r>
-              <w:rPr>
-                <w:b w:val="0"/>
-                <w:i w:val="0"/>
-                <w:sz w:val="18"/>
-              </w:rPr>
-              <w:t>NLS-AT: Xin phép trước khi chụp ảnh, ghi âm bạn</w:t>
+              <w:t>NLS-ST (Cơ bản 2): Hướng dẫn HS làm một sản phẩm số nhỏ cho chủ đề “Trách nhiệm của em trong gia đình”: trang trình chiếu.</w:t>
             </w:r>
           </w:p>
         </w:tc>
@@ -7333,33 +6495,6 @@
                 <w:i w:val="0"/>
                 <w:sz w:val="18"/>
               </w:rPr>
-              <w:t>NLS-KT (Cơ bản 2): GV hướng dẫn HS dùng bảng theo dõi trên máy để tổng kết thi đua tuần gắn với nội dung “Thể hiện trách nhiệm với gia đình”: nhập</w:t>
-            </w:r>
-          </w:p>
-          <w:p>
-            <w:pPr>
-              <w:spacing w:after="0"/>
-            </w:pPr>
-            <w:r>
-              <w:rPr>
-                <w:b w:val="0"/>
-                <w:i w:val="0"/>
-                <w:sz w:val="18"/>
-              </w:rPr>
-              <w:t>NLS-GT (Cơ bản 2): HS trình chiếu ảnh và sản phẩm của tuần để cả lớp cùng nhìn lại; mỗi bạn nói một lời ghi nhận dành cho bạn khác</w:t>
-            </w:r>
-          </w:p>
-          <w:p>
-            <w:pPr>
-              <w:spacing w:after="0"/>
-            </w:pPr>
-            <w:r>
-              <w:rPr>
-                <w:b w:val="0"/>
-                <w:i w:val="0"/>
-                <w:sz w:val="18"/>
-              </w:rPr>
-              <w:t>NLS-AT: Bảng thống kê chỉ đếm được việc làm được, không đo hết sự cố gắng của bạn</w:t>
             </w:r>
           </w:p>
         </w:tc>
@@ -7591,33 +6726,7 @@
                 <w:i w:val="0"/>
                 <w:sz w:val="18"/>
               </w:rPr>
-              <w:t>NLS-ST (Cơ bản 2): GV hướng dẫn HS làm một sản phẩm số nhỏ cho chủ đề “Tiết 2 - Sinh hoạt chủ đề BIẾT ƠN NGƯỜI THÂN TRONG GIA ĐÌNH”: trang</w:t>
-            </w:r>
-          </w:p>
-          <w:p>
-            <w:pPr>
-              <w:spacing w:after="0"/>
-            </w:pPr>
-            <w:r>
-              <w:rPr>
-                <w:b w:val="0"/>
-                <w:i w:val="0"/>
-                <w:sz w:val="18"/>
-              </w:rPr>
-              <w:t>NLS-KT (Cơ bản 2): HS thực hiện một khảo sát nhỏ trong lớp bằng phiếu trên máy, xem kết quả tự tổng hợp thành biểu đồ và cùng nhau nhận xét.</w:t>
-            </w:r>
-          </w:p>
-          <w:p>
-            <w:pPr>
-              <w:spacing w:after="0"/>
-            </w:pPr>
-            <w:r>
-              <w:rPr>
-                <w:b w:val="0"/>
-                <w:i w:val="0"/>
-                <w:sz w:val="18"/>
-              </w:rPr>
-              <w:t>NLS-AT: Xin phép trước khi chụp ảnh, ghi âm bạn</w:t>
+              <w:t>NLS-KT (Cơ bản 2): HS thực hiện một khảo sát nhỏ trong lớp bằng phiếu trên máy, xem kết quả tự tổng hợp thành biểu đồ.</w:t>
             </w:r>
           </w:p>
           <w:p>
@@ -7739,45 +6848,6 @@
               <w:spacing w:after="0"/>
             </w:pPr>
             <w:r/>
-            <w:r>
-              <w:rPr>
-                <w:b w:val="0"/>
-                <w:i w:val="0"/>
-                <w:sz w:val="18"/>
-              </w:rPr>
-              <w:t>NLS-KT (Cơ bản 2): GV hướng dẫn HS dùng bảng theo dõi trên máy để tổng kết thi đua tuần gắn với nội dung “Thể hiện lòng biết ơn với người thân”:</w:t>
-            </w:r>
-          </w:p>
-          <w:p>
-            <w:pPr>
-              <w:spacing w:after="0"/>
-            </w:pPr>
-            <w:r>
-              <w:rPr>
-                <w:b w:val="0"/>
-                <w:i w:val="0"/>
-                <w:sz w:val="18"/>
-              </w:rPr>
-              <w:t>NLS-GT (Cơ bản 2): HS trình chiếu ảnh và sản phẩm của tuần để cả lớp cùng nhìn lại; mỗi bạn nói một lời ghi nhận dành cho bạn khác</w:t>
-            </w:r>
-          </w:p>
-          <w:p>
-            <w:pPr>
-              <w:spacing w:after="0"/>
-            </w:pPr>
-            <w:r>
-              <w:rPr>
-                <w:b w:val="0"/>
-                <w:i w:val="0"/>
-                <w:sz w:val="18"/>
-              </w:rPr>
-              <w:t>NLS-AT: Bảng thống kê chỉ đếm được việc làm được, không đo hết sự cố gắng của bạn</w:t>
-            </w:r>
-          </w:p>
-          <w:p>
-            <w:pPr>
-              <w:spacing w:after="0"/>
-            </w:pPr>
             <w:r>
               <w:rPr>
                 <w:b w:val="0"/>
@@ -8040,33 +7110,7 @@
                 <w:i w:val="0"/>
                 <w:sz w:val="18"/>
               </w:rPr>
-              <w:t>NLS-ST (Cơ bản 2): GV hướng dẫn HS làm một sản phẩm số nhỏ cho chủ đề “Gia đình là tổ ấm”: trang trình chiếu</w:t>
-            </w:r>
-          </w:p>
-          <w:p>
-            <w:pPr>
-              <w:spacing w:after="0"/>
-            </w:pPr>
-            <w:r>
-              <w:rPr>
-                <w:b w:val="0"/>
-                <w:i w:val="0"/>
-                <w:sz w:val="18"/>
-              </w:rPr>
-              <w:t>NLS-KT (Cơ bản 2): HS thực hiện một khảo sát nhỏ trong lớp bằng phiếu trên máy, xem kết quả tự tổng hợp thành biểu đồ và cùng nhau nhận xét.</w:t>
-            </w:r>
-          </w:p>
-          <w:p>
-            <w:pPr>
-              <w:spacing w:after="0"/>
-            </w:pPr>
-            <w:r>
-              <w:rPr>
-                <w:b w:val="0"/>
-                <w:i w:val="0"/>
-                <w:sz w:val="18"/>
-              </w:rPr>
-              <w:t>NLS-AT: Xin phép trước khi chụp ảnh, ghi âm bạn</w:t>
+              <w:t>NLS-ST (Cơ bản 2): Hướng dẫn HS làm một sản phẩm số nhỏ cho chủ đề “Gia đình là tổ ấm”: trang trình chiếu, đoạn ghi.</w:t>
             </w:r>
           </w:p>
         </w:tc>
@@ -8181,33 +7225,6 @@
                 <w:i w:val="0"/>
                 <w:sz w:val="18"/>
               </w:rPr>
-              <w:t>NLS-KT (Cơ bản 2): GV hướng dẫn HS dùng bảng theo dõi trên máy để tổng kết thi đua tuần gắn với nội dung “Vun đắp tình cảm gia đình”: nhập số</w:t>
-            </w:r>
-          </w:p>
-          <w:p>
-            <w:pPr>
-              <w:spacing w:after="0"/>
-            </w:pPr>
-            <w:r>
-              <w:rPr>
-                <w:b w:val="0"/>
-                <w:i w:val="0"/>
-                <w:sz w:val="18"/>
-              </w:rPr>
-              <w:t>NLS-GT (Cơ bản 2): HS trình chiếu ảnh và sản phẩm của tuần để cả lớp cùng nhìn lại; mỗi bạn nói một lời ghi nhận dành cho bạn khác</w:t>
-            </w:r>
-          </w:p>
-          <w:p>
-            <w:pPr>
-              <w:spacing w:after="0"/>
-            </w:pPr>
-            <w:r>
-              <w:rPr>
-                <w:b w:val="0"/>
-                <w:i w:val="0"/>
-                <w:sz w:val="18"/>
-              </w:rPr>
-              <w:t>NLS-AT: Bảng thống kê chỉ đếm được việc làm được, không đo hết sự cố gắng của bạn</w:t>
             </w:r>
           </w:p>
         </w:tc>
@@ -8439,33 +7456,7 @@
                 <w:i w:val="0"/>
                 <w:sz w:val="18"/>
               </w:rPr>
-              <w:t>NLS-ST (Cơ bản 2): GV hướng dẫn HS làm một sản phẩm số nhỏ cho chủ đề “Ngày cuối tuần vui vẻ, đầm ấm”: trang trình chiếu</w:t>
-            </w:r>
-          </w:p>
-          <w:p>
-            <w:pPr>
-              <w:spacing w:after="0"/>
-            </w:pPr>
-            <w:r>
-              <w:rPr>
-                <w:b w:val="0"/>
-                <w:i w:val="0"/>
-                <w:sz w:val="18"/>
-              </w:rPr>
-              <w:t>NLS-KT (Cơ bản 2): HS thực hiện một khảo sát nhỏ trong lớp bằng phiếu trên máy, xem kết quả tự tổng hợp thành biểu đồ và cùng nhau nhận xét.</w:t>
-            </w:r>
-          </w:p>
-          <w:p>
-            <w:pPr>
-              <w:spacing w:after="0"/>
-            </w:pPr>
-            <w:r>
-              <w:rPr>
-                <w:b w:val="0"/>
-                <w:i w:val="0"/>
-                <w:sz w:val="18"/>
-              </w:rPr>
-              <w:t>NLS-AT: Xin phép trước khi chụp ảnh, ghi âm bạn</w:t>
+              <w:t>NLS-KT (Cơ bản 2): HS thực hiện một khảo sát nhỏ trong lớp bằng phiếu trên máy, xem kết quả tự tổng hợp thành biểu đồ.</w:t>
             </w:r>
           </w:p>
         </w:tc>
@@ -8580,33 +7571,6 @@
                 <w:i w:val="0"/>
                 <w:sz w:val="18"/>
               </w:rPr>
-              <w:t>NLS-KT (Cơ bản 2): GV hướng dẫn HS dùng bảng theo dõi trên máy để tổng kết thi đua tuần gắn với nội dung “Buổi tối nhà em”: nhập số liệu</w:t>
-            </w:r>
-          </w:p>
-          <w:p>
-            <w:pPr>
-              <w:spacing w:after="0"/>
-            </w:pPr>
-            <w:r>
-              <w:rPr>
-                <w:b w:val="0"/>
-                <w:i w:val="0"/>
-                <w:sz w:val="18"/>
-              </w:rPr>
-              <w:t>NLS-GT (Cơ bản 2): HS trình chiếu ảnh và sản phẩm của tuần để cả lớp cùng nhìn lại; mỗi bạn nói một lời ghi nhận dành cho bạn khác</w:t>
-            </w:r>
-          </w:p>
-          <w:p>
-            <w:pPr>
-              <w:spacing w:after="0"/>
-            </w:pPr>
-            <w:r>
-              <w:rPr>
-                <w:b w:val="0"/>
-                <w:i w:val="0"/>
-                <w:sz w:val="18"/>
-              </w:rPr>
-              <w:t>NLS-AT: Bảng thống kê chỉ đếm được việc làm được, không đo hết sự cố gắng của bạn</w:t>
             </w:r>
           </w:p>
         </w:tc>
@@ -8838,33 +7802,7 @@
                 <w:i w:val="0"/>
                 <w:sz w:val="18"/>
               </w:rPr>
-              <w:t>NLS-ST (Cơ bản 2): GV hướng dẫn HS làm một sản phẩm số nhỏ cho chủ đề “Nhận diện môi trường học tập mới”: trang trình chiếu</w:t>
-            </w:r>
-          </w:p>
-          <w:p>
-            <w:pPr>
-              <w:spacing w:after="0"/>
-            </w:pPr>
-            <w:r>
-              <w:rPr>
-                <w:b w:val="0"/>
-                <w:i w:val="0"/>
-                <w:sz w:val="18"/>
-              </w:rPr>
-              <w:t>NLS-KT (Cơ bản 2): HS thực hiện một khảo sát nhỏ trong lớp bằng phiếu trên máy, xem kết quả tự tổng hợp thành biểu đồ và cùng nhau nhận xét.</w:t>
-            </w:r>
-          </w:p>
-          <w:p>
-            <w:pPr>
-              <w:spacing w:after="0"/>
-            </w:pPr>
-            <w:r>
-              <w:rPr>
-                <w:b w:val="0"/>
-                <w:i w:val="0"/>
-                <w:sz w:val="18"/>
-              </w:rPr>
-              <w:t>NLS-AT: Xin phép trước khi chụp ảnh, ghi âm bạn</w:t>
+              <w:t>NLS-ST (Cơ bản 2): Hướng dẫn HS làm một sản phẩm số nhỏ cho chủ đề “Nhận diện môi trường học tập mới”: trang trình chiếu.</w:t>
             </w:r>
           </w:p>
           <w:p>
@@ -8992,45 +7930,6 @@
                 <w:i w:val="0"/>
                 <w:sz w:val="18"/>
               </w:rPr>
-              <w:t>NLS-KT (Cơ bản 2): GV hướng dẫn HS dùng bảng theo dõi trên máy để tổng kết thi đua tuần gắn với nội dung “Trải nghiệm môi trường học tập mới”: nhập</w:t>
-            </w:r>
-          </w:p>
-          <w:p>
-            <w:pPr>
-              <w:spacing w:after="0"/>
-            </w:pPr>
-            <w:r>
-              <w:rPr>
-                <w:b w:val="0"/>
-                <w:i w:val="0"/>
-                <w:sz w:val="18"/>
-              </w:rPr>
-              <w:t>NLS-GT (Cơ bản 2): HS trình chiếu ảnh và sản phẩm của tuần để cả lớp cùng nhìn lại; mỗi bạn nói một lời ghi nhận dành cho bạn khác</w:t>
-            </w:r>
-          </w:p>
-          <w:p>
-            <w:pPr>
-              <w:spacing w:after="0"/>
-            </w:pPr>
-            <w:r>
-              <w:rPr>
-                <w:b w:val="0"/>
-                <w:i w:val="0"/>
-                <w:sz w:val="18"/>
-              </w:rPr>
-              <w:t>NLS-AT: Bảng thống kê chỉ đếm được việc làm được, không đo hết sự cố gắng của bạn</w:t>
-            </w:r>
-          </w:p>
-          <w:p>
-            <w:pPr>
-              <w:spacing w:after="0"/>
-            </w:pPr>
-            <w:r>
-              <w:rPr>
-                <w:b w:val="0"/>
-                <w:i w:val="0"/>
-                <w:sz w:val="18"/>
-              </w:rPr>
               <w:t>QPAN: Tổ chức tham quan di tích lịch sử, nhà truyền thống ở địa phương hoặc xem tư liệu thay thế; giáo dục ý thức bảo vệ chủ quyền biển, đảo; trách nhiệm công dân trong xây dựng và bảo vệ Tổ quốc.</w:t>
             </w:r>
           </w:p>
@@ -9262,6 +8161,19 @@
                 <w:i w:val="0"/>
                 <w:sz w:val="18"/>
               </w:rPr>
+              <w:t>NLS-GT (Cơ bản 2): Ở hoạt động Khám phá chủ đề “Các đức tính cần thiết trong môi trường học tập mới”.</w:t>
+            </w:r>
+          </w:p>
+          <w:p>
+            <w:pPr>
+              <w:spacing w:after="0"/>
+            </w:pPr>
+            <w:r>
+              <w:rPr>
+                <w:b w:val="0"/>
+                <w:i w:val="0"/>
+                <w:sz w:val="18"/>
+              </w:rPr>
               <w:t>QPAN: Tổ chức tham quan di tích lịch sử, nhà truyền thống ở địa phương hoặc xem tư liệu thay thế; giáo dục ý thức bảo vệ chủ quyền biển, đảo; trách nhiệm công dân trong xây dựng và bảo vệ Tổ quốc.</w:t>
             </w:r>
           </w:p>
@@ -9609,33 +8521,7 @@
                 <w:i w:val="0"/>
                 <w:sz w:val="18"/>
               </w:rPr>
-              <w:t>NLS-KT (Cơ bản 2): GV hướng dẫn HS dùng bảng theo dõi trên máy để tổng kết thi đua tuần gắn với nội dung “Ứng xử theo quy tắc tự chủ và</w:t>
-            </w:r>
-          </w:p>
-          <w:p>
-            <w:pPr>
-              <w:spacing w:after="0"/>
-            </w:pPr>
-            <w:r>
-              <w:rPr>
-                <w:b w:val="0"/>
-                <w:i w:val="0"/>
-                <w:sz w:val="18"/>
-              </w:rPr>
-              <w:t>NLS-GT (Cơ bản 2): HS trình chiếu ảnh và sản phẩm của tuần để cả lớp cùng nhìn lại; mỗi bạn nói một lời ghi nhận dành cho bạn khác</w:t>
-            </w:r>
-          </w:p>
-          <w:p>
-            <w:pPr>
-              <w:spacing w:after="0"/>
-            </w:pPr>
-            <w:r>
-              <w:rPr>
-                <w:b w:val="0"/>
-                <w:i w:val="0"/>
-                <w:sz w:val="18"/>
-              </w:rPr>
-              <w:t>NLS-AT: Bảng thống kê chỉ đếm được việc làm được, không đo hết sự cố gắng của bạn</w:t>
+              <w:t>NLS-KT (Cơ bản 2): Hướng dẫn HS dùng bảng theo dõi trên máy.</w:t>
             </w:r>
           </w:p>
           <w:p>
@@ -9880,6 +8766,32 @@
                 <w:i w:val="0"/>
                 <w:sz w:val="18"/>
               </w:rPr>
+              <w:t>QTE</w:t>
+            </w:r>
+          </w:p>
+          <w:p>
+            <w:pPr>
+              <w:spacing w:after="0"/>
+            </w:pPr>
+            <w:r>
+              <w:rPr>
+                <w:b w:val="0"/>
+                <w:i w:val="0"/>
+                <w:sz w:val="18"/>
+              </w:rPr>
+              <w:t>QTE: trẻ em có quyền được bảo vệ khỏi mọi hình thức xâm hại; nhớ số của người thân và Tổng đài quốc gia bảo vệ trẻ em 111.</w:t>
+            </w:r>
+          </w:p>
+          <w:p>
+            <w:pPr>
+              <w:spacing w:after="0"/>
+            </w:pPr>
+            <w:r>
+              <w:rPr>
+                <w:b w:val="0"/>
+                <w:i w:val="0"/>
+                <w:sz w:val="18"/>
+              </w:rPr>
               <w:t>KNS: KN tự nhận thức: nhận ra điểm mạnh, điểm cần cố gắng của bản thân.</w:t>
             </w:r>
           </w:p>
@@ -9995,33 +8907,7 @@
                 <w:i w:val="0"/>
                 <w:sz w:val="18"/>
               </w:rPr>
-              <w:t>NLS-ST (Cơ bản 2): GV hướng dẫn HS làm một sản phẩm số nhỏ cho chủ đề “Tiết 2 - Sinh hoạt chủ đề NGUYÊN NHÂN VÀ CÁCH PHÒNG CHỐNG HOẢ HOẠN”:</w:t>
-            </w:r>
-          </w:p>
-          <w:p>
-            <w:pPr>
-              <w:spacing w:after="0"/>
-            </w:pPr>
-            <w:r>
-              <w:rPr>
-                <w:b w:val="0"/>
-                <w:i w:val="0"/>
-                <w:sz w:val="18"/>
-              </w:rPr>
-              <w:t>NLS-KT (Cơ bản 2): HS thực hiện một khảo sát nhỏ trong lớp bằng phiếu trên máy, xem kết quả tự tổng hợp thành biểu đồ và cùng nhau nhận xét.</w:t>
-            </w:r>
-          </w:p>
-          <w:p>
-            <w:pPr>
-              <w:spacing w:after="0"/>
-            </w:pPr>
-            <w:r>
-              <w:rPr>
-                <w:b w:val="0"/>
-                <w:i w:val="0"/>
-                <w:sz w:val="18"/>
-              </w:rPr>
-              <w:t>NLS-AT: Xin phép trước khi chụp ảnh, ghi âm bạn</w:t>
+              <w:t>NLS-ST (Cơ bản 2): Hướng dẫn HS làm một sản phẩm số nhỏ cho chủ đề “Tiết 2 - Sinh hoạt chủ đề NGUYÊN NHÂN VÀ CÁCH PHÒNG CHỐNG HOẢ HOẠN”.</w:t>
             </w:r>
           </w:p>
         </w:tc>
@@ -10136,33 +9022,6 @@
                 <w:i w:val="0"/>
                 <w:sz w:val="18"/>
               </w:rPr>
-              <w:t>NLS-KT (Cơ bản 2): GV hướng dẫn HS dùng bảng theo dõi trên máy để tổng kết thi đua tuần gắn với nội dung “Thực hành thoát hiểm”: nhập số liệu</w:t>
-            </w:r>
-          </w:p>
-          <w:p>
-            <w:pPr>
-              <w:spacing w:after="0"/>
-            </w:pPr>
-            <w:r>
-              <w:rPr>
-                <w:b w:val="0"/>
-                <w:i w:val="0"/>
-                <w:sz w:val="18"/>
-              </w:rPr>
-              <w:t>NLS-GT (Cơ bản 2): HS trình chiếu ảnh và sản phẩm của tuần để cả lớp cùng nhìn lại; mỗi bạn nói một lời ghi nhận dành cho bạn khác</w:t>
-            </w:r>
-          </w:p>
-          <w:p>
-            <w:pPr>
-              <w:spacing w:after="0"/>
-            </w:pPr>
-            <w:r>
-              <w:rPr>
-                <w:b w:val="0"/>
-                <w:i w:val="0"/>
-                <w:sz w:val="18"/>
-              </w:rPr>
-              <w:t>NLS-AT: Bảng thống kê chỉ đếm được việc làm được, không đo hết sự cố gắng của bạn</w:t>
             </w:r>
           </w:p>
         </w:tc>
@@ -10394,33 +9253,7 @@
                 <w:i w:val="0"/>
                 <w:sz w:val="18"/>
               </w:rPr>
-              <w:t>NLS-ST (Cơ bản 2): GV hướng dẫn HS làm một sản phẩm số nhỏ cho chủ đề “Tiết 2 – Tham gia lễ hội truyền thống địa phương”: trang trình chiếu</w:t>
-            </w:r>
-          </w:p>
-          <w:p>
-            <w:pPr>
-              <w:spacing w:after="0"/>
-            </w:pPr>
-            <w:r>
-              <w:rPr>
-                <w:b w:val="0"/>
-                <w:i w:val="0"/>
-                <w:sz w:val="18"/>
-              </w:rPr>
-              <w:t>NLS-KT (Cơ bản 2): HS thực hiện một khảo sát nhỏ trong lớp bằng phiếu trên máy, xem kết quả tự tổng hợp thành biểu đồ và cùng nhau nhận xét.</w:t>
-            </w:r>
-          </w:p>
-          <w:p>
-            <w:pPr>
-              <w:spacing w:after="0"/>
-            </w:pPr>
-            <w:r>
-              <w:rPr>
-                <w:b w:val="0"/>
-                <w:i w:val="0"/>
-                <w:sz w:val="18"/>
-              </w:rPr>
-              <w:t>NLS-AT: Xin phép trước khi chụp ảnh, ghi âm bạn</w:t>
+              <w:t>NLS-KT (Cơ bản 2): HS thực hiện một khảo sát nhỏ trong lớp bằng phiếu trên máy, xem kết quả tự tổng hợp thành biểu đồ.</w:t>
             </w:r>
           </w:p>
           <w:p>
@@ -10548,45 +9381,6 @@
                 <w:i w:val="0"/>
                 <w:sz w:val="18"/>
               </w:rPr>
-              <w:t>NLS-KT (Cơ bản 2): GV hướng dẫn HS dùng bảng theo dõi trên máy để tổng kết thi đua tuần gắn với nội dung “Tái hiện lễ hội truyền thống”: nhập số</w:t>
-            </w:r>
-          </w:p>
-          <w:p>
-            <w:pPr>
-              <w:spacing w:after="0"/>
-            </w:pPr>
-            <w:r>
-              <w:rPr>
-                <w:b w:val="0"/>
-                <w:i w:val="0"/>
-                <w:sz w:val="18"/>
-              </w:rPr>
-              <w:t>NLS-GT (Cơ bản 2): HS trình chiếu ảnh và sản phẩm của tuần để cả lớp cùng nhìn lại; mỗi bạn nói một lời ghi nhận dành cho bạn khác</w:t>
-            </w:r>
-          </w:p>
-          <w:p>
-            <w:pPr>
-              <w:spacing w:after="0"/>
-            </w:pPr>
-            <w:r>
-              <w:rPr>
-                <w:b w:val="0"/>
-                <w:i w:val="0"/>
-                <w:sz w:val="18"/>
-              </w:rPr>
-              <w:t>NLS-AT: Bảng thống kê chỉ đếm được việc làm được, không đo hết sự cố gắng của bạn</w:t>
-            </w:r>
-          </w:p>
-          <w:p>
-            <w:pPr>
-              <w:spacing w:after="0"/>
-            </w:pPr>
-            <w:r>
-              <w:rPr>
-                <w:b w:val="0"/>
-                <w:i w:val="0"/>
-                <w:sz w:val="18"/>
-              </w:rPr>
               <w:t>QPAN: Tổ chức hoạt động tìm hiểu, thăm hỏi, tri ân gia đình thương binh, liệt sĩ, đơn vị bộ đội, công an trên địa bàn; giới thiệu chủ quyền, quyền chủ quyền biển, đảo Việt Nam và gương dũng cảm cứu hộ, cứu nạn của cán bộ, chiến sĩ.</w:t>
             </w:r>
           </w:p>
@@ -10832,33 +9626,7 @@
                 <w:i w:val="0"/>
                 <w:sz w:val="18"/>
               </w:rPr>
-              <w:t>NLS-ST (Cơ bản 2): GV hướng dẫn HS làm một sản phẩm số nhỏ cho chủ đề “Tham gia hoạt động xã hội”: trang trình chiếu</w:t>
-            </w:r>
-          </w:p>
-          <w:p>
-            <w:pPr>
-              <w:spacing w:after="0"/>
-            </w:pPr>
-            <w:r>
-              <w:rPr>
-                <w:b w:val="0"/>
-                <w:i w:val="0"/>
-                <w:sz w:val="18"/>
-              </w:rPr>
-              <w:t>NLS-KT (Cơ bản 2): HS thực hiện một khảo sát nhỏ trong lớp bằng phiếu trên máy, xem kết quả tự tổng hợp thành biểu đồ và cùng nhau nhận xét.</w:t>
-            </w:r>
-          </w:p>
-          <w:p>
-            <w:pPr>
-              <w:spacing w:after="0"/>
-            </w:pPr>
-            <w:r>
-              <w:rPr>
-                <w:b w:val="0"/>
-                <w:i w:val="0"/>
-                <w:sz w:val="18"/>
-              </w:rPr>
-              <w:t>NLS-AT: Xin phép trước khi chụp ảnh, ghi âm bạn</w:t>
+              <w:t>NLS-ST (Cơ bản 2): Hướng dẫn HS làm một sản phẩm số nhỏ cho chủ đề “Tham gia hoạt động xã hội”: trang trình chiếu, đoạn.</w:t>
             </w:r>
           </w:p>
         </w:tc>
@@ -10973,7 +9741,7 @@
                 <w:i w:val="0"/>
                 <w:sz w:val="18"/>
               </w:rPr>
-              <w:t>NLS-KT (Cơ bản 2): GV hướng dẫn HS dùng bảng theo dõi trên máy để tổng kết thi đua tuần gắn với nội dung “Chung tay vì cộng đồng”: nhập số liệu</w:t>
+              <w:t>QPAN: Tổ chức tham quan di tích lịch sử, nhà truyền thống ở địa phương hoặc xem tư liệu thay thế; giáo dục ý thức bảo vệ chủ quyền biển, đảo; trách nhiệm công dân trong xây dựng và bảo vệ Tổ quốc.</w:t>
             </w:r>
           </w:p>
           <w:p>
@@ -10986,33 +9754,7 @@
                 <w:i w:val="0"/>
                 <w:sz w:val="18"/>
               </w:rPr>
-              <w:t>NLS-GT (Cơ bản 2): HS trình chiếu ảnh và sản phẩm của tuần để cả lớp cùng nhìn lại; mỗi bạn nói một lời ghi nhận dành cho bạn khác</w:t>
-            </w:r>
-          </w:p>
-          <w:p>
-            <w:pPr>
-              <w:spacing w:after="0"/>
-            </w:pPr>
-            <w:r>
-              <w:rPr>
-                <w:b w:val="0"/>
-                <w:i w:val="0"/>
-                <w:sz w:val="18"/>
-              </w:rPr>
-              <w:t>NLS-AT: Bảng thống kê chỉ đếm được việc làm được, không đo hết sự cố gắng của bạn</w:t>
-            </w:r>
-          </w:p>
-          <w:p>
-            <w:pPr>
-              <w:spacing w:after="0"/>
-            </w:pPr>
-            <w:r>
-              <w:rPr>
-                <w:b w:val="0"/>
-                <w:i w:val="0"/>
-                <w:sz w:val="18"/>
-              </w:rPr>
-              <w:t>QPAN: Tổ chức tham quan di tích lịch sử, nhà truyền thống ở địa phương hoặc xem tư liệu thay thế; giáo dục ý thức bảo vệ chủ quyền biển, đảo; trách nhiệm công dân trong xây dựng và bảo vệ Tổ quốc.</w:t>
+              <w:t>KNS: KN giao tiếp – hợp tác: làm việc nhóm, chia sẻ và giải quyết bất đồng ôn hoà.</w:t>
             </w:r>
           </w:p>
         </w:tc>
@@ -11243,33 +9985,7 @@
                 <w:i w:val="0"/>
                 <w:sz w:val="18"/>
               </w:rPr>
-              <w:t>NLS-ST (Cơ bản 2): GV hướng dẫn HS làm một sản phẩm số nhỏ cho chủ đề “Thân thiện với người xung quanh”: trang trình chiếu</w:t>
-            </w:r>
-          </w:p>
-          <w:p>
-            <w:pPr>
-              <w:spacing w:after="0"/>
-            </w:pPr>
-            <w:r>
-              <w:rPr>
-                <w:b w:val="0"/>
-                <w:i w:val="0"/>
-                <w:sz w:val="18"/>
-              </w:rPr>
-              <w:t>NLS-KT (Cơ bản 2): HS thực hiện một khảo sát nhỏ trong lớp bằng phiếu trên máy, xem kết quả tự tổng hợp thành biểu đồ và cùng nhau nhận xét.</w:t>
-            </w:r>
-          </w:p>
-          <w:p>
-            <w:pPr>
-              <w:spacing w:after="0"/>
-            </w:pPr>
-            <w:r>
-              <w:rPr>
-                <w:b w:val="0"/>
-                <w:i w:val="0"/>
-                <w:sz w:val="18"/>
-              </w:rPr>
-              <w:t>NLS-AT: Xin phép trước khi chụp ảnh, ghi âm bạn</w:t>
+              <w:t>NLS-KT (Cơ bản 2): HS thực hiện một khảo sát nhỏ trong lớp bằng phiếu trên máy, xem kết quả tự tổng hợp thành biểu đồ.</w:t>
             </w:r>
           </w:p>
         </w:tc>
@@ -11384,33 +10100,6 @@
                 <w:i w:val="0"/>
                 <w:sz w:val="18"/>
               </w:rPr>
-              <w:t>NLS-KT (Cơ bản 2): GV hướng dẫn HS dùng bảng theo dõi trên máy để tổng kết thi đua tuần gắn với nội dung “Đánh giá việc tham gia hoạt động xã</w:t>
-            </w:r>
-          </w:p>
-          <w:p>
-            <w:pPr>
-              <w:spacing w:after="0"/>
-            </w:pPr>
-            <w:r>
-              <w:rPr>
-                <w:b w:val="0"/>
-                <w:i w:val="0"/>
-                <w:sz w:val="18"/>
-              </w:rPr>
-              <w:t>NLS-GT (Cơ bản 2): HS trình chiếu ảnh và sản phẩm của tuần để cả lớp cùng nhìn lại; mỗi bạn nói một lời ghi nhận dành cho bạn khác</w:t>
-            </w:r>
-          </w:p>
-          <w:p>
-            <w:pPr>
-              <w:spacing w:after="0"/>
-            </w:pPr>
-            <w:r>
-              <w:rPr>
-                <w:b w:val="0"/>
-                <w:i w:val="0"/>
-                <w:sz w:val="18"/>
-              </w:rPr>
-              <w:t>NLS-AT: Bảng thống kê chỉ đếm được việc làm được, không đo hết sự cố gắng của bạn</w:t>
             </w:r>
           </w:p>
         </w:tc>
@@ -11655,33 +10344,7 @@
                 <w:i w:val="0"/>
                 <w:sz w:val="18"/>
               </w:rPr>
-              <w:t>NLS-ST (Cơ bản 2): GV hướng dẫn HS làm một sản phẩm số nhỏ cho chủ đề “Tự hào về cảnh quan thiên nhiên của quê hương, đất nước”: trang trình chiếu</w:t>
-            </w:r>
-          </w:p>
-          <w:p>
-            <w:pPr>
-              <w:spacing w:after="0"/>
-            </w:pPr>
-            <w:r>
-              <w:rPr>
-                <w:b w:val="0"/>
-                <w:i w:val="0"/>
-                <w:sz w:val="18"/>
-              </w:rPr>
-              <w:t>NLS-KT (Cơ bản 2): HS thực hiện một khảo sát nhỏ trong lớp bằng phiếu trên máy, xem kết quả tự tổng hợp thành biểu đồ và cùng nhau nhận xét.</w:t>
-            </w:r>
-          </w:p>
-          <w:p>
-            <w:pPr>
-              <w:spacing w:after="0"/>
-            </w:pPr>
-            <w:r>
-              <w:rPr>
-                <w:b w:val="0"/>
-                <w:i w:val="0"/>
-                <w:sz w:val="18"/>
-              </w:rPr>
-              <w:t>NLS-AT: Xin phép trước khi chụp ảnh, ghi âm bạn</w:t>
+              <w:t>NLS-ST (Cơ bản 2): Hướng dẫn HS làm một sản phẩm số nhỏ cho chủ đề “Tự hào về cảnh quan thiên nhiên của quê hương, đất nước”.</w:t>
             </w:r>
           </w:p>
           <w:p>
@@ -11809,45 +10472,6 @@
                 <w:i w:val="0"/>
                 <w:sz w:val="18"/>
               </w:rPr>
-              <w:t>NLS-KT (Cơ bản 2): GV hướng dẫn HS dùng bảng theo dõi trên máy để tổng kết thi đua tuần gắn với nội dung “Việt Nam trong mắt em”: nhập số liệu</w:t>
-            </w:r>
-          </w:p>
-          <w:p>
-            <w:pPr>
-              <w:spacing w:after="0"/>
-            </w:pPr>
-            <w:r>
-              <w:rPr>
-                <w:b w:val="0"/>
-                <w:i w:val="0"/>
-                <w:sz w:val="18"/>
-              </w:rPr>
-              <w:t>NLS-GT (Cơ bản 2): HS trình chiếu ảnh và sản phẩm của tuần để cả lớp cùng nhìn lại; mỗi bạn nói một lời ghi nhận dành cho bạn khác</w:t>
-            </w:r>
-          </w:p>
-          <w:p>
-            <w:pPr>
-              <w:spacing w:after="0"/>
-            </w:pPr>
-            <w:r>
-              <w:rPr>
-                <w:b w:val="0"/>
-                <w:i w:val="0"/>
-                <w:sz w:val="18"/>
-              </w:rPr>
-              <w:t>NLS-AT: Bảng thống kê chỉ đếm được việc làm được, không đo hết sự cố gắng của bạn</w:t>
-            </w:r>
-          </w:p>
-          <w:p>
-            <w:pPr>
-              <w:spacing w:after="0"/>
-            </w:pPr>
-            <w:r>
-              <w:rPr>
-                <w:b w:val="0"/>
-                <w:i w:val="0"/>
-                <w:sz w:val="18"/>
-              </w:rPr>
               <w:t>QPAN: Tổ chức tham quan di tích lịch sử, nhà truyền thống ở địa phương hoặc xem tư liệu thay thế; giáo dục ý thức bảo vệ chủ quyền biển, đảo; trách nhiệm công dân trong xây dựng và bảo vệ Tổ quốc.</w:t>
             </w:r>
           </w:p>
@@ -12080,33 +10704,7 @@
                 <w:i w:val="0"/>
                 <w:sz w:val="18"/>
               </w:rPr>
-              <w:t>NLS-ST (Cơ bản 2): GV hướng dẫn HS làm một sản phẩm số nhỏ cho chủ đề “Biện pháp bảo tồn cảnh quan thiên nhiên”: trang trình chiếu</w:t>
-            </w:r>
-          </w:p>
-          <w:p>
-            <w:pPr>
-              <w:spacing w:after="0"/>
-            </w:pPr>
-            <w:r>
-              <w:rPr>
-                <w:b w:val="0"/>
-                <w:i w:val="0"/>
-                <w:sz w:val="18"/>
-              </w:rPr>
-              <w:t>NLS-KT (Cơ bản 2): HS thực hiện một khảo sát nhỏ trong lớp bằng phiếu trên máy, xem kết quả tự tổng hợp thành biểu đồ và cùng nhau nhận xét.</w:t>
-            </w:r>
-          </w:p>
-          <w:p>
-            <w:pPr>
-              <w:spacing w:after="0"/>
-            </w:pPr>
-            <w:r>
-              <w:rPr>
-                <w:b w:val="0"/>
-                <w:i w:val="0"/>
-                <w:sz w:val="18"/>
-              </w:rPr>
-              <w:t>NLS-AT: Xin phép trước khi chụp ảnh, ghi âm bạn</w:t>
+              <w:t>NLS-KT (Cơ bản 2): HS thực hiện một khảo sát nhỏ trong lớp bằng phiếu trên máy, xem kết quả tự tổng hợp thành biểu đồ.</w:t>
             </w:r>
           </w:p>
           <w:p>
@@ -12234,45 +10832,6 @@
                 <w:i w:val="0"/>
                 <w:sz w:val="18"/>
               </w:rPr>
-              <w:t>NLS-KT (Cơ bản 2): GV hướng dẫn HS dùng bảng theo dõi trên máy để tổng kết thi đua tuần gắn với nội dung “Tuyên truyền về việc bảo tồn cảnh quan</w:t>
-            </w:r>
-          </w:p>
-          <w:p>
-            <w:pPr>
-              <w:spacing w:after="0"/>
-            </w:pPr>
-            <w:r>
-              <w:rPr>
-                <w:b w:val="0"/>
-                <w:i w:val="0"/>
-                <w:sz w:val="18"/>
-              </w:rPr>
-              <w:t>NLS-GT (Cơ bản 2): HS trình chiếu ảnh và sản phẩm của tuần để cả lớp cùng nhìn lại; mỗi bạn nói một lời ghi nhận dành cho bạn khác</w:t>
-            </w:r>
-          </w:p>
-          <w:p>
-            <w:pPr>
-              <w:spacing w:after="0"/>
-            </w:pPr>
-            <w:r>
-              <w:rPr>
-                <w:b w:val="0"/>
-                <w:i w:val="0"/>
-                <w:sz w:val="18"/>
-              </w:rPr>
-              <w:t>NLS-AT: Bảng thống kê chỉ đếm được việc làm được, không đo hết sự cố gắng của bạn</w:t>
-            </w:r>
-          </w:p>
-          <w:p>
-            <w:pPr>
-              <w:spacing w:after="0"/>
-            </w:pPr>
-            <w:r>
-              <w:rPr>
-                <w:b w:val="0"/>
-                <w:i w:val="0"/>
-                <w:sz w:val="18"/>
-              </w:rPr>
               <w:t>QPAN: Tổ chức tham quan di tích lịch sử, nhà truyền thống ở địa phương hoặc xem tư liệu thay thế; giáo dục ý thức bảo vệ chủ quyền biển, đảo; trách nhiệm công dân trong xây dựng và bảo vệ Tổ quốc.</w:t>
             </w:r>
           </w:p>
@@ -12505,33 +11064,7 @@
                 <w:i w:val="0"/>
                 <w:sz w:val="18"/>
               </w:rPr>
-              <w:t>NLS-ST (Cơ bản 2): GV hướng dẫn HS làm một sản phẩm số nhỏ cho chủ đề “Lập kế hoạch khảo sát thực trạng môi trường quanh em”: trang trình chiếu</w:t>
-            </w:r>
-          </w:p>
-          <w:p>
-            <w:pPr>
-              <w:spacing w:after="0"/>
-            </w:pPr>
-            <w:r>
-              <w:rPr>
-                <w:b w:val="0"/>
-                <w:i w:val="0"/>
-                <w:sz w:val="18"/>
-              </w:rPr>
-              <w:t>NLS-KT (Cơ bản 2): HS thực hiện một khảo sát nhỏ trong lớp bằng phiếu trên máy, xem kết quả tự tổng hợp thành biểu đồ và cùng nhau nhận xét.</w:t>
-            </w:r>
-          </w:p>
-          <w:p>
-            <w:pPr>
-              <w:spacing w:after="0"/>
-            </w:pPr>
-            <w:r>
-              <w:rPr>
-                <w:b w:val="0"/>
-                <w:i w:val="0"/>
-                <w:sz w:val="18"/>
-              </w:rPr>
-              <w:t>NLS-AT: Xin phép trước khi chụp ảnh, ghi âm bạn</w:t>
+              <w:t>NLS-ST (Cơ bản 2): Hướng dẫn HS làm một sản phẩm số nhỏ cho chủ đề “Lập kế hoạch khảo sát thực trạng môi trường quanh em”: trang trình chiếu.</w:t>
             </w:r>
           </w:p>
           <w:p>
@@ -12659,45 +11192,6 @@
                 <w:i w:val="0"/>
                 <w:sz w:val="18"/>
               </w:rPr>
-              <w:t>NLS-KT (Cơ bản 2): GV hướng dẫn HS dùng bảng theo dõi trên máy để tổng kết thi đua tuần gắn với nội dung “Chúng tôi lên tiếng vì môi trường”: nhập</w:t>
-            </w:r>
-          </w:p>
-          <w:p>
-            <w:pPr>
-              <w:spacing w:after="0"/>
-            </w:pPr>
-            <w:r>
-              <w:rPr>
-                <w:b w:val="0"/>
-                <w:i w:val="0"/>
-                <w:sz w:val="18"/>
-              </w:rPr>
-              <w:t>NLS-GT (Cơ bản 2): HS trình chiếu ảnh và sản phẩm của tuần để cả lớp cùng nhìn lại; mỗi bạn nói một lời ghi nhận dành cho bạn khác</w:t>
-            </w:r>
-          </w:p>
-          <w:p>
-            <w:pPr>
-              <w:spacing w:after="0"/>
-            </w:pPr>
-            <w:r>
-              <w:rPr>
-                <w:b w:val="0"/>
-                <w:i w:val="0"/>
-                <w:sz w:val="18"/>
-              </w:rPr>
-              <w:t>NLS-AT: Bảng thống kê chỉ đếm được việc làm được, không đo hết sự cố gắng của bạn</w:t>
-            </w:r>
-          </w:p>
-          <w:p>
-            <w:pPr>
-              <w:spacing w:after="0"/>
-            </w:pPr>
-            <w:r>
-              <w:rPr>
-                <w:b w:val="0"/>
-                <w:i w:val="0"/>
-                <w:sz w:val="18"/>
-              </w:rPr>
               <w:t>QPAN: Tổ chức tham quan di tích lịch sử, nhà truyền thống ở địa phương hoặc xem tư liệu thay thế; giáo dục ý thức bảo vệ chủ quyền biển, đảo; trách nhiệm công dân trong xây dựng và bảo vệ Tổ quốc.</w:t>
             </w:r>
           </w:p>
@@ -12929,33 +11423,7 @@
                 <w:i w:val="0"/>
                 <w:sz w:val="18"/>
               </w:rPr>
-              <w:t>NLS-ST (Cơ bản 2): GV hướng dẫn HS làm một sản phẩm số nhỏ cho chủ đề “Chung tay bảo vệ môi trường quanh ta”: trang trình chiếu</w:t>
-            </w:r>
-          </w:p>
-          <w:p>
-            <w:pPr>
-              <w:spacing w:after="0"/>
-            </w:pPr>
-            <w:r>
-              <w:rPr>
-                <w:b w:val="0"/>
-                <w:i w:val="0"/>
-                <w:sz w:val="18"/>
-              </w:rPr>
-              <w:t>NLS-KT (Cơ bản 2): HS thực hiện một khảo sát nhỏ trong lớp bằng phiếu trên máy, xem kết quả tự tổng hợp thành biểu đồ và cùng nhau nhận xét.</w:t>
-            </w:r>
-          </w:p>
-          <w:p>
-            <w:pPr>
-              <w:spacing w:after="0"/>
-            </w:pPr>
-            <w:r>
-              <w:rPr>
-                <w:b w:val="0"/>
-                <w:i w:val="0"/>
-                <w:sz w:val="18"/>
-              </w:rPr>
-              <w:t>NLS-AT: Xin phép trước khi chụp ảnh, ghi âm bạn</w:t>
+              <w:t>NLS-KT (Cơ bản 2): HS thực hiện một khảo sát nhỏ trong lớp bằng phiếu trên máy, xem kết quả tự tổng hợp thành biểu đồ.</w:t>
             </w:r>
           </w:p>
           <w:p>
@@ -13083,33 +11551,6 @@
                 <w:i w:val="0"/>
                 <w:sz w:val="18"/>
               </w:rPr>
-              <w:t>NLS-KT (Cơ bản 2): GV hướng dẫn HS dùng bảng theo dõi trên máy để tổng kết thi đua tuần gắn với nội dung “Mỗi hành động- một chiếc lá”: nhập số</w:t>
-            </w:r>
-          </w:p>
-          <w:p>
-            <w:pPr>
-              <w:spacing w:after="0"/>
-            </w:pPr>
-            <w:r>
-              <w:rPr>
-                <w:b w:val="0"/>
-                <w:i w:val="0"/>
-                <w:sz w:val="18"/>
-              </w:rPr>
-              <w:t>NLS-GT (Cơ bản 2): HS trình chiếu ảnh và sản phẩm của tuần để cả lớp cùng nhìn lại; mỗi bạn nói một lời ghi nhận dành cho bạn khác</w:t>
-            </w:r>
-          </w:p>
-          <w:p>
-            <w:pPr>
-              <w:spacing w:after="0"/>
-            </w:pPr>
-            <w:r>
-              <w:rPr>
-                <w:b w:val="0"/>
-                <w:i w:val="0"/>
-                <w:sz w:val="18"/>
-              </w:rPr>
-              <w:t>NLS-AT: Bảng thống kê chỉ đếm được việc làm được, không đo hết sự cố gắng của bạn</w:t>
             </w:r>
           </w:p>
         </w:tc>
@@ -13341,33 +11782,7 @@
                 <w:i w:val="0"/>
                 <w:sz w:val="18"/>
               </w:rPr>
-              <w:t>NLS-ST (Cơ bản 2): GV hướng dẫn HS làm một sản phẩm số nhỏ cho chủ đề “Nghề em mơ ước”: trang trình chiếu</w:t>
-            </w:r>
-          </w:p>
-          <w:p>
-            <w:pPr>
-              <w:spacing w:after="0"/>
-            </w:pPr>
-            <w:r>
-              <w:rPr>
-                <w:b w:val="0"/>
-                <w:i w:val="0"/>
-                <w:sz w:val="18"/>
-              </w:rPr>
-              <w:t>NLS-KT (Cơ bản 2): HS thực hiện một khảo sát nhỏ trong lớp bằng phiếu trên máy, xem kết quả tự tổng hợp thành biểu đồ và cùng nhau nhận xét.</w:t>
-            </w:r>
-          </w:p>
-          <w:p>
-            <w:pPr>
-              <w:spacing w:after="0"/>
-            </w:pPr>
-            <w:r>
-              <w:rPr>
-                <w:b w:val="0"/>
-                <w:i w:val="0"/>
-                <w:sz w:val="18"/>
-              </w:rPr>
-              <w:t>NLS-AT: Xin phép trước khi chụp ảnh, ghi âm bạn</w:t>
+              <w:t>NLS-ST (Cơ bản 2): Hướng dẫn HS làm một sản phẩm số nhỏ cho chủ đề “Nghề em mơ ước”: trang trình chiếu, đoạn ghi âm.</w:t>
             </w:r>
           </w:p>
           <w:p>
@@ -13495,45 +11910,6 @@
                 <w:i w:val="0"/>
                 <w:sz w:val="18"/>
               </w:rPr>
-              <w:t>NLS-KT (Cơ bản 2): GV hướng dẫn HS dùng bảng theo dõi trên máy để tổng kết thi đua tuần gắn với nội dung “Câu chuyện của người làm nghề”: nhập số</w:t>
-            </w:r>
-          </w:p>
-          <w:p>
-            <w:pPr>
-              <w:spacing w:after="0"/>
-            </w:pPr>
-            <w:r>
-              <w:rPr>
-                <w:b w:val="0"/>
-                <w:i w:val="0"/>
-                <w:sz w:val="18"/>
-              </w:rPr>
-              <w:t>NLS-GT (Cơ bản 2): HS trình chiếu ảnh và sản phẩm của tuần để cả lớp cùng nhìn lại; mỗi bạn nói một lời ghi nhận dành cho bạn khác</w:t>
-            </w:r>
-          </w:p>
-          <w:p>
-            <w:pPr>
-              <w:spacing w:after="0"/>
-            </w:pPr>
-            <w:r>
-              <w:rPr>
-                <w:b w:val="0"/>
-                <w:i w:val="0"/>
-                <w:sz w:val="18"/>
-              </w:rPr>
-              <w:t>NLS-AT: Bảng thống kê chỉ đếm được việc làm được, không đo hết sự cố gắng của bạn</w:t>
-            </w:r>
-          </w:p>
-          <w:p>
-            <w:pPr>
-              <w:spacing w:after="0"/>
-            </w:pPr>
-            <w:r>
-              <w:rPr>
-                <w:b w:val="0"/>
-                <w:i w:val="0"/>
-                <w:sz w:val="18"/>
-              </w:rPr>
               <w:t>KNS: KN lao động tự phục vụ và bước đầu tìm hiểu nghề nghiệp.</w:t>
             </w:r>
           </w:p>
@@ -13766,33 +12142,7 @@
                 <w:i w:val="0"/>
                 <w:sz w:val="18"/>
               </w:rPr>
-              <w:t>NLS-ST (Cơ bản 2): GV hướng dẫn HS làm một sản phẩm số nhỏ cho chủ đề “An toàn nghề nghiệp”: trang trình chiếu</w:t>
-            </w:r>
-          </w:p>
-          <w:p>
-            <w:pPr>
-              <w:spacing w:after="0"/>
-            </w:pPr>
-            <w:r>
-              <w:rPr>
-                <w:b w:val="0"/>
-                <w:i w:val="0"/>
-                <w:sz w:val="18"/>
-              </w:rPr>
-              <w:t>NLS-KT (Cơ bản 2): HS thực hiện một khảo sát nhỏ trong lớp bằng phiếu trên máy, xem kết quả tự tổng hợp thành biểu đồ và cùng nhau nhận xét.</w:t>
-            </w:r>
-          </w:p>
-          <w:p>
-            <w:pPr>
-              <w:spacing w:after="0"/>
-            </w:pPr>
-            <w:r>
-              <w:rPr>
-                <w:b w:val="0"/>
-                <w:i w:val="0"/>
-                <w:sz w:val="18"/>
-              </w:rPr>
-              <w:t>NLS-AT: Xin phép trước khi chụp ảnh, ghi âm bạn</w:t>
+              <w:t>NLS-KT (Cơ bản 2): HS thực hiện một khảo sát nhỏ trong lớp bằng phiếu trên máy, xem kết quả tự tổng hợp thành biểu đồ.</w:t>
             </w:r>
           </w:p>
           <w:p>
@@ -13920,45 +12270,6 @@
                 <w:i w:val="0"/>
                 <w:sz w:val="18"/>
               </w:rPr>
-              <w:t>NLS-KT (Cơ bản 2): GV hướng dẫn HS dùng bảng theo dõi trên máy để tổng kết thi đua tuần gắn với nội dung “Thiết bị bảo hộ lao động”: nhập số</w:t>
-            </w:r>
-          </w:p>
-          <w:p>
-            <w:pPr>
-              <w:spacing w:after="0"/>
-            </w:pPr>
-            <w:r>
-              <w:rPr>
-                <w:b w:val="0"/>
-                <w:i w:val="0"/>
-                <w:sz w:val="18"/>
-              </w:rPr>
-              <w:t>NLS-GT (Cơ bản 2): HS trình chiếu ảnh và sản phẩm của tuần để cả lớp cùng nhìn lại; mỗi bạn nói một lời ghi nhận dành cho bạn khác</w:t>
-            </w:r>
-          </w:p>
-          <w:p>
-            <w:pPr>
-              <w:spacing w:after="0"/>
-            </w:pPr>
-            <w:r>
-              <w:rPr>
-                <w:b w:val="0"/>
-                <w:i w:val="0"/>
-                <w:sz w:val="18"/>
-              </w:rPr>
-              <w:t>NLS-AT: Bảng thống kê chỉ đếm được việc làm được, không đo hết sự cố gắng của bạn</w:t>
-            </w:r>
-          </w:p>
-          <w:p>
-            <w:pPr>
-              <w:spacing w:after="0"/>
-            </w:pPr>
-            <w:r>
-              <w:rPr>
-                <w:b w:val="0"/>
-                <w:i w:val="0"/>
-                <w:sz w:val="18"/>
-              </w:rPr>
               <w:t>KNS: KN lao động tự phục vụ và bước đầu tìm hiểu nghề nghiệp.</w:t>
             </w:r>
           </w:p>
@@ -14191,33 +12502,7 @@
                 <w:i w:val="0"/>
                 <w:sz w:val="18"/>
               </w:rPr>
-              <w:t>NLS-ST (Cơ bản 2): GV hướng dẫn HS làm một sản phẩm số nhỏ cho chủ đề “Ước mơ nghề nghiệp của em”: trang trình chiếu</w:t>
-            </w:r>
-          </w:p>
-          <w:p>
-            <w:pPr>
-              <w:spacing w:after="0"/>
-            </w:pPr>
-            <w:r>
-              <w:rPr>
-                <w:b w:val="0"/>
-                <w:i w:val="0"/>
-                <w:sz w:val="18"/>
-              </w:rPr>
-              <w:t>NLS-KT (Cơ bản 2): HS thực hiện một khảo sát nhỏ trong lớp bằng phiếu trên máy, xem kết quả tự tổng hợp thành biểu đồ và cùng nhau nhận xét.</w:t>
-            </w:r>
-          </w:p>
-          <w:p>
-            <w:pPr>
-              <w:spacing w:after="0"/>
-            </w:pPr>
-            <w:r>
-              <w:rPr>
-                <w:b w:val="0"/>
-                <w:i w:val="0"/>
-                <w:sz w:val="18"/>
-              </w:rPr>
-              <w:t>NLS-AT: Xin phép trước khi chụp ảnh, ghi âm bạn</w:t>
+              <w:t>NLS-ST (Cơ bản 2): Hướng dẫn HS làm một sản phẩm số nhỏ cho chủ đề “Ước mơ nghề nghiệp của em”: trang trình chiếu, đoạn.</w:t>
             </w:r>
           </w:p>
           <w:p>
@@ -14345,33 +12630,6 @@
                 <w:i w:val="0"/>
                 <w:sz w:val="18"/>
               </w:rPr>
-              <w:t>NLS-KT (Cơ bản 2): GV hướng dẫn HS dùng bảng theo dõi trên máy để tổng kết thi đua tuần gắn với nội dung “Tấm danh thiếp tương lai”: nhập số liệu</w:t>
-            </w:r>
-          </w:p>
-          <w:p>
-            <w:pPr>
-              <w:spacing w:after="0"/>
-            </w:pPr>
-            <w:r>
-              <w:rPr>
-                <w:b w:val="0"/>
-                <w:i w:val="0"/>
-                <w:sz w:val="18"/>
-              </w:rPr>
-              <w:t>NLS-GT (Cơ bản 2): HS trình chiếu ảnh và sản phẩm của tuần để cả lớp cùng nhìn lại; mỗi bạn nói một lời ghi nhận dành cho bạn khác</w:t>
-            </w:r>
-          </w:p>
-          <w:p>
-            <w:pPr>
-              <w:spacing w:after="0"/>
-            </w:pPr>
-            <w:r>
-              <w:rPr>
-                <w:b w:val="0"/>
-                <w:i w:val="0"/>
-                <w:sz w:val="18"/>
-              </w:rPr>
-              <w:t>NLS-AT: Bảng thống kê chỉ đếm được việc làm được, không đo hết sự cố gắng của bạn</w:t>
             </w:r>
           </w:p>
         </w:tc>
@@ -14603,33 +12861,7 @@
                 <w:i w:val="0"/>
                 <w:sz w:val="18"/>
               </w:rPr>
-              <w:t>NLS-ST (Cơ bản 2): GV hướng dẫn HS làm một sản phẩm số nhỏ cho chủ đề “Hồ sơ trải nghiệm”: trang trình chiếu</w:t>
-            </w:r>
-          </w:p>
-          <w:p>
-            <w:pPr>
-              <w:spacing w:after="0"/>
-            </w:pPr>
-            <w:r>
-              <w:rPr>
-                <w:b w:val="0"/>
-                <w:i w:val="0"/>
-                <w:sz w:val="18"/>
-              </w:rPr>
-              <w:t>NLS-KT (Cơ bản 2): HS thực hiện một khảo sát nhỏ trong lớp bằng phiếu trên máy, xem kết quả tự tổng hợp thành biểu đồ và cùng nhau nhận xét.</w:t>
-            </w:r>
-          </w:p>
-          <w:p>
-            <w:pPr>
-              <w:spacing w:after="0"/>
-            </w:pPr>
-            <w:r>
-              <w:rPr>
-                <w:b w:val="0"/>
-                <w:i w:val="0"/>
-                <w:sz w:val="18"/>
-              </w:rPr>
-              <w:t>NLS-AT: Xin phép trước khi chụp ảnh, ghi âm bạn</w:t>
+              <w:t>NLS-KT (Cơ bản 2): HS thực hiện một khảo sát nhỏ trong lớp bằng phiếu trên máy, xem kết quả tự tổng hợp thành biểu đồ.</w:t>
             </w:r>
           </w:p>
           <w:p>
@@ -14751,45 +12983,6 @@
               <w:spacing w:after="0"/>
             </w:pPr>
             <w:r/>
-            <w:r>
-              <w:rPr>
-                <w:b w:val="0"/>
-                <w:i w:val="0"/>
-                <w:sz w:val="18"/>
-              </w:rPr>
-              <w:t>NLS-KT (Cơ bản 2): GV hướng dẫn HS dùng bảng theo dõi trên máy để tổng kết thi đua tuần gắn với nội dung “Chia tay trường tiểu học”: nhập số liệu</w:t>
-            </w:r>
-          </w:p>
-          <w:p>
-            <w:pPr>
-              <w:spacing w:after="0"/>
-            </w:pPr>
-            <w:r>
-              <w:rPr>
-                <w:b w:val="0"/>
-                <w:i w:val="0"/>
-                <w:sz w:val="18"/>
-              </w:rPr>
-              <w:t>NLS-GT (Cơ bản 2): HS trình chiếu ảnh và sản phẩm của tuần để cả lớp cùng nhìn lại; mỗi bạn nói một lời ghi nhận dành cho bạn khác</w:t>
-            </w:r>
-          </w:p>
-          <w:p>
-            <w:pPr>
-              <w:spacing w:after="0"/>
-            </w:pPr>
-            <w:r>
-              <w:rPr>
-                <w:b w:val="0"/>
-                <w:i w:val="0"/>
-                <w:sz w:val="18"/>
-              </w:rPr>
-              <w:t>NLS-AT: Bảng thống kê chỉ đếm được việc làm được, không đo hết sự cố gắng của bạn</w:t>
-            </w:r>
-          </w:p>
-          <w:p>
-            <w:pPr>
-              <w:spacing w:after="0"/>
-            </w:pPr>
             <w:r>
               <w:rPr>
                 <w:b w:val="0"/>

--- a/assets/docs/lop5/Hoat dong trai nghiem - Lop 5.docx
+++ b/assets/docs/lop5/Hoat dong trai nghiem - Lop 5.docx
@@ -566,7 +566,7 @@
                 <w:i w:val="0"/>
                 <w:sz w:val="20"/>
               </w:rPr>
-              <w:t>CHỦ ĐỀ 1 Em lớn lên mỗi ngày</w:t>
+              <w:t>Chủ đề: EM LỚN LÊN MỖI NGÀY</w:t>
             </w:r>
           </w:p>
         </w:tc>
@@ -585,7 +585,7 @@
                 <w:i w:val="0"/>
                 <w:sz w:val="20"/>
               </w:rPr>
-              <w:t>Chào năm học mới</w:t>
+              <w:t>Sinh hoạt dưới cờ: Chào năm học mới</w:t>
             </w:r>
           </w:p>
         </w:tc>
@@ -624,6 +624,7 @@
                 <w:i w:val="0"/>
                 <w:sz w:val="18"/>
               </w:rPr>
+              <w:t>Năng lực số 2.2 CB2a: HS nhận biết một kênh số phù hợp của lớp (bảng tin lớp / nhóm lớp) để chia sẻ cảm xúc, hình ảnh ngày khai giảng và điều mình mong muốn trong năm học mới</w:t>
             </w:r>
           </w:p>
         </w:tc>
@@ -699,7 +700,7 @@
                 <w:i w:val="0"/>
                 <w:sz w:val="20"/>
               </w:rPr>
-              <w:t>Chúng mình đã lớn</w:t>
+              <w:t>Hoạt động giáo dục theo chủ đề: Chúng mình đã lớn</w:t>
             </w:r>
           </w:p>
         </w:tc>
@@ -738,7 +739,7 @@
                 <w:i w:val="0"/>
                 <w:sz w:val="18"/>
               </w:rPr>
-              <w:t>NLS-ST (Cơ bản 2): Chiếu ảnh của lớp qua các năm học lên màn hình cho HS nhận ra mình.</w:t>
+              <w:t>NLS: Năng lực số 3.1 CB2a: HS làm và chia sẻ một sản phẩm số cho chủ đề</w:t>
             </w:r>
           </w:p>
         </w:tc>
@@ -814,7 +815,7 @@
                 <w:i w:val="0"/>
                 <w:sz w:val="20"/>
               </w:rPr>
-              <w:t>Bậc thang trưởng thành</w:t>
+              <w:t>Sinh hoạt lớp: Bậc thang trưởng thành</w:t>
             </w:r>
           </w:p>
         </w:tc>
@@ -853,6 +854,20 @@
                 <w:i w:val="0"/>
                 <w:sz w:val="18"/>
               </w:rPr>
+              <w:t>Năng lực số 1.3 CB2a: HS nhập và đọc số liệu thi đua trên bảng theo dõi, nhận xét dựa trên số liệu</w:t>
+            </w:r>
+          </w:p>
+          <w:p>
+            <w:pPr>
+              <w:spacing w:after="0"/>
+            </w:pPr>
+            <w:r>
+              <w:rPr>
+                <w:b w:val="0"/>
+                <w:i w:val="0"/>
+                <w:sz w:val="18"/>
+              </w:rPr>
+              <w:t>KNS: KN tự đánh giá và đánh giá bạn một cách khách quan, thiện chí.</w:t>
             </w:r>
           </w:p>
         </w:tc>
@@ -911,7 +926,7 @@
                 <w:i w:val="0"/>
                 <w:sz w:val="20"/>
               </w:rPr>
-              <w:t>CHỦ ĐỀ 1 Em lớn lên mỗi ngày</w:t>
+              <w:t>Chủ đề: EM LỚN LÊN MỖI NGÀY</w:t>
             </w:r>
           </w:p>
         </w:tc>
@@ -930,7 +945,7 @@
                 <w:i w:val="0"/>
                 <w:sz w:val="20"/>
               </w:rPr>
-              <w:t>Ngày hội câu lạc bộ</w:t>
+              <w:t>Sinh hoạt dưới cờ: Ngày hội câu lạc bộ</w:t>
             </w:r>
           </w:p>
         </w:tc>
@@ -969,6 +984,7 @@
                 <w:i w:val="0"/>
                 <w:sz w:val="18"/>
               </w:rPr>
+              <w:t>Năng lực số 1.1 CB2b: HS tìm thông tin về các câu lạc bộ (lịch, nội dung sinh hoạt) từ bảng tin số của trường để chọn CLB phù hợp</w:t>
             </w:r>
           </w:p>
         </w:tc>
@@ -1044,7 +1060,7 @@
                 <w:i w:val="0"/>
                 <w:sz w:val="20"/>
               </w:rPr>
-              <w:t>Từng bước trưởng thành</w:t>
+              <w:t>Hoạt động giáo dục theo chủ đề: Từng bước trưởng thành</w:t>
             </w:r>
           </w:p>
         </w:tc>
@@ -1083,7 +1099,7 @@
                 <w:i w:val="0"/>
                 <w:sz w:val="18"/>
               </w:rPr>
-              <w:t>NLS-KT (Cơ bản 2): HS trả lời phiếu khảo sát ngắn trên máy tính.</w:t>
+              <w:t>NLS: Năng lực số 3.1 CB2a: HS làm và chia sẻ một sản phẩm số cho chủ đề</w:t>
             </w:r>
           </w:p>
         </w:tc>
@@ -1159,7 +1175,7 @@
                 <w:i w:val="0"/>
                 <w:sz w:val="20"/>
               </w:rPr>
-              <w:t>Tiến bộ trong việc nhà</w:t>
+              <w:t>Sinh hoạt lớp: Tiến bộ trong việc nhà</w:t>
             </w:r>
           </w:p>
         </w:tc>
@@ -1192,6 +1208,19 @@
               <w:spacing w:after="0"/>
             </w:pPr>
             <w:r/>
+            <w:r>
+              <w:rPr>
+                <w:b w:val="0"/>
+                <w:i w:val="0"/>
+                <w:sz w:val="18"/>
+              </w:rPr>
+              <w:t>Năng lực số 1.3 CB2a: HS nhập và đọc số liệu thi đua trên bảng theo dõi, nhận xét dựa trên số liệu</w:t>
+            </w:r>
+          </w:p>
+          <w:p>
+            <w:pPr>
+              <w:spacing w:after="0"/>
+            </w:pPr>
             <w:r>
               <w:rPr>
                 <w:b w:val="0"/>
@@ -1257,7 +1286,7 @@
                 <w:i w:val="0"/>
                 <w:sz w:val="20"/>
               </w:rPr>
-              <w:t>CHỦ ĐỀ 1 Em lớn lên mỗi ngày</w:t>
+              <w:t>Chủ đề: EM LỚN LÊN MỖI NGÀY</w:t>
             </w:r>
           </w:p>
         </w:tc>
@@ -1276,7 +1305,7 @@
                 <w:i w:val="0"/>
                 <w:sz w:val="20"/>
               </w:rPr>
-              <w:t>Niềm vui nhân đôi, nỗi buồn chia nửa</w:t>
+              <w:t>Sinh hoạt dưới cờ: Niềm vui nhân đôi, nỗi buồn chia nửa</w:t>
             </w:r>
           </w:p>
         </w:tc>
@@ -1391,7 +1420,7 @@
                 <w:i w:val="0"/>
                 <w:sz w:val="20"/>
               </w:rPr>
-              <w:t>Cân bằng cảm xúc</w:t>
+              <w:t>Hoạt động giáo dục theo chủ đề: Cân bằng cảm xúc</w:t>
             </w:r>
           </w:p>
         </w:tc>
@@ -1430,7 +1459,7 @@
                 <w:i w:val="0"/>
                 <w:sz w:val="18"/>
               </w:rPr>
-              <w:t>NLS-ST (Cơ bản 2): Hướng dẫn HS làm một sản phẩm số nhỏ cho chủ đề “Cân bằng cảm xúc”: trang trình chiếu, đoạn ghi âm.</w:t>
+              <w:t>NLS: Năng lực số 3.1 CB2a: HS làm và chia sẻ một sản phẩm số cho chủ đề</w:t>
             </w:r>
           </w:p>
           <w:p>
@@ -1519,7 +1548,7 @@
                 <w:i w:val="0"/>
                 <w:sz w:val="20"/>
               </w:rPr>
-              <w:t>Thực hành Cân bằng cảm xúc</w:t>
+              <w:t>Sinh hoạt lớp: Thực hành cân bằng cảm xúc</w:t>
             </w:r>
           </w:p>
         </w:tc>
@@ -1552,6 +1581,19 @@
               <w:spacing w:after="0"/>
             </w:pPr>
             <w:r/>
+            <w:r>
+              <w:rPr>
+                <w:b w:val="0"/>
+                <w:i w:val="0"/>
+                <w:sz w:val="18"/>
+              </w:rPr>
+              <w:t>Năng lực số 1.3 CB2a: HS nhập và đọc số liệu thi đua trên bảng theo dõi, nhận xét dựa trên số liệu</w:t>
+            </w:r>
+          </w:p>
+          <w:p>
+            <w:pPr>
+              <w:spacing w:after="0"/>
+            </w:pPr>
             <w:r>
               <w:rPr>
                 <w:b w:val="0"/>
@@ -1617,7 +1659,7 @@
                 <w:i w:val="0"/>
                 <w:sz w:val="20"/>
               </w:rPr>
-              <w:t>CHỦ ĐỀ 1 Em lớn lên mỗi ngày</w:t>
+              <w:t>Chủ đề: EM LỚN LÊN MỖI NGÀY</w:t>
             </w:r>
           </w:p>
         </w:tc>
@@ -1636,7 +1678,7 @@
                 <w:i w:val="0"/>
                 <w:sz w:val="20"/>
               </w:rPr>
-              <w:t>Sự trưởng thành của học sinh lớp 5</w:t>
+              <w:t>Sinh hoạt dưới cờ: Sự trưởng thành của học sinh lớp 5</w:t>
             </w:r>
           </w:p>
         </w:tc>
@@ -1675,6 +1717,7 @@
                 <w:i w:val="0"/>
                 <w:sz w:val="18"/>
               </w:rPr>
+              <w:t>Năng lực số 2.5 CB2a: HS phân biệt hành vi phù hợp khi bày tỏ cảm xúc, thái độ với bạn qua tin nhắn/bình luận trên nhóm lớp</w:t>
             </w:r>
           </w:p>
         </w:tc>
@@ -1750,7 +1793,7 @@
                 <w:i w:val="0"/>
                 <w:sz w:val="20"/>
               </w:rPr>
-              <w:t>Thể hiện cảm xúc phù hợp</w:t>
+              <w:t>Hoạt động giáo dục theo chủ đề: Thể hiện cảm xúc phù hợp</w:t>
             </w:r>
           </w:p>
         </w:tc>
@@ -1789,7 +1832,7 @@
                 <w:i w:val="0"/>
                 <w:sz w:val="18"/>
               </w:rPr>
-              <w:t>NLS-KT (Cơ bản 2): HS thực hiện một khảo sát nhỏ trong lớp bằng phiếu trên máy, xem kết quả tự tổng hợp thành biểu đồ.</w:t>
+              <w:t>NLS: Năng lực số 3.1 CB2a: HS làm và chia sẻ một sản phẩm số cho chủ đề</w:t>
             </w:r>
           </w:p>
           <w:p>
@@ -1878,7 +1921,7 @@
                 <w:i w:val="0"/>
                 <w:sz w:val="20"/>
               </w:rPr>
-              <w:t>Khả năng kiểm soát cảm xúc</w:t>
+              <w:t>Sinh hoạt lớp: Khả năng kiểm soát cảm xúc</w:t>
             </w:r>
           </w:p>
         </w:tc>
@@ -1911,6 +1954,19 @@
               <w:spacing w:after="0"/>
             </w:pPr>
             <w:r/>
+            <w:r>
+              <w:rPr>
+                <w:b w:val="0"/>
+                <w:i w:val="0"/>
+                <w:sz w:val="18"/>
+              </w:rPr>
+              <w:t>Năng lực số 1.3 CB2a: HS nhập và đọc số liệu thi đua trên bảng theo dõi, nhận xét dựa trên số liệu</w:t>
+            </w:r>
+          </w:p>
+          <w:p>
+            <w:pPr>
+              <w:spacing w:after="0"/>
+            </w:pPr>
             <w:r>
               <w:rPr>
                 <w:b w:val="0"/>
@@ -1976,7 +2032,7 @@
                 <w:i w:val="0"/>
                 <w:sz w:val="20"/>
               </w:rPr>
-              <w:t>CHỦ ĐỀ 2: GIỮ GÌN TÌNH BẠN</w:t>
+              <w:t>Chủ đề: GIỮ GÌN TÌNH BẠN</w:t>
             </w:r>
           </w:p>
         </w:tc>
@@ -1995,7 +2051,7 @@
                 <w:i w:val="0"/>
                 <w:sz w:val="20"/>
               </w:rPr>
-              <w:t>Vui trung thu cùng bạn</w:t>
+              <w:t>Sinh hoạt dưới cờ: Vui Trung thu cùng bạn</w:t>
             </w:r>
           </w:p>
         </w:tc>
@@ -2110,7 +2166,7 @@
                 <w:i w:val="0"/>
                 <w:sz w:val="20"/>
               </w:rPr>
-              <w:t>Các vấn đề nảy sinh trong mối quan hệ bạn bè và cách giải quyết</w:t>
+              <w:t>Hoạt động giáo dục theo chủ đề: Các vấn đề nảy sinh trong mối quan hệ bạn bè và cách giải quyết</w:t>
             </w:r>
           </w:p>
         </w:tc>
@@ -2149,7 +2205,7 @@
                 <w:i w:val="0"/>
                 <w:sz w:val="18"/>
               </w:rPr>
-              <w:t>NLS-ST (Cơ bản 2): Hướng dẫn HS làm một sản phẩm số nhỏ cho chủ đề “Các vấn đề nảy sinh trong mối quan hệ bạn bè và cách giải quyết”.</w:t>
+              <w:t>NLS: Năng lực số 3.1 CB2a: HS làm và chia sẻ một sản phẩm số cho chủ đề</w:t>
             </w:r>
           </w:p>
           <w:p>
@@ -2238,7 +2294,7 @@
                 <w:i w:val="0"/>
                 <w:sz w:val="20"/>
               </w:rPr>
-              <w:t>Thực hành giải quyết vấn đề nảy sinh trong tình bạn</w:t>
+              <w:t>Sinh hoạt lớp: Thực hành giải quyết vấn đề nảy sinh trong tình bạn</w:t>
             </w:r>
           </w:p>
         </w:tc>
@@ -2277,6 +2333,20 @@
                 <w:i w:val="0"/>
                 <w:sz w:val="18"/>
               </w:rPr>
+              <w:t>Năng lực số 1.3 CB2a: HS nhập và đọc số liệu thi đua trên bảng theo dõi, nhận xét dựa trên số liệu</w:t>
+            </w:r>
+          </w:p>
+          <w:p>
+            <w:pPr>
+              <w:spacing w:after="0"/>
+            </w:pPr>
+            <w:r>
+              <w:rPr>
+                <w:b w:val="0"/>
+                <w:i w:val="0"/>
+                <w:sz w:val="18"/>
+              </w:rPr>
+              <w:t>KNS: KN tự đánh giá và đánh giá bạn một cách khách quan, thiện chí.</w:t>
             </w:r>
           </w:p>
         </w:tc>
@@ -2335,7 +2405,7 @@
                 <w:i w:val="0"/>
                 <w:sz w:val="20"/>
               </w:rPr>
-              <w:t>CHỦ ĐỀ 2: GIỮ GÌN TÌNH BẠN</w:t>
+              <w:t>Chủ đề: GIỮ GÌN TÌNH BẠN</w:t>
             </w:r>
           </w:p>
         </w:tc>
@@ -2354,7 +2424,7 @@
                 <w:i w:val="0"/>
                 <w:sz w:val="20"/>
               </w:rPr>
-              <w:t>Sách bút đồng hành cùng em</w:t>
+              <w:t>Sinh hoạt dưới cờ: Sách bút đồng hành cùng em</w:t>
             </w:r>
           </w:p>
         </w:tc>
@@ -2393,6 +2463,7 @@
                 <w:i w:val="0"/>
                 <w:sz w:val="18"/>
               </w:rPr>
+              <w:t>Năng lực số 2.4 CB2a: HS chọn công cụ số đơn giản (nhóm lớp) để cùng lập danh sách sách, đồ dùng quyên góp</w:t>
             </w:r>
           </w:p>
         </w:tc>
@@ -2468,7 +2539,7 @@
                 <w:i w:val="0"/>
                 <w:sz w:val="20"/>
               </w:rPr>
-              <w:t>Những vấn đề nảy sinh giữa tình bạn trong học tập và rèn luyện</w:t>
+              <w:t>Hoạt động giáo dục theo chủ đề: Những vấn đề nảy sinh giữa bạn bè trong học tập và rèn luyện</w:t>
             </w:r>
           </w:p>
         </w:tc>
@@ -2507,7 +2578,20 @@
                 <w:i w:val="0"/>
                 <w:sz w:val="18"/>
               </w:rPr>
-              <w:t>NLS-GT (Cơ bản 2): Ở chủ đề những vấn đề nảy sinh giữa bạn bè, GV chiếu các tình huống thường gặp gồm cả hiểu lầm.</w:t>
+              <w:t>NLS: Năng lực số 3.1 CB2a: HS làm và chia sẻ một sản phẩm số cho chủ đề</w:t>
+            </w:r>
+          </w:p>
+          <w:p>
+            <w:pPr>
+              <w:spacing w:after="0"/>
+            </w:pPr>
+            <w:r>
+              <w:rPr>
+                <w:b w:val="0"/>
+                <w:i w:val="0"/>
+                <w:sz w:val="18"/>
+              </w:rPr>
+              <w:t>QPAN: Giáo dục lòng yêu hoà bình, tình đoàn kết; liên hệ chủ quyền, quyền chủ quyền biển, đảo Việt Nam và gương dũng cảm cứu hộ, cứu nạn của cán bộ, chiến sĩ.</w:t>
             </w:r>
           </w:p>
         </w:tc>
@@ -2583,7 +2667,7 @@
                 <w:i w:val="0"/>
                 <w:sz w:val="20"/>
               </w:rPr>
-              <w:t>Hợp tác để thực hiện sản phẩm chung</w:t>
+              <w:t>Sinh hoạt lớp: Hợp tác để thực hiện sản phẩm chung</w:t>
             </w:r>
           </w:p>
         </w:tc>
@@ -2616,6 +2700,19 @@
               <w:spacing w:after="0"/>
             </w:pPr>
             <w:r/>
+            <w:r>
+              <w:rPr>
+                <w:b w:val="0"/>
+                <w:i w:val="0"/>
+                <w:sz w:val="18"/>
+              </w:rPr>
+              <w:t>Năng lực số 1.3 CB2a: HS nhập và đọc số liệu thi đua trên bảng theo dõi, nhận xét dựa trên số liệu</w:t>
+            </w:r>
+          </w:p>
+          <w:p>
+            <w:pPr>
+              <w:spacing w:after="0"/>
+            </w:pPr>
             <w:r>
               <w:rPr>
                 <w:b w:val="0"/>
@@ -2681,7 +2778,7 @@
                 <w:i w:val="0"/>
                 <w:sz w:val="20"/>
               </w:rPr>
-              <w:t>CHỦ ĐỀ 2: GIỮ GÌN TÌNH BẠN</w:t>
+              <w:t>Chủ đề: GIỮ GÌN TÌNH BẠN</w:t>
             </w:r>
           </w:p>
         </w:tc>
@@ -2700,7 +2797,7 @@
                 <w:i w:val="0"/>
                 <w:sz w:val="20"/>
               </w:rPr>
-              <w:t>Ngày hội trao đổi sách</w:t>
+              <w:t>Sinh hoạt dưới cờ: Ngày hội trao đổi sách</w:t>
             </w:r>
           </w:p>
         </w:tc>
@@ -2814,7 +2911,7 @@
                 <w:i w:val="0"/>
                 <w:sz w:val="20"/>
               </w:rPr>
-              <w:t>Giữ gìn tình bạn</w:t>
+              <w:t>Hoạt động giáo dục theo chủ đề: Giữ gìn tình bạn</w:t>
             </w:r>
           </w:p>
         </w:tc>
@@ -2853,7 +2950,7 @@
                 <w:i w:val="0"/>
                 <w:sz w:val="18"/>
               </w:rPr>
-              <w:t>NLS-ST (Cơ bản 2): Hướng dẫn HS làm một sản phẩm số nhỏ cho chủ đề “Giữ gìn tình bạn”: trang trình chiếu, đoạn ghi âm.</w:t>
+              <w:t>NLS: Năng lực số 3.1 CB2a: HS làm và chia sẻ một sản phẩm số cho chủ đề</w:t>
             </w:r>
           </w:p>
         </w:tc>
@@ -2929,7 +3026,7 @@
                 <w:i w:val="0"/>
                 <w:sz w:val="20"/>
               </w:rPr>
-              <w:t>Nuôi dưỡng tình bạn</w:t>
+              <w:t>Sinh hoạt lớp: Nuôi dưỡng tình bạn</w:t>
             </w:r>
           </w:p>
         </w:tc>
@@ -2968,6 +3065,20 @@
                 <w:i w:val="0"/>
                 <w:sz w:val="18"/>
               </w:rPr>
+              <w:t>Năng lực số 1.3 CB2a: HS nhập và đọc số liệu thi đua trên bảng theo dõi, nhận xét dựa trên số liệu</w:t>
+            </w:r>
+          </w:p>
+          <w:p>
+            <w:pPr>
+              <w:spacing w:after="0"/>
+            </w:pPr>
+            <w:r>
+              <w:rPr>
+                <w:b w:val="0"/>
+                <w:i w:val="0"/>
+                <w:sz w:val="18"/>
+              </w:rPr>
+              <w:t>KNS: KN tự đánh giá và đánh giá bạn một cách khách quan, thiện chí.</w:t>
             </w:r>
           </w:p>
         </w:tc>
@@ -3026,7 +3137,7 @@
                 <w:i w:val="0"/>
                 <w:sz w:val="20"/>
               </w:rPr>
-              <w:t>CHỦ ĐỀ 2: GIỮ GÌN TÌNH BẠN</w:t>
+              <w:t>Chủ đề: GIỮ GÌN TÌNH BẠN</w:t>
             </w:r>
           </w:p>
         </w:tc>
@@ -3045,7 +3156,7 @@
                 <w:i w:val="0"/>
                 <w:sz w:val="20"/>
               </w:rPr>
-              <w:t>Trò chuyện về chủ đề "Khoa học sáng tạo"</w:t>
+              <w:t>Sinh hoạt dưới cờ: Trò chuyện về chủ đề "Khoa học sáng tạo"</w:t>
             </w:r>
           </w:p>
         </w:tc>
@@ -3078,6 +3189,19 @@
               <w:spacing w:after="0"/>
             </w:pPr>
             <w:r/>
+            <w:r>
+              <w:rPr>
+                <w:b w:val="0"/>
+                <w:i w:val="0"/>
+                <w:sz w:val="18"/>
+              </w:rPr>
+              <w:t>Năng lực số 3.1 CB2b: HS chọn cách thể hiện ý tưởng của nhóm bằng một sản phẩm số đơn giản (ảnh, đoạn trình chiếu)</w:t>
+            </w:r>
+          </w:p>
+          <w:p>
+            <w:pPr>
+              <w:spacing w:after="0"/>
+            </w:pPr>
             <w:r>
               <w:rPr>
                 <w:b w:val="0"/>
@@ -3160,7 +3284,7 @@
                 <w:i w:val="0"/>
                 <w:sz w:val="20"/>
               </w:rPr>
-              <w:t>Kế hoạch hoạt động "Cùng làm nên kỉ niệm"</w:t>
+              <w:t>Hoạt động giáo dục theo chủ đề: Kế hoạch hoạt động "Cùng làm nên kỉ niệm"</w:t>
             </w:r>
           </w:p>
         </w:tc>
@@ -3199,7 +3323,7 @@
                 <w:i w:val="0"/>
                 <w:sz w:val="18"/>
               </w:rPr>
-              <w:t>NLS-GT (Cơ bản 2): Chiếu bảng phân công theo nhóm.</w:t>
+              <w:t>NLS: Năng lực số 3.1 CB2a: HS làm và chia sẻ một sản phẩm số cho chủ đề</w:t>
             </w:r>
           </w:p>
           <w:p>
@@ -3288,7 +3412,7 @@
                 <w:i w:val="0"/>
                 <w:sz w:val="20"/>
               </w:rPr>
-              <w:t>Cùng làm nên kỉ niệm</w:t>
+              <w:t>Sinh hoạt lớp: Cùng làm nên kỉ niệm</w:t>
             </w:r>
           </w:p>
         </w:tc>
@@ -3327,6 +3451,20 @@
                 <w:i w:val="0"/>
                 <w:sz w:val="18"/>
               </w:rPr>
+              <w:t>Năng lực số 1.3 CB2a: HS nhập và đọc số liệu thi đua trên bảng theo dõi, nhận xét dựa trên số liệu</w:t>
+            </w:r>
+          </w:p>
+          <w:p>
+            <w:pPr>
+              <w:spacing w:after="0"/>
+            </w:pPr>
+            <w:r>
+              <w:rPr>
+                <w:b w:val="0"/>
+                <w:i w:val="0"/>
+                <w:sz w:val="18"/>
+              </w:rPr>
+              <w:t>KNS: KN tự đánh giá và đánh giá bạn một cách khách quan, thiện chí.</w:t>
             </w:r>
           </w:p>
         </w:tc>
@@ -3385,7 +3523,7 @@
                 <w:i w:val="0"/>
                 <w:sz w:val="20"/>
               </w:rPr>
-              <w:t>CHỦ ĐỀ 3: Tôn sư trọng đạo</w:t>
+              <w:t>Chủ đề: TÔN SƯ TRỌNG ĐẠO</w:t>
             </w:r>
           </w:p>
         </w:tc>
@@ -3404,7 +3542,7 @@
                 <w:i w:val="0"/>
                 <w:sz w:val="20"/>
               </w:rPr>
-              <w:t>Phát động tổ chức sự kiện về truyền thống tôn sư trọng đạo</w:t>
+              <w:t>Sinh hoạt dưới cờ: Phát động tổ chức sự kiện về truyền thống tôn sư trọng đạo</w:t>
             </w:r>
           </w:p>
         </w:tc>
@@ -3519,7 +3657,7 @@
                 <w:i w:val="0"/>
                 <w:sz w:val="20"/>
               </w:rPr>
-              <w:t>Sự kiện về truyền thống tôn sư trọng đạo</w:t>
+              <w:t>Hoạt động giáo dục theo chủ đề: Sự kiện về truyền thống tôn sư trọng đạo</w:t>
             </w:r>
           </w:p>
         </w:tc>
@@ -3558,7 +3696,7 @@
                 <w:i w:val="0"/>
                 <w:sz w:val="18"/>
               </w:rPr>
-              <w:t>NLS-ST (Cơ bản 2): Hướng dẫn HS làm một sản phẩm số nhỏ cho chủ đề “Sự kiện truyền thống tôn sư trọng đạo”.</w:t>
+              <w:t>NLS: Năng lực số 3.1 CB2a: HS làm và chia sẻ một sản phẩm số cho chủ đề</w:t>
             </w:r>
           </w:p>
           <w:p>
@@ -3647,7 +3785,7 @@
                 <w:i w:val="0"/>
                 <w:sz w:val="20"/>
               </w:rPr>
-              <w:t>Giới thiệu về truyền thống nhà trường</w:t>
+              <w:t>Sinh hoạt lớp: Giới thiệu về truyền thống nhà trường</w:t>
             </w:r>
           </w:p>
         </w:tc>
@@ -3680,6 +3818,19 @@
               <w:spacing w:after="0"/>
             </w:pPr>
             <w:r/>
+            <w:r>
+              <w:rPr>
+                <w:b w:val="0"/>
+                <w:i w:val="0"/>
+                <w:sz w:val="18"/>
+              </w:rPr>
+              <w:t>Năng lực số 1.3 CB2a: HS nhập và đọc số liệu thi đua trên bảng theo dõi, nhận xét dựa trên số liệu</w:t>
+            </w:r>
+          </w:p>
+          <w:p>
+            <w:pPr>
+              <w:spacing w:after="0"/>
+            </w:pPr>
             <w:r>
               <w:rPr>
                 <w:b w:val="0"/>
@@ -3745,7 +3896,7 @@
                 <w:i w:val="0"/>
                 <w:sz w:val="20"/>
               </w:rPr>
-              <w:t>CHỦ ĐỀ 3: Tôn sư trọng đạo</w:t>
+              <w:t>Chủ đề: TÔN SƯ TRỌNG ĐẠO</w:t>
             </w:r>
           </w:p>
         </w:tc>
@@ -3764,7 +3915,7 @@
                 <w:i w:val="0"/>
                 <w:sz w:val="20"/>
               </w:rPr>
-              <w:t>Các truyền thống của nhà trường</w:t>
+              <w:t>Sinh hoạt dưới cờ: Các truyền thống của nhà trường</w:t>
             </w:r>
           </w:p>
         </w:tc>
@@ -3797,6 +3948,19 @@
               <w:spacing w:after="0"/>
             </w:pPr>
             <w:r/>
+            <w:r>
+              <w:rPr>
+                <w:b w:val="0"/>
+                <w:i w:val="0"/>
+                <w:sz w:val="18"/>
+              </w:rPr>
+              <w:t>Năng lực số 1.1 CB2b: HS tìm tư liệu, hình ảnh về truyền thống nhà trường từ trang/bảng tin số của trường</w:t>
+            </w:r>
+          </w:p>
+          <w:p>
+            <w:pPr>
+              <w:spacing w:after="0"/>
+            </w:pPr>
             <w:r>
               <w:rPr>
                 <w:b w:val="0"/>
@@ -3879,7 +4043,7 @@
                 <w:i w:val="0"/>
                 <w:sz w:val="20"/>
               </w:rPr>
-              <w:t>Tâm sự thầy - trò</w:t>
+              <w:t>Hoạt động giáo dục theo chủ đề: Tâm sự thầy – trò</w:t>
             </w:r>
           </w:p>
         </w:tc>
@@ -3918,7 +4082,7 @@
                 <w:i w:val="0"/>
                 <w:sz w:val="18"/>
               </w:rPr>
-              <w:t>NLS-KT (Cơ bản 2): HS thực hiện một khảo sát nhỏ trong lớp bằng phiếu trên máy, xem kết quả tự tổng hợp thành biểu đồ.</w:t>
+              <w:t>NLS: Năng lực số 3.1 CB2a: HS làm và chia sẻ một sản phẩm số cho chủ đề</w:t>
             </w:r>
           </w:p>
         </w:tc>
@@ -3994,7 +4158,7 @@
                 <w:i w:val="0"/>
                 <w:sz w:val="20"/>
               </w:rPr>
-              <w:t>Giải quyết một số vấn đề nảy sinh trong mối quan hệ thầy trò</w:t>
+              <w:t>Sinh hoạt lớp: Giải quyết một số vấn đề nảy sinh trong mối quan hệ thầy trò</w:t>
             </w:r>
           </w:p>
         </w:tc>
@@ -4033,6 +4197,20 @@
                 <w:i w:val="0"/>
                 <w:sz w:val="18"/>
               </w:rPr>
+              <w:t>Năng lực số 1.3 CB2a: HS nhập và đọc số liệu thi đua trên bảng theo dõi, nhận xét dựa trên số liệu</w:t>
+            </w:r>
+          </w:p>
+          <w:p>
+            <w:pPr>
+              <w:spacing w:after="0"/>
+            </w:pPr>
+            <w:r>
+              <w:rPr>
+                <w:b w:val="0"/>
+                <w:i w:val="0"/>
+                <w:sz w:val="18"/>
+              </w:rPr>
+              <w:t>KNS: KN tự đánh giá và đánh giá bạn một cách khách quan, thiện chí.</w:t>
             </w:r>
           </w:p>
         </w:tc>
@@ -4091,7 +4269,7 @@
                 <w:i w:val="0"/>
                 <w:sz w:val="20"/>
               </w:rPr>
-              <w:t>CHỦ ĐỀ 3: Tôn sư trọng đạo</w:t>
+              <w:t>Chủ đề: TÔN SƯ TRỌNG ĐẠO</w:t>
             </w:r>
           </w:p>
         </w:tc>
@@ -4110,7 +4288,7 @@
                 <w:i w:val="0"/>
                 <w:sz w:val="20"/>
               </w:rPr>
-              <w:t>Văn nghệ về chủ đề "Tình thầy trò"</w:t>
+              <w:t>Sinh hoạt dưới cờ: Văn nghệ về chủ đề "Tình thầy trò"</w:t>
             </w:r>
           </w:p>
         </w:tc>
@@ -4143,6 +4321,19 @@
               <w:spacing w:after="0"/>
             </w:pPr>
             <w:r/>
+            <w:r>
+              <w:rPr>
+                <w:b w:val="0"/>
+                <w:i w:val="0"/>
+                <w:sz w:val="18"/>
+              </w:rPr>
+              <w:t>Năng lực số 3.1 CB2b: HS chọn cách làm một tấm thiệp/sản phẩm số đơn giản để tri ân thầy cô</w:t>
+            </w:r>
+          </w:p>
+          <w:p>
+            <w:pPr>
+              <w:spacing w:after="0"/>
+            </w:pPr>
             <w:r>
               <w:rPr>
                 <w:b w:val="0"/>
@@ -4225,7 +4416,7 @@
                 <w:i w:val="0"/>
                 <w:sz w:val="20"/>
               </w:rPr>
-              <w:t>Vun đắp tình thầy trò</w:t>
+              <w:t>Hoạt động giáo dục theo chủ đề: Vun đắp tình thầy trò</w:t>
             </w:r>
           </w:p>
         </w:tc>
@@ -4264,7 +4455,7 @@
                 <w:i w:val="0"/>
                 <w:sz w:val="18"/>
               </w:rPr>
-              <w:t>NLS-ST (Cơ bản 2): Hướng dẫn HS làm một sản phẩm số nhỏ cho chủ đề “Vun đắp tình thầy trò”: trang trình chiếu, đoạn ghi.</w:t>
+              <w:t>NLS: Năng lực số 3.1 CB2a: HS làm và chia sẻ một sản phẩm số cho chủ đề</w:t>
             </w:r>
           </w:p>
         </w:tc>
@@ -4340,7 +4531,7 @@
                 <w:i w:val="0"/>
                 <w:sz w:val="20"/>
               </w:rPr>
-              <w:t>Sản phẩm tri ân thầy cô</w:t>
+              <w:t>Sinh hoạt lớp: Sản phẩm tri ân thầy cô</w:t>
             </w:r>
           </w:p>
         </w:tc>
@@ -4373,6 +4564,19 @@
               <w:spacing w:after="0"/>
             </w:pPr>
             <w:r/>
+            <w:r>
+              <w:rPr>
+                <w:b w:val="0"/>
+                <w:i w:val="0"/>
+                <w:sz w:val="18"/>
+              </w:rPr>
+              <w:t>Năng lực số 1.3 CB2a: HS nhập và đọc số liệu thi đua trên bảng theo dõi, nhận xét dựa trên số liệu</w:t>
+            </w:r>
+          </w:p>
+          <w:p>
+            <w:pPr>
+              <w:spacing w:after="0"/>
+            </w:pPr>
             <w:r>
               <w:rPr>
                 <w:b w:val="0"/>
@@ -4438,7 +4642,7 @@
                 <w:i w:val="0"/>
                 <w:sz w:val="20"/>
               </w:rPr>
-              <w:t>CHỦ ĐỀ 3: Tôn sư trọng đạo</w:t>
+              <w:t>Chủ đề: TÔN SƯ TRỌNG ĐẠO</w:t>
             </w:r>
           </w:p>
         </w:tc>
@@ -4457,7 +4661,7 @@
                 <w:i w:val="0"/>
                 <w:sz w:val="20"/>
               </w:rPr>
-              <w:t>Lễ kỉ niệm ngày nhà giáo Việt Nam 20-11</w:t>
+              <w:t>Sinh hoạt dưới cờ: Lễ kỉ niệm ngày Nhà giáo Việt Nam 20-11</w:t>
             </w:r>
           </w:p>
         </w:tc>
@@ -4571,7 +4775,7 @@
                 <w:i w:val="0"/>
                 <w:sz w:val="20"/>
               </w:rPr>
-              <w:t>Chuẩn bị chào mừng ngày nhà giáo Việt Nam 20-11</w:t>
+              <w:t>Hoạt động giáo dục theo chủ đề: Chuẩn bị chào mừng ngày Nhà giáo Việt Nam 20-11</w:t>
             </w:r>
           </w:p>
         </w:tc>
@@ -4610,7 +4814,7 @@
                 <w:i w:val="0"/>
                 <w:sz w:val="18"/>
               </w:rPr>
-              <w:t>NLS-KT (Cơ bản 2): HS thực hiện một khảo sát nhỏ trong lớp bằng phiếu trên máy, xem kết quả tự tổng hợp thành biểu đồ.</w:t>
+              <w:t>NLS: Năng lực số 3.1 CB2a: HS làm và chia sẻ một sản phẩm số cho chủ đề</w:t>
             </w:r>
           </w:p>
         </w:tc>
@@ -4686,7 +4890,7 @@
                 <w:i w:val="0"/>
                 <w:sz w:val="20"/>
               </w:rPr>
-              <w:t>Chào mừng ngày nhà giáo Việt Nam 20-11</w:t>
+              <w:t>Sinh hoạt lớp: Chào mừng ngày Nhà giáo Việt Nam 20-11</w:t>
             </w:r>
           </w:p>
         </w:tc>
@@ -4725,7 +4929,20 @@
                 <w:i w:val="0"/>
                 <w:sz w:val="18"/>
               </w:rPr>
-              <w:t>Đề xuất chuyển sang tuần 11</w:t>
+              <w:t>Đề xuất chuyển sang tuần 11; Năng lực số 1.3 CB2a: HS nhập và đọc số liệu thi đua trên bảng theo dõi, nhận xét dựa trên số liệu</w:t>
+            </w:r>
+          </w:p>
+          <w:p>
+            <w:pPr>
+              <w:spacing w:after="0"/>
+            </w:pPr>
+            <w:r>
+              <w:rPr>
+                <w:b w:val="0"/>
+                <w:i w:val="0"/>
+                <w:sz w:val="18"/>
+              </w:rPr>
+              <w:t>KNS: KN tự đánh giá và đánh giá bạn một cách khách quan, thiện chí.</w:t>
             </w:r>
           </w:p>
         </w:tc>
@@ -4784,7 +5001,7 @@
                 <w:i w:val="0"/>
                 <w:sz w:val="20"/>
               </w:rPr>
-              <w:t>CHỦ ĐỀ 4: Quản lý chi tiêu và lập kế hoạch kinh doanh</w:t>
+              <w:t>Chủ đề: TÔN SƯ TRỌNG ĐẠO</w:t>
             </w:r>
           </w:p>
         </w:tc>
@@ -4803,7 +5020,7 @@
                 <w:i w:val="0"/>
                 <w:sz w:val="20"/>
               </w:rPr>
-              <w:t>Chủ động tham gia chi tiêu tiết kiệm</w:t>
+              <w:t>Sinh hoạt dưới cờ: Chủ động tham gia tiết kiệm chi tiêu</w:t>
             </w:r>
           </w:p>
         </w:tc>
@@ -4836,6 +5053,19 @@
               <w:spacing w:after="0"/>
             </w:pPr>
             <w:r/>
+            <w:r>
+              <w:rPr>
+                <w:b w:val="0"/>
+                <w:i w:val="0"/>
+                <w:sz w:val="18"/>
+              </w:rPr>
+              <w:t>Năng lực số 1.3 CB2a: HS nhận biết cách ghi chép, lưu lại khoản chi tiêu đơn giản bằng bảng/sổ số trên thiết bị</w:t>
+            </w:r>
+          </w:p>
+          <w:p>
+            <w:pPr>
+              <w:spacing w:after="0"/>
+            </w:pPr>
             <w:r>
               <w:rPr>
                 <w:b w:val="0"/>
@@ -4918,7 +5148,7 @@
                 <w:i w:val="0"/>
                 <w:sz w:val="20"/>
               </w:rPr>
-              <w:t>Sổ tay ghi chép chi tiêu trong gia đình</w:t>
+              <w:t>Hoạt động giáo dục theo chủ đề: Sổ tay ghi chép chi tiêu trong gia đình</w:t>
             </w:r>
           </w:p>
         </w:tc>
@@ -4957,7 +5187,7 @@
                 <w:i w:val="0"/>
                 <w:sz w:val="18"/>
               </w:rPr>
-              <w:t>NLS-ST (Cơ bản 2): Hướng dẫn HS làm một sản phẩm số nhỏ cho chủ đề “Sổ tay ghi chép chi tiêu trong gia đình”.</w:t>
+              <w:t>NLS: Năng lực số 3.1 CB2a: HS làm và chia sẻ một sản phẩm số cho chủ đề</w:t>
             </w:r>
           </w:p>
           <w:p>
@@ -5046,7 +5276,7 @@
                 <w:i w:val="0"/>
                 <w:sz w:val="20"/>
               </w:rPr>
-              <w:t>Ghi chép chi tiêu</w:t>
+              <w:t>Sinh hoạt lớp: Ghi chép chi tiêu</w:t>
             </w:r>
           </w:p>
         </w:tc>
@@ -5079,6 +5309,19 @@
               <w:spacing w:after="0"/>
             </w:pPr>
             <w:r/>
+            <w:r>
+              <w:rPr>
+                <w:b w:val="0"/>
+                <w:i w:val="0"/>
+                <w:sz w:val="18"/>
+              </w:rPr>
+              <w:t>Năng lực số 1.3 CB2a: HS nhập và đọc số liệu thi đua trên bảng theo dõi, nhận xét dựa trên số liệu</w:t>
+            </w:r>
+          </w:p>
+          <w:p>
+            <w:pPr>
+              <w:spacing w:after="0"/>
+            </w:pPr>
             <w:r>
               <w:rPr>
                 <w:b w:val="0"/>
@@ -5144,7 +5387,7 @@
                 <w:i w:val="0"/>
                 <w:sz w:val="20"/>
               </w:rPr>
-              <w:t>CHỦ ĐỀ 4: Quản lý chi tiêu và lập kế hoạch kinh doanh</w:t>
+              <w:t>Chủ đề: TÔN SƯ TRỌNG ĐẠO</w:t>
             </w:r>
           </w:p>
         </w:tc>
@@ -5163,7 +5406,7 @@
                 <w:i w:val="0"/>
                 <w:sz w:val="20"/>
               </w:rPr>
-              <w:t>Phát triển thư viện</w:t>
+              <w:t>Sinh hoạt dưới cờ: Phát triển thư viện</w:t>
             </w:r>
           </w:p>
         </w:tc>
@@ -5202,7 +5445,6 @@
                 <w:i w:val="0"/>
                 <w:sz w:val="18"/>
               </w:rPr>
-              <w:t>KNS: KN lập kế hoạch và quản lí chi tiêu, thời gian ở mức đơn giản.</w:t>
             </w:r>
           </w:p>
         </w:tc>
@@ -5278,7 +5520,7 @@
                 <w:i w:val="0"/>
                 <w:sz w:val="20"/>
               </w:rPr>
-              <w:t>Ý tưởng kinh doanh</w:t>
+              <w:t>Hoạt động giáo dục theo chủ đề: Ý tưởng kinh doanh</w:t>
             </w:r>
           </w:p>
         </w:tc>
@@ -5317,7 +5559,7 @@
                 <w:i w:val="0"/>
                 <w:sz w:val="18"/>
               </w:rPr>
-              <w:t>NLS-KT (Cơ bản 2): HS thực hiện một khảo sát nhỏ trong lớp bằng phiếu trên máy, xem kết quả tự tổng hợp thành biểu đồ.</w:t>
+              <w:t>NLS: Năng lực số 3.1 CB2a: HS làm và chia sẻ một sản phẩm số cho chủ đề</w:t>
             </w:r>
           </w:p>
         </w:tc>
@@ -5393,7 +5635,7 @@
                 <w:i w:val="0"/>
                 <w:sz w:val="20"/>
               </w:rPr>
-              <w:t>Thực hiện khảo sát nhu cầu khách hàng</w:t>
+              <w:t>Sinh hoạt lớp: Thực hiện khảo sát nhu cầu khách hàng</w:t>
             </w:r>
           </w:p>
         </w:tc>
@@ -5432,6 +5674,20 @@
                 <w:i w:val="0"/>
                 <w:sz w:val="18"/>
               </w:rPr>
+              <w:t>Năng lực số 1.3 CB2a: HS nhập và đọc số liệu thi đua trên bảng theo dõi, nhận xét dựa trên số liệu</w:t>
+            </w:r>
+          </w:p>
+          <w:p>
+            <w:pPr>
+              <w:spacing w:after="0"/>
+            </w:pPr>
+            <w:r>
+              <w:rPr>
+                <w:b w:val="0"/>
+                <w:i w:val="0"/>
+                <w:sz w:val="18"/>
+              </w:rPr>
+              <w:t>KNS: KN tự đánh giá và đánh giá bạn một cách khách quan, thiện chí.</w:t>
             </w:r>
           </w:p>
         </w:tc>
@@ -5490,7 +5746,7 @@
                 <w:i w:val="0"/>
                 <w:sz w:val="20"/>
               </w:rPr>
-              <w:t>CHỦ ĐỀ 4: Quản lý chi tiêu và lập kế hoạch kinh doanh</w:t>
+              <w:t>Chủ đề: TÔN SƯ TRỌNG ĐẠO</w:t>
             </w:r>
           </w:p>
         </w:tc>
@@ -5509,7 +5765,7 @@
                 <w:i w:val="0"/>
                 <w:sz w:val="20"/>
               </w:rPr>
-              <w:t>Chào mừng ngày thành lập Quân đội nhân dân Việt Nam 22-12</w:t>
+              <w:t>Sinh hoạt dưới cờ: Chào mừng ngày Thành lập Quân đội nhân dân Việt Nam 22-12</w:t>
             </w:r>
           </w:p>
         </w:tc>
@@ -5624,7 +5880,7 @@
                 <w:i w:val="0"/>
                 <w:sz w:val="20"/>
               </w:rPr>
-              <w:t>Việc cần làm để thực hiện kế hoạch kinh doanh</w:t>
+              <w:t>Hoạt động giáo dục theo chủ đề: Việc cần làm để thực hiện kế hoạch kinh doanh</w:t>
             </w:r>
           </w:p>
         </w:tc>
@@ -5663,7 +5919,7 @@
                 <w:i w:val="0"/>
                 <w:sz w:val="18"/>
               </w:rPr>
-              <w:t>NLS-ST (Cơ bản 2): Hướng dẫn HS làm một sản phẩm số nhỏ cho chủ đề “Việc cần làm để thực hiện kế hoạch kinh doanh”.</w:t>
+              <w:t>NLS: Năng lực số 3.1 CB2a: HS làm và chia sẻ một sản phẩm số cho chủ đề</w:t>
             </w:r>
           </w:p>
           <w:p>
@@ -5752,7 +6008,7 @@
                 <w:i w:val="0"/>
                 <w:sz w:val="20"/>
               </w:rPr>
-              <w:t>Kinh doanh hiệu quả</w:t>
+              <w:t>Sinh hoạt lớp: Kinh doanh hiệu quả</w:t>
             </w:r>
           </w:p>
         </w:tc>
@@ -5791,6 +6047,20 @@
                 <w:i w:val="0"/>
                 <w:sz w:val="18"/>
               </w:rPr>
+              <w:t>Năng lực số 1.3 CB2a: HS nhập và đọc số liệu thi đua trên bảng theo dõi, nhận xét dựa trên số liệu</w:t>
+            </w:r>
+          </w:p>
+          <w:p>
+            <w:pPr>
+              <w:spacing w:after="0"/>
+            </w:pPr>
+            <w:r>
+              <w:rPr>
+                <w:b w:val="0"/>
+                <w:i w:val="0"/>
+                <w:sz w:val="18"/>
+              </w:rPr>
+              <w:t>KNS: KN tự đánh giá và đánh giá bạn một cách khách quan, thiện chí.</w:t>
             </w:r>
           </w:p>
         </w:tc>
@@ -5849,7 +6119,7 @@
                 <w:i w:val="0"/>
                 <w:sz w:val="20"/>
               </w:rPr>
-              <w:t>CHỦ ĐỀ 4: Quản lý chi tiêu và lập kế hoạch kinh doanh</w:t>
+              <w:t>Chủ đề: TÔN SƯ TRỌNG ĐẠO</w:t>
             </w:r>
           </w:p>
         </w:tc>
@@ -5868,7 +6138,7 @@
                 <w:i w:val="0"/>
                 <w:sz w:val="20"/>
               </w:rPr>
-              <w:t>Xây dựng quỹ nhân ái</w:t>
+              <w:t>Sinh hoạt dưới cờ: Xây dựng Quỹ Nhân ái</w:t>
             </w:r>
           </w:p>
         </w:tc>
@@ -5982,7 +6252,7 @@
                 <w:i w:val="0"/>
                 <w:sz w:val="20"/>
               </w:rPr>
-              <w:t>Xây dựng kế hoạch kinh doanh</w:t>
+              <w:t>Hoạt động giáo dục theo chủ đề: Xây dựng kế hoạch kinh doanh</w:t>
             </w:r>
           </w:p>
         </w:tc>
@@ -6021,7 +6291,7 @@
                 <w:i w:val="0"/>
                 <w:sz w:val="18"/>
               </w:rPr>
-              <w:t>NLS-KT (Cơ bản 2): HS thực hiện một khảo sát nhỏ trong lớp bằng phiếu trên máy, xem kết quả tự tổng hợp thành biểu đồ.</w:t>
+              <w:t>NLS: Năng lực số 3.1 CB2a: HS làm và chia sẻ một sản phẩm số cho chủ đề</w:t>
             </w:r>
           </w:p>
           <w:p>
@@ -6110,7 +6380,7 @@
                 <w:i w:val="0"/>
                 <w:sz w:val="20"/>
               </w:rPr>
-              <w:t>Kế hoạch kinh doanh của lớp</w:t>
+              <w:t>Sinh hoạt lớp: Kế hoạch kinh doanh của lớp</w:t>
             </w:r>
           </w:p>
         </w:tc>
@@ -6143,6 +6413,19 @@
               <w:spacing w:after="0"/>
             </w:pPr>
             <w:r/>
+            <w:r>
+              <w:rPr>
+                <w:b w:val="0"/>
+                <w:i w:val="0"/>
+                <w:sz w:val="18"/>
+              </w:rPr>
+              <w:t>Năng lực số 1.3 CB2a: HS nhập và đọc số liệu thi đua trên bảng theo dõi, nhận xét dựa trên số liệu</w:t>
+            </w:r>
+          </w:p>
+          <w:p>
+            <w:pPr>
+              <w:spacing w:after="0"/>
+            </w:pPr>
             <w:r>
               <w:rPr>
                 <w:b w:val="0"/>
@@ -6208,7 +6491,7 @@
                 <w:i w:val="0"/>
                 <w:sz w:val="20"/>
               </w:rPr>
-              <w:t>CHỦ ĐỀ 5: Gia đình đầm ấm</w:t>
+              <w:t>Chủ đề: TÔN SƯ TRỌNG ĐẠO</w:t>
             </w:r>
           </w:p>
         </w:tc>
@@ -6227,7 +6510,7 @@
                 <w:i w:val="0"/>
                 <w:sz w:val="20"/>
               </w:rPr>
-              <w:t>Gia đình yêu thương</w:t>
+              <w:t>Sinh hoạt dưới cờ: Gia đình yêu thương</w:t>
             </w:r>
           </w:p>
         </w:tc>
@@ -6341,7 +6624,7 @@
                 <w:i w:val="0"/>
                 <w:sz w:val="20"/>
               </w:rPr>
-              <w:t>Trách nhiệm của em trong gia đình</w:t>
+              <w:t>Hoạt động giáo dục theo chủ đề: Trách nhiệm của em trong gia đình</w:t>
             </w:r>
           </w:p>
         </w:tc>
@@ -6380,7 +6663,7 @@
                 <w:i w:val="0"/>
                 <w:sz w:val="18"/>
               </w:rPr>
-              <w:t>NLS-ST (Cơ bản 2): Hướng dẫn HS làm một sản phẩm số nhỏ cho chủ đề “Trách nhiệm của em trong gia đình”: trang trình chiếu.</w:t>
+              <w:t>NLS: Năng lực số 3.1 CB2a: HS làm và chia sẻ một sản phẩm số cho chủ đề</w:t>
             </w:r>
           </w:p>
         </w:tc>
@@ -6456,7 +6739,7 @@
                 <w:i w:val="0"/>
                 <w:sz w:val="20"/>
               </w:rPr>
-              <w:t>Thể hiện trách nhiệm với gia đình</w:t>
+              <w:t>Sinh hoạt lớp: Thể hiện trách nhiệm với gia đình</w:t>
             </w:r>
           </w:p>
         </w:tc>
@@ -6495,6 +6778,20 @@
                 <w:i w:val="0"/>
                 <w:sz w:val="18"/>
               </w:rPr>
+              <w:t>Năng lực số 1.3 CB2a: HS nhập và đọc số liệu thi đua trên bảng theo dõi, nhận xét dựa trên số liệu</w:t>
+            </w:r>
+          </w:p>
+          <w:p>
+            <w:pPr>
+              <w:spacing w:after="0"/>
+            </w:pPr>
+            <w:r>
+              <w:rPr>
+                <w:b w:val="0"/>
+                <w:i w:val="0"/>
+                <w:sz w:val="18"/>
+              </w:rPr>
+              <w:t>KNS: KN tự đánh giá và đánh giá bạn một cách khách quan, thiện chí.</w:t>
             </w:r>
           </w:p>
         </w:tc>
@@ -6553,7 +6850,7 @@
                 <w:i w:val="0"/>
                 <w:sz w:val="20"/>
               </w:rPr>
-              <w:t>CHỦ ĐỀ 5: Gia đình đầm ấm</w:t>
+              <w:t>Chủ đề: TÔN SƯ TRỌNG ĐẠO</w:t>
             </w:r>
           </w:p>
         </w:tc>
@@ -6572,7 +6869,7 @@
                 <w:i w:val="0"/>
                 <w:sz w:val="20"/>
               </w:rPr>
-              <w:t>Lòng biết ơn</w:t>
+              <w:t>Sinh hoạt dưới cờ: Lòng biết ơn</w:t>
             </w:r>
           </w:p>
         </w:tc>
@@ -6687,7 +6984,7 @@
                 <w:i w:val="0"/>
                 <w:sz w:val="20"/>
               </w:rPr>
-              <w:t>Biết ơn người thân trong gia đình</w:t>
+              <w:t>Hoạt động giáo dục theo chủ đề: Biết ơn người thân trong gia đình</w:t>
             </w:r>
           </w:p>
         </w:tc>
@@ -6726,7 +7023,7 @@
                 <w:i w:val="0"/>
                 <w:sz w:val="18"/>
               </w:rPr>
-              <w:t>NLS-KT (Cơ bản 2): HS thực hiện một khảo sát nhỏ trong lớp bằng phiếu trên máy, xem kết quả tự tổng hợp thành biểu đồ.</w:t>
+              <w:t>NLS: Năng lực số 3.1 CB2a: HS làm và chia sẻ một sản phẩm số cho chủ đề</w:t>
             </w:r>
           </w:p>
           <w:p>
@@ -6815,7 +7112,7 @@
                 <w:i w:val="0"/>
                 <w:sz w:val="20"/>
               </w:rPr>
-              <w:t>Thể hiện lòng biết ơn với người thân</w:t>
+              <w:t>Sinh hoạt lớp: Thể hiện lòng biết ơn với người thân</w:t>
             </w:r>
           </w:p>
         </w:tc>
@@ -6848,6 +7145,19 @@
               <w:spacing w:after="0"/>
             </w:pPr>
             <w:r/>
+            <w:r>
+              <w:rPr>
+                <w:b w:val="0"/>
+                <w:i w:val="0"/>
+                <w:sz w:val="18"/>
+              </w:rPr>
+              <w:t>Năng lực số 1.3 CB2a: HS nhập và đọc số liệu thi đua trên bảng theo dõi, nhận xét dựa trên số liệu</w:t>
+            </w:r>
+          </w:p>
+          <w:p>
+            <w:pPr>
+              <w:spacing w:after="0"/>
+            </w:pPr>
             <w:r>
               <w:rPr>
                 <w:b w:val="0"/>
@@ -6937,7 +7247,7 @@
                 <w:i w:val="0"/>
                 <w:sz w:val="20"/>
               </w:rPr>
-              <w:t>CHỦ ĐỀ 5: Gia đình đầm ấm</w:t>
+              <w:t>Chủ đề: Trước Tết</w:t>
             </w:r>
           </w:p>
         </w:tc>
@@ -6956,7 +7266,7 @@
                 <w:i w:val="0"/>
                 <w:sz w:val="20"/>
               </w:rPr>
-              <w:t>Tết đoàn viên</w:t>
+              <w:t>Sinh hoạt dưới cờ: Tết đoàn viên</w:t>
             </w:r>
           </w:p>
         </w:tc>
@@ -6995,7 +7305,7 @@
                 <w:i w:val="0"/>
                 <w:sz w:val="18"/>
               </w:rPr>
-              <w:t>Đề xuất chuyển sang sau tuần 19 (dịp Tết)</w:t>
+              <w:t>Đề xuất chuyển sang sau tuần 19 (dịp Tết); Năng lực số 2.2 CB2a: HS nhận biết kênh số phù hợp để gửi lời chúc Tết lịch sự tới người thân, thầy cô</w:t>
             </w:r>
           </w:p>
         </w:tc>
@@ -7071,7 +7381,7 @@
                 <w:i w:val="0"/>
                 <w:sz w:val="20"/>
               </w:rPr>
-              <w:t>Gia đình là tổ ấm</w:t>
+              <w:t>Hoạt động giáo dục theo chủ đề: Gia đình là tổ ấm</w:t>
             </w:r>
           </w:p>
         </w:tc>
@@ -7110,7 +7420,7 @@
                 <w:i w:val="0"/>
                 <w:sz w:val="18"/>
               </w:rPr>
-              <w:t>NLS-ST (Cơ bản 2): Hướng dẫn HS làm một sản phẩm số nhỏ cho chủ đề “Gia đình là tổ ấm”: trang trình chiếu, đoạn ghi.</w:t>
+              <w:t>NLS: Năng lực số 3.1 CB2a: HS làm và chia sẻ một sản phẩm số cho chủ đề</w:t>
             </w:r>
           </w:p>
         </w:tc>
@@ -7186,7 +7496,7 @@
                 <w:i w:val="0"/>
                 <w:sz w:val="20"/>
               </w:rPr>
-              <w:t>Vun đắp tình cảm gia đình</w:t>
+              <w:t>Sinh hoạt lớp: Vun đắp tình cảm gia đình</w:t>
             </w:r>
           </w:p>
         </w:tc>
@@ -7225,6 +7535,20 @@
                 <w:i w:val="0"/>
                 <w:sz w:val="18"/>
               </w:rPr>
+              <w:t>Năng lực số 1.3 CB2a: HS nhập và đọc số liệu thi đua trên bảng theo dõi, nhận xét dựa trên số liệu</w:t>
+            </w:r>
+          </w:p>
+          <w:p>
+            <w:pPr>
+              <w:spacing w:after="0"/>
+            </w:pPr>
+            <w:r>
+              <w:rPr>
+                <w:b w:val="0"/>
+                <w:i w:val="0"/>
+                <w:sz w:val="18"/>
+              </w:rPr>
+              <w:t>KNS: KN tự đánh giá và đánh giá bạn một cách khách quan, thiện chí.</w:t>
             </w:r>
           </w:p>
         </w:tc>
@@ -7283,7 +7607,7 @@
                 <w:i w:val="0"/>
                 <w:sz w:val="20"/>
               </w:rPr>
-              <w:t>CHỦ ĐỀ 5: Gia đình đầm ấm</w:t>
+              <w:t>Chủ đề: Trước Tết</w:t>
             </w:r>
           </w:p>
         </w:tc>
@@ -7302,7 +7626,7 @@
                 <w:i w:val="0"/>
                 <w:sz w:val="20"/>
               </w:rPr>
-              <w:t>Hội chợ xuân gây quỹ nhân ái</w:t>
+              <w:t>Sinh hoạt dưới cờ: Hội chợ Xuân gây Quỹ Nhân ái</w:t>
             </w:r>
           </w:p>
         </w:tc>
@@ -7417,7 +7741,7 @@
                 <w:i w:val="0"/>
                 <w:sz w:val="20"/>
               </w:rPr>
-              <w:t>Ngày cuối tuần vui vẻ, đầm ấm</w:t>
+              <w:t>Hoạt động giáo dục theo chủ đề: Ngày cuối tuần vui vẻ, đầm ấm</w:t>
             </w:r>
           </w:p>
         </w:tc>
@@ -7456,7 +7780,7 @@
                 <w:i w:val="0"/>
                 <w:sz w:val="18"/>
               </w:rPr>
-              <w:t>NLS-KT (Cơ bản 2): HS thực hiện một khảo sát nhỏ trong lớp bằng phiếu trên máy, xem kết quả tự tổng hợp thành biểu đồ.</w:t>
+              <w:t>NLS: Năng lực số 3.1 CB2a: HS làm và chia sẻ một sản phẩm số cho chủ đề</w:t>
             </w:r>
           </w:p>
         </w:tc>
@@ -7532,7 +7856,7 @@
                 <w:i w:val="0"/>
                 <w:sz w:val="20"/>
               </w:rPr>
-              <w:t>Buổi tối nhà em</w:t>
+              <w:t>Sinh hoạt lớp: Buổi tối nhà em</w:t>
             </w:r>
           </w:p>
         </w:tc>
@@ -7571,6 +7895,20 @@
                 <w:i w:val="0"/>
                 <w:sz w:val="18"/>
               </w:rPr>
+              <w:t>Năng lực số 1.3 CB2a: HS nhập và đọc số liệu thi đua trên bảng theo dõi, nhận xét dựa trên số liệu</w:t>
+            </w:r>
+          </w:p>
+          <w:p>
+            <w:pPr>
+              <w:spacing w:after="0"/>
+            </w:pPr>
+            <w:r>
+              <w:rPr>
+                <w:b w:val="0"/>
+                <w:i w:val="0"/>
+                <w:sz w:val="18"/>
+              </w:rPr>
+              <w:t>KNS: KN tự đánh giá và đánh giá bạn một cách khách quan, thiện chí.</w:t>
             </w:r>
           </w:p>
         </w:tc>
@@ -7629,7 +7967,7 @@
                 <w:i w:val="0"/>
                 <w:sz w:val="20"/>
               </w:rPr>
-              <w:t>CHỦ ĐỀ 6: Sống an toàn và tự chủ</w:t>
+              <w:t>Chủ đề: SỐNG AN TOÀN VÀ TỰ CHỦ</w:t>
             </w:r>
           </w:p>
         </w:tc>
@@ -7648,7 +7986,7 @@
                 <w:i w:val="0"/>
                 <w:sz w:val="20"/>
               </w:rPr>
-              <w:t>Rèn luyện sức khoẻ</w:t>
+              <w:t>Sinh hoạt dưới cờ: Rèn luyện sức khoẻ</w:t>
             </w:r>
           </w:p>
         </w:tc>
@@ -7763,7 +8101,7 @@
                 <w:i w:val="0"/>
                 <w:sz w:val="20"/>
               </w:rPr>
-              <w:t>Nhận diện các môi trường học tập mới</w:t>
+              <w:t>Hoạt động giáo dục theo chủ đề: Nhận diện các môi trường học tập mới</w:t>
             </w:r>
           </w:p>
         </w:tc>
@@ -7802,7 +8140,7 @@
                 <w:i w:val="0"/>
                 <w:sz w:val="18"/>
               </w:rPr>
-              <w:t>NLS-ST (Cơ bản 2): Hướng dẫn HS làm một sản phẩm số nhỏ cho chủ đề “Nhận diện môi trường học tập mới”: trang trình chiếu.</w:t>
+              <w:t>NLS: Năng lực số 3.1 CB2a: HS làm và chia sẻ một sản phẩm số cho chủ đề</w:t>
             </w:r>
           </w:p>
           <w:p>
@@ -7891,7 +8229,7 @@
                 <w:i w:val="0"/>
                 <w:sz w:val="20"/>
               </w:rPr>
-              <w:t>Trải nghiệm môi trường học tập mới</w:t>
+              <w:t>Sinh hoạt lớp: Trải nghiệm môi trường học tập mới</w:t>
             </w:r>
           </w:p>
         </w:tc>
@@ -7924,6 +8262,19 @@
               <w:spacing w:after="0"/>
             </w:pPr>
             <w:r/>
+            <w:r>
+              <w:rPr>
+                <w:b w:val="0"/>
+                <w:i w:val="0"/>
+                <w:sz w:val="18"/>
+              </w:rPr>
+              <w:t>Năng lực số 1.3 CB2a: HS nhập và đọc số liệu thi đua trên bảng theo dõi, nhận xét dựa trên số liệu</w:t>
+            </w:r>
+          </w:p>
+          <w:p>
+            <w:pPr>
+              <w:spacing w:after="0"/>
+            </w:pPr>
             <w:r>
               <w:rPr>
                 <w:b w:val="0"/>
@@ -7989,7 +8340,7 @@
                 <w:i w:val="0"/>
                 <w:sz w:val="20"/>
               </w:rPr>
-              <w:t>CHỦ ĐỀ 6: Sống an toàn và tự chủ</w:t>
+              <w:t>Chủ đề: SỐNG AN TOÀN VÀ TỰ CHỦ</w:t>
             </w:r>
           </w:p>
         </w:tc>
@@ -8008,7 +8359,7 @@
                 <w:i w:val="0"/>
                 <w:sz w:val="20"/>
               </w:rPr>
-              <w:t>Rèn luyện thể chất và tinh thần để thích ứng với cuộc sống</w:t>
+              <w:t>Sinh hoạt dưới cờ: Rèn luyện thể chất và tinh thần để thích ứng với cuộc sống</w:t>
             </w:r>
           </w:p>
         </w:tc>
@@ -8122,7 +8473,7 @@
                 <w:i w:val="0"/>
                 <w:sz w:val="20"/>
               </w:rPr>
-              <w:t>Các đức tính cần thiết trong môi trường học tập mới</w:t>
+              <w:t>Hoạt động giáo dục theo chủ đề: Các đức tính cần thiết trong môi trường học tập mới</w:t>
             </w:r>
           </w:p>
         </w:tc>
@@ -8161,7 +8512,7 @@
                 <w:i w:val="0"/>
                 <w:sz w:val="18"/>
               </w:rPr>
-              <w:t>NLS-GT (Cơ bản 2): Ở hoạt động Khám phá chủ đề “Các đức tính cần thiết trong môi trường học tập mới”.</w:t>
+              <w:t>NLS: Năng lực số 3.1 CB2a: HS làm và chia sẻ một sản phẩm số cho chủ đề</w:t>
             </w:r>
           </w:p>
           <w:p>
@@ -8250,7 +8601,7 @@
                 <w:i w:val="0"/>
                 <w:sz w:val="20"/>
               </w:rPr>
-              <w:t>Rèn đức tính cần thiết để thích ứng với môi trường học tập mới</w:t>
+              <w:t>Sinh hoạt lớp: Rèn luyện đức tính cần thiết để thích ứng với môi trường học tập mới</w:t>
             </w:r>
           </w:p>
         </w:tc>
@@ -8283,6 +8634,19 @@
               <w:spacing w:after="0"/>
             </w:pPr>
             <w:r/>
+            <w:r>
+              <w:rPr>
+                <w:b w:val="0"/>
+                <w:i w:val="0"/>
+                <w:sz w:val="18"/>
+              </w:rPr>
+              <w:t>Năng lực số 1.3 CB2a: HS nhập và đọc số liệu thi đua trên bảng theo dõi, nhận xét dựa trên số liệu</w:t>
+            </w:r>
+          </w:p>
+          <w:p>
+            <w:pPr>
+              <w:spacing w:after="0"/>
+            </w:pPr>
             <w:r>
               <w:rPr>
                 <w:b w:val="0"/>
@@ -8348,7 +8712,7 @@
                 <w:i w:val="0"/>
                 <w:sz w:val="20"/>
               </w:rPr>
-              <w:t>CHỦ ĐỀ 6: Sống an toàn và tự chủ</w:t>
+              <w:t>Chủ đề: SỐNG AN TOÀN VÀ TỰ CHỦ</w:t>
             </w:r>
           </w:p>
         </w:tc>
@@ -8367,7 +8731,7 @@
                 <w:i w:val="0"/>
                 <w:sz w:val="20"/>
               </w:rPr>
-              <w:t>Kỉ niệm ngày Quốc tế phụ nữ 8-3</w:t>
+              <w:t>Sinh hoạt dưới cờ: Kỉ niệm ngày Quốc tế Phụ nữ 8-3</w:t>
             </w:r>
           </w:p>
         </w:tc>
@@ -8406,7 +8770,7 @@
                 <w:i w:val="0"/>
                 <w:sz w:val="18"/>
               </w:rPr>
-              <w:t>Đề xuất chuyển sang tuần 24</w:t>
+              <w:t>Đề xuất chuyển sang tuần 24; Năng lực số 2.5 CB2a: HS phân biệt cách ứng xử lịch sự, an toàn khi gửi lời chúc, giao tiếp trên mạng</w:t>
             </w:r>
           </w:p>
         </w:tc>
@@ -8482,7 +8846,7 @@
                 <w:i w:val="0"/>
                 <w:sz w:val="20"/>
               </w:rPr>
-              <w:t>Tự chủ và đảm bảo an toàn khi giao tiếp trên mạng</w:t>
+              <w:t>Hoạt động giáo dục theo chủ đề: Tự chủ và đảm bảo an toàn khi giao tiếp trên mạng</w:t>
             </w:r>
           </w:p>
         </w:tc>
@@ -8521,7 +8885,7 @@
                 <w:i w:val="0"/>
                 <w:sz w:val="18"/>
               </w:rPr>
-              <w:t>NLS-KT (Cơ bản 2): Hướng dẫn HS dùng bảng theo dõi trên máy.</w:t>
+              <w:t>Năng lực số 1.3 CB2a: HS nhập và đọc số liệu thi đua trên bảng theo dõi, nhận xét dựa trên số liệu</w:t>
             </w:r>
           </w:p>
           <w:p>
@@ -8610,7 +8974,7 @@
                 <w:i w:val="0"/>
                 <w:sz w:val="20"/>
               </w:rPr>
-              <w:t>Ứng xử theo quy tắc tự chủ và đảm bảo an toàn khi giao tiếp trên mạng</w:t>
+              <w:t>Sinh hoạt lớp: Ứng xử theo Quy tắc tự chủ và đảm bảo an toàn khi giao tiếp trên mạng</w:t>
             </w:r>
           </w:p>
         </w:tc>
@@ -8643,6 +9007,19 @@
               <w:spacing w:after="0"/>
             </w:pPr>
             <w:r/>
+            <w:r>
+              <w:rPr>
+                <w:b w:val="0"/>
+                <w:i w:val="0"/>
+                <w:sz w:val="18"/>
+              </w:rPr>
+              <w:t>Năng lực số 2.5 CB2a: HS chỉ ra được lời nhắn nào là tôn trọng, lời nhắn nào là trêu chọc, xúc phạm và chọn được cách trả lời phù hợp</w:t>
+            </w:r>
+          </w:p>
+          <w:p>
+            <w:pPr>
+              <w:spacing w:after="0"/>
+            </w:pPr>
             <w:r>
               <w:rPr>
                 <w:b w:val="0"/>
@@ -8708,7 +9085,7 @@
                 <w:i w:val="0"/>
                 <w:sz w:val="20"/>
               </w:rPr>
-              <w:t>CHỦ ĐỀ 6: Sống an toàn và tự chủ</w:t>
+              <w:t>Chủ đề: SỐNG AN TOÀN VÀ TỰ CHỦ</w:t>
             </w:r>
           </w:p>
         </w:tc>
@@ -8727,7 +9104,7 @@
                 <w:i w:val="0"/>
                 <w:sz w:val="20"/>
               </w:rPr>
-              <w:t>Tự bảo vệ bản thân</w:t>
+              <w:t>Sinh hoạt dưới cờ: Tự bảo vệ bản thân</w:t>
             </w:r>
           </w:p>
         </w:tc>
@@ -8766,6 +9143,19 @@
                 <w:i w:val="0"/>
                 <w:sz w:val="18"/>
               </w:rPr>
+              <w:t>Năng lực số 4.3 CB2b: HS lựa chọn cách đơn giản để tự bảo vệ mình khỏi nguy cơ khi dùng thiết bị, mạng (không gặp người lạ quen qua mạng)</w:t>
+            </w:r>
+          </w:p>
+          <w:p>
+            <w:pPr>
+              <w:spacing w:after="0"/>
+            </w:pPr>
+            <w:r>
+              <w:rPr>
+                <w:b w:val="0"/>
+                <w:i w:val="0"/>
+                <w:sz w:val="18"/>
+              </w:rPr>
               <w:t>QTE</w:t>
             </w:r>
           </w:p>
@@ -8780,19 +9170,6 @@
                 <w:sz w:val="18"/>
               </w:rPr>
               <w:t>QTE: trẻ em có quyền được bảo vệ khỏi mọi hình thức xâm hại; nhớ số của người thân và Tổng đài quốc gia bảo vệ trẻ em 111.</w:t>
-            </w:r>
-          </w:p>
-          <w:p>
-            <w:pPr>
-              <w:spacing w:after="0"/>
-            </w:pPr>
-            <w:r>
-              <w:rPr>
-                <w:b w:val="0"/>
-                <w:i w:val="0"/>
-                <w:sz w:val="18"/>
-              </w:rPr>
-              <w:t>KNS: KN tự nhận thức: nhận ra điểm mạnh, điểm cần cố gắng của bản thân.</w:t>
             </w:r>
           </w:p>
         </w:tc>
@@ -8868,7 +9245,7 @@
                 <w:i w:val="0"/>
                 <w:sz w:val="20"/>
               </w:rPr>
-              <w:t>Nguyên nhân và cách phòng chống hoả hoạn</w:t>
+              <w:t>Hoạt động giáo dục theo chủ đề: Nguyên nhân và cách phòng chống hoả hoạn</w:t>
             </w:r>
           </w:p>
         </w:tc>
@@ -8907,7 +9284,7 @@
                 <w:i w:val="0"/>
                 <w:sz w:val="18"/>
               </w:rPr>
-              <w:t>NLS-ST (Cơ bản 2): Hướng dẫn HS làm một sản phẩm số nhỏ cho chủ đề “Tiết 2 - Sinh hoạt chủ đề NGUYÊN NHÂN VÀ CÁCH PHÒNG CHỐNG HOẢ HOẠN”.</w:t>
+              <w:t>NLS: Năng lực số 3.1 CB2a: HS làm và chia sẻ một sản phẩm số cho chủ đề</w:t>
             </w:r>
           </w:p>
         </w:tc>
@@ -8983,7 +9360,7 @@
                 <w:i w:val="0"/>
                 <w:sz w:val="20"/>
               </w:rPr>
-              <w:t>Thực hành thoát hiểm</w:t>
+              <w:t>Sinh hoạt lớp: Thực hành thoát hiểm</w:t>
             </w:r>
           </w:p>
         </w:tc>
@@ -9022,6 +9399,7 @@
                 <w:i w:val="0"/>
                 <w:sz w:val="18"/>
               </w:rPr>
+              <w:t>Năng lực số 1.3 CB2a: HS nhập và đọc số liệu thi đua trên bảng theo dõi, nhận xét dựa trên số liệu</w:t>
             </w:r>
           </w:p>
         </w:tc>
@@ -9080,7 +9458,7 @@
                 <w:i w:val="0"/>
                 <w:sz w:val="20"/>
               </w:rPr>
-              <w:t>CHỦ ĐỀ 7: Tham gia hoạt động xã hội</w:t>
+              <w:t>Chủ đề: THAM GIA HOẠT ĐỘNG XÃ HỘI</w:t>
             </w:r>
           </w:p>
         </w:tc>
@@ -9099,7 +9477,7 @@
                 <w:i w:val="0"/>
                 <w:sz w:val="20"/>
               </w:rPr>
-              <w:t>Lễ hội truyền thống địa phương</w:t>
+              <w:t>Sinh hoạt dưới cờ: Lễ hội truyền thống địa phương</w:t>
             </w:r>
           </w:p>
         </w:tc>
@@ -9132,6 +9510,19 @@
               <w:spacing w:after="0"/>
             </w:pPr>
             <w:r/>
+            <w:r>
+              <w:rPr>
+                <w:b w:val="0"/>
+                <w:i w:val="0"/>
+                <w:sz w:val="18"/>
+              </w:rPr>
+              <w:t>Năng lực số 1.1 CB2b: HS tìm thông tin, hình ảnh về một lễ hội truyền thống của địa phương từ nguồn số</w:t>
+            </w:r>
+          </w:p>
+          <w:p>
+            <w:pPr>
+              <w:spacing w:after="0"/>
+            </w:pPr>
             <w:r>
               <w:rPr>
                 <w:b w:val="0"/>
@@ -9214,7 +9605,7 @@
                 <w:i w:val="0"/>
                 <w:sz w:val="20"/>
               </w:rPr>
-              <w:t>Tham gia lễ hội truyền thống địa phương</w:t>
+              <w:t>Hoạt động giáo dục theo chủ đề: Tham gia lễ hội truyền thống ở địa phương</w:t>
             </w:r>
           </w:p>
         </w:tc>
@@ -9253,7 +9644,7 @@
                 <w:i w:val="0"/>
                 <w:sz w:val="18"/>
               </w:rPr>
-              <w:t>NLS-KT (Cơ bản 2): HS thực hiện một khảo sát nhỏ trong lớp bằng phiếu trên máy, xem kết quả tự tổng hợp thành biểu đồ.</w:t>
+              <w:t>NLS: Năng lực số 3.1 CB2a: HS làm và chia sẻ một sản phẩm số cho chủ đề</w:t>
             </w:r>
           </w:p>
           <w:p>
@@ -9342,7 +9733,7 @@
                 <w:i w:val="0"/>
                 <w:sz w:val="20"/>
               </w:rPr>
-              <w:t>Tái hiện lễ hội truyền thống</w:t>
+              <w:t>Sinh hoạt lớp: Tái hiện lễ hội truyền thống</w:t>
             </w:r>
           </w:p>
         </w:tc>
@@ -9375,6 +9766,19 @@
               <w:spacing w:after="0"/>
             </w:pPr>
             <w:r/>
+            <w:r>
+              <w:rPr>
+                <w:b w:val="0"/>
+                <w:i w:val="0"/>
+                <w:sz w:val="18"/>
+              </w:rPr>
+              <w:t>Năng lực số 1.3 CB2a: HS nhập và đọc số liệu thi đua trên bảng theo dõi, nhận xét dựa trên số liệu</w:t>
+            </w:r>
+          </w:p>
+          <w:p>
+            <w:pPr>
+              <w:spacing w:after="0"/>
+            </w:pPr>
             <w:r>
               <w:rPr>
                 <w:b w:val="0"/>
@@ -9440,7 +9844,7 @@
                 <w:i w:val="0"/>
                 <w:sz w:val="20"/>
               </w:rPr>
-              <w:t>CHỦ ĐỀ 7: Tham gia hoạt động xã hội</w:t>
+              <w:t>Chủ đề: THAM GIA HOẠT ĐỘNG XÃ HỘI</w:t>
             </w:r>
           </w:p>
         </w:tc>
@@ -9459,7 +9863,7 @@
                 <w:i w:val="0"/>
                 <w:sz w:val="20"/>
               </w:rPr>
-              <w:t>Tham gia hoạt động xã hội ở địa phương</w:t>
+              <w:t>Sinh hoạt dưới cờ: Tham gia hoạt động xã hội ở địa phương</w:t>
             </w:r>
           </w:p>
         </w:tc>
@@ -9587,7 +9991,7 @@
                 <w:i w:val="0"/>
                 <w:sz w:val="20"/>
               </w:rPr>
-              <w:t>Tham gia hoạt động xã hội</w:t>
+              <w:t>Hoạt động giáo dục theo chủ đề: Tham gia hoạt động xã hội</w:t>
             </w:r>
           </w:p>
         </w:tc>
@@ -9626,7 +10030,7 @@
                 <w:i w:val="0"/>
                 <w:sz w:val="18"/>
               </w:rPr>
-              <w:t>NLS-ST (Cơ bản 2): Hướng dẫn HS làm một sản phẩm số nhỏ cho chủ đề “Tham gia hoạt động xã hội”: trang trình chiếu, đoạn.</w:t>
+              <w:t>NLS: Năng lực số 3.1 CB2a: HS làm và chia sẻ một sản phẩm số cho chủ đề</w:t>
             </w:r>
           </w:p>
         </w:tc>
@@ -9702,7 +10106,7 @@
                 <w:i w:val="0"/>
                 <w:sz w:val="20"/>
               </w:rPr>
-              <w:t>Chung tay vì cộng đồng</w:t>
+              <w:t>Sinh hoạt lớp: Chung tay vì cộng đồng</w:t>
             </w:r>
           </w:p>
         </w:tc>
@@ -9741,20 +10145,20 @@
                 <w:i w:val="0"/>
                 <w:sz w:val="18"/>
               </w:rPr>
+              <w:t>Năng lực số 1.3 CB2a: HS nhập và đọc số liệu thi đua trên bảng theo dõi, nhận xét dựa trên số liệu</w:t>
+            </w:r>
+          </w:p>
+          <w:p>
+            <w:pPr>
+              <w:spacing w:after="0"/>
+            </w:pPr>
+            <w:r>
+              <w:rPr>
+                <w:b w:val="0"/>
+                <w:i w:val="0"/>
+                <w:sz w:val="18"/>
+              </w:rPr>
               <w:t>QPAN: Tổ chức tham quan di tích lịch sử, nhà truyền thống ở địa phương hoặc xem tư liệu thay thế; giáo dục ý thức bảo vệ chủ quyền biển, đảo; trách nhiệm công dân trong xây dựng và bảo vệ Tổ quốc.</w:t>
-            </w:r>
-          </w:p>
-          <w:p>
-            <w:pPr>
-              <w:spacing w:after="0"/>
-            </w:pPr>
-            <w:r>
-              <w:rPr>
-                <w:b w:val="0"/>
-                <w:i w:val="0"/>
-                <w:sz w:val="18"/>
-              </w:rPr>
-              <w:t>KNS: KN giao tiếp – hợp tác: làm việc nhóm, chia sẻ và giải quyết bất đồng ôn hoà.</w:t>
             </w:r>
           </w:p>
         </w:tc>
@@ -9813,7 +10217,7 @@
                 <w:i w:val="0"/>
                 <w:sz w:val="20"/>
               </w:rPr>
-              <w:t>CHỦ ĐỀ 7: Tham gia hoạt động xã hội</w:t>
+              <w:t>Chủ đề: THAM GIA HOẠT ĐỘNG XÃ HỘI</w:t>
             </w:r>
           </w:p>
         </w:tc>
@@ -9832,7 +10236,7 @@
                 <w:i w:val="0"/>
                 <w:sz w:val="20"/>
               </w:rPr>
-              <w:t>Gương người tốt, việc tốt</w:t>
+              <w:t>Sinh hoạt dưới cờ: Gương người tốt, việc tốt</w:t>
             </w:r>
           </w:p>
         </w:tc>
@@ -9946,7 +10350,7 @@
                 <w:i w:val="0"/>
                 <w:sz w:val="20"/>
               </w:rPr>
-              <w:t>Thân thiện với người xung quanh</w:t>
+              <w:t>Hoạt động giáo dục theo chủ đề: Thân thiện với người xung quanh</w:t>
             </w:r>
           </w:p>
         </w:tc>
@@ -9985,7 +10389,7 @@
                 <w:i w:val="0"/>
                 <w:sz w:val="18"/>
               </w:rPr>
-              <w:t>NLS-KT (Cơ bản 2): HS thực hiện một khảo sát nhỏ trong lớp bằng phiếu trên máy, xem kết quả tự tổng hợp thành biểu đồ.</w:t>
+              <w:t>NLS: Năng lực số 3.1 CB2a: HS làm và chia sẻ một sản phẩm số cho chủ đề</w:t>
             </w:r>
           </w:p>
         </w:tc>
@@ -10061,7 +10465,7 @@
                 <w:i w:val="0"/>
                 <w:sz w:val="20"/>
               </w:rPr>
-              <w:t>Đánh giá việc tham gia hoạt động xã hội</w:t>
+              <w:t>Sinh hoạt lớp: Đánh giá việc tham gia hoạt động xã hội</w:t>
             </w:r>
           </w:p>
         </w:tc>
@@ -10100,6 +10504,20 @@
                 <w:i w:val="0"/>
                 <w:sz w:val="18"/>
               </w:rPr>
+              <w:t>Năng lực số 1.3 CB2a: HS nhập và đọc số liệu thi đua trên bảng theo dõi, nhận xét dựa trên số liệu</w:t>
+            </w:r>
+          </w:p>
+          <w:p>
+            <w:pPr>
+              <w:spacing w:after="0"/>
+            </w:pPr>
+            <w:r>
+              <w:rPr>
+                <w:b w:val="0"/>
+                <w:i w:val="0"/>
+                <w:sz w:val="18"/>
+              </w:rPr>
+              <w:t>KNS: KN tự đánh giá và đánh giá bạn một cách khách quan, thiện chí.</w:t>
             </w:r>
           </w:p>
         </w:tc>
@@ -10158,7 +10576,7 @@
                 <w:i w:val="0"/>
                 <w:sz w:val="20"/>
               </w:rPr>
-              <w:t>CHỦ ĐỀ 8: Tự hào quê hương em</w:t>
+              <w:t>Chủ đề: THAM GIA HOẠT ĐỘNG XÃ HỘI</w:t>
             </w:r>
           </w:p>
         </w:tc>
@@ -10177,7 +10595,7 @@
                 <w:i w:val="0"/>
                 <w:sz w:val="20"/>
               </w:rPr>
-              <w:t>Hình ảnh quê hương</w:t>
+              <w:t>Sinh hoạt dưới cờ: Hình ảnh quê hương</w:t>
             </w:r>
           </w:p>
         </w:tc>
@@ -10216,20 +10634,20 @@
                 <w:i w:val="0"/>
                 <w:sz w:val="18"/>
               </w:rPr>
+              <w:t>Năng lực số 3.1 CB2b: HS chọn cách giới thiệu cảnh đẹp quê hương bằng một sản phẩm số đơn giản (bộ ảnh, đoạn trình chiếu)</w:t>
+            </w:r>
+          </w:p>
+          <w:p>
+            <w:pPr>
+              <w:spacing w:after="0"/>
+            </w:pPr>
+            <w:r>
+              <w:rPr>
+                <w:b w:val="0"/>
+                <w:i w:val="0"/>
+                <w:sz w:val="18"/>
+              </w:rPr>
               <w:t>QPAN: Tổ chức tham quan di tích lịch sử, nhà truyền thống ở địa phương hoặc xem tư liệu thay thế; giáo dục ý thức bảo vệ chủ quyền biển, đảo; trách nhiệm công dân trong xây dựng và bảo vệ Tổ quốc.</w:t>
-            </w:r>
-          </w:p>
-          <w:p>
-            <w:pPr>
-              <w:spacing w:after="0"/>
-            </w:pPr>
-            <w:r>
-              <w:rPr>
-                <w:b w:val="0"/>
-                <w:i w:val="0"/>
-                <w:sz w:val="18"/>
-              </w:rPr>
-              <w:t>KNS: KN tự nhận thức: nhận ra điểm mạnh, điểm cần cố gắng của bản thân.</w:t>
             </w:r>
           </w:p>
         </w:tc>
@@ -10305,7 +10723,7 @@
                 <w:i w:val="0"/>
                 <w:sz w:val="20"/>
               </w:rPr>
-              <w:t>Tự hào về cảnh quan thiên nhiên của quê hương, đất nước</w:t>
+              <w:t>Hoạt động giáo dục theo chủ đề: Tự hào về cảnh quan thiên nhiên của quê hương, đất nước</w:t>
             </w:r>
           </w:p>
         </w:tc>
@@ -10344,7 +10762,7 @@
                 <w:i w:val="0"/>
                 <w:sz w:val="18"/>
               </w:rPr>
-              <w:t>NLS-ST (Cơ bản 2): Hướng dẫn HS làm một sản phẩm số nhỏ cho chủ đề “Tự hào về cảnh quan thiên nhiên của quê hương, đất nước”.</w:t>
+              <w:t>NLS: Năng lực số 3.1 CB2a: HS làm và chia sẻ một sản phẩm số cho chủ đề</w:t>
             </w:r>
           </w:p>
           <w:p>
@@ -10433,7 +10851,7 @@
                 <w:i w:val="0"/>
                 <w:sz w:val="20"/>
               </w:rPr>
-              <w:t>Việt Nam trong mắt em</w:t>
+              <w:t>Sinh hoạt lớp: Việt Nam trong mắt em</w:t>
             </w:r>
           </w:p>
         </w:tc>
@@ -10472,7 +10890,20 @@
                 <w:i w:val="0"/>
                 <w:sz w:val="18"/>
               </w:rPr>
-              <w:t>QPAN: Tổ chức tham quan di tích lịch sử, nhà truyền thống ở địa phương hoặc xem tư liệu thay thế; giáo dục ý thức bảo vệ chủ quyền biển, đảo; trách nhiệm công dân trong xây dựng và bảo vệ Tổ quốc.</w:t>
+              <w:t>Năng lực số 1.3 CB2a: HS nhập và đọc số liệu thi đua trên bảng theo dõi, nhận xét dựa trên số liệu</w:t>
+            </w:r>
+          </w:p>
+          <w:p>
+            <w:pPr>
+              <w:spacing w:after="0"/>
+            </w:pPr>
+            <w:r>
+              <w:rPr>
+                <w:b w:val="0"/>
+                <w:i w:val="0"/>
+                <w:sz w:val="18"/>
+              </w:rPr>
+              <w:t>KNS: KN tự đánh giá và đánh giá bạn một cách khách quan, thiện chí.</w:t>
             </w:r>
           </w:p>
         </w:tc>
@@ -10531,7 +10962,7 @@
                 <w:i w:val="0"/>
                 <w:sz w:val="20"/>
               </w:rPr>
-              <w:t>CHỦ ĐỀ 8: Tự hào quê hương em</w:t>
+              <w:t>Chủ đề: THAM GIA HOẠT ĐỘNG XÃ HỘI</w:t>
             </w:r>
           </w:p>
         </w:tc>
@@ -10550,7 +10981,7 @@
                 <w:i w:val="0"/>
                 <w:sz w:val="20"/>
               </w:rPr>
-              <w:t>Bảo tồn cảnh quan thiên nhiên</w:t>
+              <w:t>Sinh hoạt dưới cờ: Bảo tồn cảnh quan thiên nhiên</w:t>
             </w:r>
           </w:p>
         </w:tc>
@@ -10665,7 +11096,7 @@
                 <w:i w:val="0"/>
                 <w:sz w:val="20"/>
               </w:rPr>
-              <w:t>Biện pháp bảo tồn cảnh quan thiên nhiên</w:t>
+              <w:t>Hoạt động giáo dục theo chủ đề: Biện pháp bảo tồn cảnh quan thiên nhiên</w:t>
             </w:r>
           </w:p>
         </w:tc>
@@ -10704,7 +11135,7 @@
                 <w:i w:val="0"/>
                 <w:sz w:val="18"/>
               </w:rPr>
-              <w:t>NLS-KT (Cơ bản 2): HS thực hiện một khảo sát nhỏ trong lớp bằng phiếu trên máy, xem kết quả tự tổng hợp thành biểu đồ.</w:t>
+              <w:t>NLS: Năng lực số 3.1 CB2a: HS làm và chia sẻ một sản phẩm số cho chủ đề</w:t>
             </w:r>
           </w:p>
           <w:p>
@@ -10793,7 +11224,7 @@
                 <w:i w:val="0"/>
                 <w:sz w:val="20"/>
               </w:rPr>
-              <w:t>Tuyên truyền về việc bảo tồn cảnh quan thiên nhiên</w:t>
+              <w:t>Sinh hoạt lớp: Tuyên truyền về việc bảo tồn cảnh quan thiên nhiên</w:t>
             </w:r>
           </w:p>
         </w:tc>
@@ -10826,6 +11257,19 @@
               <w:spacing w:after="0"/>
             </w:pPr>
             <w:r/>
+            <w:r>
+              <w:rPr>
+                <w:b w:val="0"/>
+                <w:i w:val="0"/>
+                <w:sz w:val="18"/>
+              </w:rPr>
+              <w:t>Năng lực số 1.3 CB2a: HS nhập và đọc số liệu thi đua trên bảng theo dõi, nhận xét dựa trên số liệu</w:t>
+            </w:r>
+          </w:p>
+          <w:p>
+            <w:pPr>
+              <w:spacing w:after="0"/>
+            </w:pPr>
             <w:r>
               <w:rPr>
                 <w:b w:val="0"/>
@@ -10891,7 +11335,7 @@
                 <w:i w:val="0"/>
                 <w:sz w:val="20"/>
               </w:rPr>
-              <w:t>CHỦ ĐỀ 8: Tự hào quê hương em</w:t>
+              <w:t>Chủ đề: THAM GIA HOẠT ĐỘNG XÃ HỘI</w:t>
             </w:r>
           </w:p>
         </w:tc>
@@ -10910,7 +11354,7 @@
                 <w:i w:val="0"/>
                 <w:sz w:val="20"/>
               </w:rPr>
-              <w:t>Sản phẩm tuyên truyền bảo tồn cảnh quan thiên nhiên</w:t>
+              <w:t>Sinh hoạt dưới cờ: Sản phẩm tuyên truyền bảo tồn cảnh quan thiên nhiên</w:t>
             </w:r>
           </w:p>
         </w:tc>
@@ -10943,6 +11387,19 @@
               <w:spacing w:after="0"/>
             </w:pPr>
             <w:r/>
+            <w:r>
+              <w:rPr>
+                <w:b w:val="0"/>
+                <w:i w:val="0"/>
+                <w:sz w:val="18"/>
+              </w:rPr>
+              <w:t>Năng lực số 1.3 CB2a: HS nhập và đọc số liệu thi đua trên bảng theo dõi, nhận xét dựa trên số liệu</w:t>
+            </w:r>
+          </w:p>
+          <w:p>
+            <w:pPr>
+              <w:spacing w:after="0"/>
+            </w:pPr>
             <w:r>
               <w:rPr>
                 <w:b w:val="0"/>
@@ -11025,7 +11482,7 @@
                 <w:i w:val="0"/>
                 <w:sz w:val="20"/>
               </w:rPr>
-              <w:t>Lập kế hoạch khảo sát thực trạng môi trường quanh em</w:t>
+              <w:t>Hoạt động giáo dục theo chủ đề: Lập kế hoạch khảo sát thực trạng môi trường quanh em</w:t>
             </w:r>
           </w:p>
         </w:tc>
@@ -11064,7 +11521,7 @@
                 <w:i w:val="0"/>
                 <w:sz w:val="18"/>
               </w:rPr>
-              <w:t>NLS-ST (Cơ bản 2): Hướng dẫn HS làm một sản phẩm số nhỏ cho chủ đề “Lập kế hoạch khảo sát thực trạng môi trường quanh em”: trang trình chiếu.</w:t>
+              <w:t>NLS: Năng lực số 3.1 CB2a: HS làm và chia sẻ một sản phẩm số cho chủ đề</w:t>
             </w:r>
           </w:p>
           <w:p>
@@ -11153,7 +11610,7 @@
                 <w:i w:val="0"/>
                 <w:sz w:val="20"/>
               </w:rPr>
-              <w:t>Chúng tôi lên tiếng vì môi trường</w:t>
+              <w:t>Sinh hoạt lớp: Chúng tôi lên tiếng vì môi trường</w:t>
             </w:r>
           </w:p>
         </w:tc>
@@ -11186,6 +11643,19 @@
               <w:spacing w:after="0"/>
             </w:pPr>
             <w:r/>
+            <w:r>
+              <w:rPr>
+                <w:b w:val="0"/>
+                <w:i w:val="0"/>
+                <w:sz w:val="18"/>
+              </w:rPr>
+              <w:t>Năng lực số 1.3 CB2a: HS nhập và đọc số liệu thi đua trên bảng theo dõi, nhận xét dựa trên số liệu</w:t>
+            </w:r>
+          </w:p>
+          <w:p>
+            <w:pPr>
+              <w:spacing w:after="0"/>
+            </w:pPr>
             <w:r>
               <w:rPr>
                 <w:b w:val="0"/>
@@ -11251,7 +11721,7 @@
                 <w:i w:val="0"/>
                 <w:sz w:val="20"/>
               </w:rPr>
-              <w:t>CHỦ ĐỀ 8: Tự hào quê hương em</w:t>
+              <w:t>Chủ đề: THAM GIA HOẠT ĐỘNG XÃ HỘI</w:t>
             </w:r>
           </w:p>
         </w:tc>
@@ -11270,7 +11740,7 @@
                 <w:i w:val="0"/>
                 <w:sz w:val="20"/>
               </w:rPr>
-              <w:t>Ngày hội "Chữa lành vết thương Trái Đất"</w:t>
+              <w:t>Sinh hoạt dưới cờ: Ngày hội "Chữa lành vết thương Trái Đất"</w:t>
             </w:r>
           </w:p>
         </w:tc>
@@ -11384,7 +11854,7 @@
                 <w:i w:val="0"/>
                 <w:sz w:val="20"/>
               </w:rPr>
-              <w:t>Chung tay bảo vệ môi trường quanh ta</w:t>
+              <w:t>Hoạt động giáo dục theo chủ đề: Chung tay bảo vệ môi trường quanh ta</w:t>
             </w:r>
           </w:p>
         </w:tc>
@@ -11423,7 +11893,7 @@
                 <w:i w:val="0"/>
                 <w:sz w:val="18"/>
               </w:rPr>
-              <w:t>NLS-KT (Cơ bản 2): HS thực hiện một khảo sát nhỏ trong lớp bằng phiếu trên máy, xem kết quả tự tổng hợp thành biểu đồ.</w:t>
+              <w:t>NLS: Năng lực số 3.1 CB2a: HS làm và chia sẻ một sản phẩm số cho chủ đề</w:t>
             </w:r>
           </w:p>
           <w:p>
@@ -11512,7 +11982,7 @@
                 <w:i w:val="0"/>
                 <w:sz w:val="20"/>
               </w:rPr>
-              <w:t>Mỗi hành động - Một chiếc lá</w:t>
+              <w:t>Sinh hoạt lớp: Mỗi hành động – Một chiếc lá</w:t>
             </w:r>
           </w:p>
         </w:tc>
@@ -11551,6 +12021,20 @@
                 <w:i w:val="0"/>
                 <w:sz w:val="18"/>
               </w:rPr>
+              <w:t>Năng lực số 1.3 CB2a: HS nhập và đọc số liệu thi đua trên bảng theo dõi, nhận xét dựa trên số liệu</w:t>
+            </w:r>
+          </w:p>
+          <w:p>
+            <w:pPr>
+              <w:spacing w:after="0"/>
+            </w:pPr>
+            <w:r>
+              <w:rPr>
+                <w:b w:val="0"/>
+                <w:i w:val="0"/>
+                <w:sz w:val="18"/>
+              </w:rPr>
+              <w:t>KNS: KN tự đánh giá và đánh giá bạn một cách khách quan, thiện chí.</w:t>
             </w:r>
           </w:p>
         </w:tc>
@@ -11609,7 +12093,7 @@
                 <w:i w:val="0"/>
                 <w:sz w:val="20"/>
               </w:rPr>
-              <w:t>CHỦ ĐỀ 9: Ước mơ nghề nghiệp</w:t>
+              <w:t>Chủ đề: THAM GIA HOẠT ĐỘNG XÃ HỘI</w:t>
             </w:r>
           </w:p>
         </w:tc>
@@ -11628,7 +12112,7 @@
                 <w:i w:val="0"/>
                 <w:sz w:val="20"/>
               </w:rPr>
-              <w:t>Diễn đàn "Nghề nghiệp tương lai"</w:t>
+              <w:t>Sinh hoạt dưới cờ: Diễn đàn "Nghề nghiệp tương lai"</w:t>
             </w:r>
           </w:p>
         </w:tc>
@@ -11661,6 +12145,19 @@
               <w:spacing w:after="0"/>
             </w:pPr>
             <w:r/>
+            <w:r>
+              <w:rPr>
+                <w:b w:val="0"/>
+                <w:i w:val="0"/>
+                <w:sz w:val="18"/>
+              </w:rPr>
+              <w:t>Năng lực số 1.1 CB2b: HS tìm thông tin đơn giản về một nghề em yêu thích từ nguồn số phù hợp</w:t>
+            </w:r>
+          </w:p>
+          <w:p>
+            <w:pPr>
+              <w:spacing w:after="0"/>
+            </w:pPr>
             <w:r>
               <w:rPr>
                 <w:b w:val="0"/>
@@ -11743,7 +12240,7 @@
                 <w:i w:val="0"/>
                 <w:sz w:val="20"/>
               </w:rPr>
-              <w:t>Nghề em mơ ước</w:t>
+              <w:t>Hoạt động giáo dục theo chủ đề: Nghề em mơ ước</w:t>
             </w:r>
           </w:p>
         </w:tc>
@@ -11782,7 +12279,7 @@
                 <w:i w:val="0"/>
                 <w:sz w:val="18"/>
               </w:rPr>
-              <w:t>NLS-ST (Cơ bản 2): Hướng dẫn HS làm một sản phẩm số nhỏ cho chủ đề “Nghề em mơ ước”: trang trình chiếu, đoạn ghi âm.</w:t>
+              <w:t>NLS: Năng lực số 3.1 CB2a: HS làm và chia sẻ một sản phẩm số cho chủ đề</w:t>
             </w:r>
           </w:p>
           <w:p>
@@ -11871,7 +12368,7 @@
                 <w:i w:val="0"/>
                 <w:sz w:val="20"/>
               </w:rPr>
-              <w:t>Câu chuyện của người làm nghề</w:t>
+              <w:t>Sinh hoạt lớp: Câu chuyện của người làm nghề</w:t>
             </w:r>
           </w:p>
         </w:tc>
@@ -11904,6 +12401,19 @@
               <w:spacing w:after="0"/>
             </w:pPr>
             <w:r/>
+            <w:r>
+              <w:rPr>
+                <w:b w:val="0"/>
+                <w:i w:val="0"/>
+                <w:sz w:val="18"/>
+              </w:rPr>
+              <w:t>Năng lực số 1.3 CB2a: HS nhập và đọc số liệu thi đua trên bảng theo dõi, nhận xét dựa trên số liệu</w:t>
+            </w:r>
+          </w:p>
+          <w:p>
+            <w:pPr>
+              <w:spacing w:after="0"/>
+            </w:pPr>
             <w:r>
               <w:rPr>
                 <w:b w:val="0"/>
@@ -11969,7 +12479,7 @@
                 <w:i w:val="0"/>
                 <w:sz w:val="20"/>
               </w:rPr>
-              <w:t>CHỦ ĐỀ 9: Ước mơ nghề nghiệp</w:t>
+              <w:t>Chủ đề: THAM GIA HOẠT ĐỘNG XÃ HỘI</w:t>
             </w:r>
           </w:p>
         </w:tc>
@@ -11988,7 +12498,7 @@
                 <w:i w:val="0"/>
                 <w:sz w:val="20"/>
               </w:rPr>
-              <w:t>Toạ đàm "Chọn nghề - Đường tới thành công"</w:t>
+              <w:t>Sinh hoạt dưới cờ: Toạ đàm "Chọn nghề – đường tới thành công"</w:t>
             </w:r>
           </w:p>
         </w:tc>
@@ -12103,7 +12613,7 @@
                 <w:i w:val="0"/>
                 <w:sz w:val="20"/>
               </w:rPr>
-              <w:t>An toàn nghề nghiệp</w:t>
+              <w:t>Hoạt động giáo dục theo chủ đề: An toàn nghề nghiệp</w:t>
             </w:r>
           </w:p>
         </w:tc>
@@ -12142,7 +12652,7 @@
                 <w:i w:val="0"/>
                 <w:sz w:val="18"/>
               </w:rPr>
-              <w:t>NLS-KT (Cơ bản 2): HS thực hiện một khảo sát nhỏ trong lớp bằng phiếu trên máy, xem kết quả tự tổng hợp thành biểu đồ.</w:t>
+              <w:t>NLS: Năng lực số 3.1 CB2a: HS làm và chia sẻ một sản phẩm số cho chủ đề</w:t>
             </w:r>
           </w:p>
           <w:p>
@@ -12231,7 +12741,7 @@
                 <w:i w:val="0"/>
                 <w:sz w:val="20"/>
               </w:rPr>
-              <w:t>Thiết bị bảo hộ lao động</w:t>
+              <w:t>Sinh hoạt lớp: Thiết bị bảo hộ lao động</w:t>
             </w:r>
           </w:p>
         </w:tc>
@@ -12264,6 +12774,19 @@
               <w:spacing w:after="0"/>
             </w:pPr>
             <w:r/>
+            <w:r>
+              <w:rPr>
+                <w:b w:val="0"/>
+                <w:i w:val="0"/>
+                <w:sz w:val="18"/>
+              </w:rPr>
+              <w:t>Năng lực số 1.3 CB2a: HS nhập và đọc số liệu thi đua trên bảng theo dõi, nhận xét dựa trên số liệu</w:t>
+            </w:r>
+          </w:p>
+          <w:p>
+            <w:pPr>
+              <w:spacing w:after="0"/>
+            </w:pPr>
             <w:r>
               <w:rPr>
                 <w:b w:val="0"/>
@@ -12329,7 +12852,7 @@
                 <w:i w:val="0"/>
                 <w:sz w:val="20"/>
               </w:rPr>
-              <w:t>CHỦ ĐỀ 9: Ước mơ nghề nghiệp</w:t>
+              <w:t>Chủ đề: THAM GIA HOẠT ĐỘNG XÃ HỘI</w:t>
             </w:r>
           </w:p>
         </w:tc>
@@ -12348,7 +12871,7 @@
                 <w:i w:val="0"/>
                 <w:sz w:val="20"/>
               </w:rPr>
-              <w:t>Kỉ niệm ngày sinh Bác Hồ kính yêu</w:t>
+              <w:t>Sinh hoạt dưới cờ: Kỉ niệm ngày sinh Bác Hồ kính yêu</w:t>
             </w:r>
           </w:p>
         </w:tc>
@@ -12387,7 +12910,6 @@
                 <w:i w:val="0"/>
                 <w:sz w:val="18"/>
               </w:rPr>
-              <w:t>KNS: KN lao động tự phục vụ và bước đầu tìm hiểu nghề nghiệp.</w:t>
             </w:r>
           </w:p>
         </w:tc>
@@ -12463,7 +12985,7 @@
                 <w:i w:val="0"/>
                 <w:sz w:val="20"/>
               </w:rPr>
-              <w:t>Mơ ước nghề nghiệp của em</w:t>
+              <w:t>Hoạt động giáo dục theo chủ đề: Mơ ước nghề nghiệp của em</w:t>
             </w:r>
           </w:p>
         </w:tc>
@@ -12502,7 +13024,7 @@
                 <w:i w:val="0"/>
                 <w:sz w:val="18"/>
               </w:rPr>
-              <w:t>NLS-ST (Cơ bản 2): Hướng dẫn HS làm một sản phẩm số nhỏ cho chủ đề “Ước mơ nghề nghiệp của em”: trang trình chiếu, đoạn.</w:t>
+              <w:t>NLS: Năng lực số 3.1 CB2a: HS làm và chia sẻ một sản phẩm số cho chủ đề</w:t>
             </w:r>
           </w:p>
           <w:p>
@@ -12591,7 +13113,7 @@
                 <w:i w:val="0"/>
                 <w:sz w:val="20"/>
               </w:rPr>
-              <w:t>Tấm danh thiếp tương lai</w:t>
+              <w:t>Sinh hoạt lớp: Tấm danh thiếp tương lai</w:t>
             </w:r>
           </w:p>
         </w:tc>
@@ -12630,6 +13152,20 @@
                 <w:i w:val="0"/>
                 <w:sz w:val="18"/>
               </w:rPr>
+              <w:t>Năng lực số 1.3 CB2a: HS nhập và đọc số liệu thi đua trên bảng theo dõi, nhận xét dựa trên số liệu</w:t>
+            </w:r>
+          </w:p>
+          <w:p>
+            <w:pPr>
+              <w:spacing w:after="0"/>
+            </w:pPr>
+            <w:r>
+              <w:rPr>
+                <w:b w:val="0"/>
+                <w:i w:val="0"/>
+                <w:sz w:val="18"/>
+              </w:rPr>
+              <w:t>KNS: KN tự đánh giá và đánh giá bạn một cách khách quan, thiện chí.</w:t>
             </w:r>
           </w:p>
         </w:tc>
@@ -12688,7 +13224,7 @@
                 <w:i w:val="0"/>
                 <w:sz w:val="20"/>
               </w:rPr>
-              <w:t>Tuần tổng kết</w:t>
+              <w:t>Chủ đề: THAM GIA HOẠT ĐỘNG XÃ HỘI</w:t>
             </w:r>
           </w:p>
         </w:tc>
@@ -12707,7 +13243,7 @@
                 <w:i w:val="0"/>
                 <w:sz w:val="20"/>
               </w:rPr>
-              <w:t>Lễ tổng kết năm học</w:t>
+              <w:t>Sinh hoạt dưới cờ: Lễ tổng kết năm học</w:t>
             </w:r>
           </w:p>
         </w:tc>
@@ -12740,6 +13276,19 @@
               <w:spacing w:after="0"/>
             </w:pPr>
             <w:r/>
+            <w:r>
+              <w:rPr>
+                <w:b w:val="0"/>
+                <w:i w:val="0"/>
+                <w:sz w:val="18"/>
+              </w:rPr>
+              <w:t>Năng lực số 3.1 CB2b: HS chọn cách lưu giữ kỉ niệm tiểu học bằng một sản phẩm số đơn giản (an-bum ảnh, đoạn trình chiếu)</w:t>
+            </w:r>
+          </w:p>
+          <w:p>
+            <w:pPr>
+              <w:spacing w:after="0"/>
+            </w:pPr>
             <w:r>
               <w:rPr>
                 <w:b w:val="0"/>
@@ -12822,7 +13371,7 @@
                 <w:i w:val="0"/>
                 <w:sz w:val="20"/>
               </w:rPr>
-              <w:t>Hồ sơ trải nghiệm</w:t>
+              <w:t>Hoạt động giáo dục theo chủ đề: Hồ sơ trải nghiệm</w:t>
             </w:r>
           </w:p>
         </w:tc>
@@ -12861,20 +13410,7 @@
                 <w:i w:val="0"/>
                 <w:sz w:val="18"/>
               </w:rPr>
-              <w:t>NLS-KT (Cơ bản 2): HS thực hiện một khảo sát nhỏ trong lớp bằng phiếu trên máy, xem kết quả tự tổng hợp thành biểu đồ.</w:t>
-            </w:r>
-          </w:p>
-          <w:p>
-            <w:pPr>
-              <w:spacing w:after="0"/>
-            </w:pPr>
-            <w:r>
-              <w:rPr>
-                <w:b w:val="0"/>
-                <w:i w:val="0"/>
-                <w:sz w:val="18"/>
-              </w:rPr>
-              <w:t>KNS: KN tự đánh giá và đánh giá bạn một cách khách quan, thiện chí.</w:t>
+              <w:t>NLS: Năng lực số 3.1 CB2a: HS làm và chia sẻ một sản phẩm số cho chủ đề</w:t>
             </w:r>
           </w:p>
         </w:tc>
@@ -12950,7 +13486,7 @@
                 <w:i w:val="0"/>
                 <w:sz w:val="20"/>
               </w:rPr>
-              <w:t>Chia tay tổng kết trường tiểu học</w:t>
+              <w:t>Sinh hoạt lớp: Chia tay trường tiểu học</w:t>
             </w:r>
           </w:p>
         </w:tc>
@@ -12983,6 +13519,19 @@
               <w:spacing w:after="0"/>
             </w:pPr>
             <w:r/>
+            <w:r>
+              <w:rPr>
+                <w:b w:val="0"/>
+                <w:i w:val="0"/>
+                <w:sz w:val="18"/>
+              </w:rPr>
+              <w:t>Năng lực số 1.3 CB2a: HS nhập và đọc số liệu thi đua trên bảng theo dõi, nhận xét dựa trên số liệu</w:t>
+            </w:r>
+          </w:p>
+          <w:p>
+            <w:pPr>
+              <w:spacing w:after="0"/>
+            </w:pPr>
             <w:r>
               <w:rPr>
                 <w:b w:val="0"/>

--- a/assets/docs/lop5/Hoat dong trai nghiem - Lop 5.docx
+++ b/assets/docs/lop5/Hoat dong trai nghiem - Lop 5.docx
@@ -8885,7 +8885,7 @@
                 <w:i w:val="0"/>
                 <w:sz w:val="18"/>
               </w:rPr>
-              <w:t>Năng lực số 1.3 CB2a: HS nhập và đọc số liệu thi đua trên bảng theo dõi, nhận xét dựa trên số liệu</w:t>
+              <w:t>Năng lực số 2.5 CB2a: HS chỉ ra được lời nhắn nào là tôn trọng, lời nhắn nào là trêu chọc, xúc phạm và chọn được cách trả lời phù hợp</w:t>
             </w:r>
           </w:p>
           <w:p>
@@ -9013,7 +9013,7 @@
                 <w:i w:val="0"/>
                 <w:sz w:val="18"/>
               </w:rPr>
-              <w:t>Năng lực số 2.5 CB2a: HS chỉ ra được lời nhắn nào là tôn trọng, lời nhắn nào là trêu chọc, xúc phạm và chọn được cách trả lời phù hợp</w:t>
+              <w:t>Năng lực số 1.3 CB2a: HS nhập và đọc số liệu thi đua trên bảng theo dõi, nhận xét dựa trên số liệu</w:t>
             </w:r>
           </w:p>
           <w:p>

--- a/assets/docs/lop5/Hoat dong trai nghiem - Lop 5.docx
+++ b/assets/docs/lop5/Hoat dong trai nghiem - Lop 5.docx
@@ -8885,7 +8885,7 @@
                 <w:i w:val="0"/>
                 <w:sz w:val="18"/>
               </w:rPr>
-              <w:t>Năng lực số 2.5 CB2a: HS chỉ ra được lời nhắn nào là tôn trọng, lời nhắn nào là trêu chọc, xúc phạm và chọn được cách trả lời phù hợp</w:t>
+              <w:t>Năng lực số 1.3 CB2a: HS nhập và đọc số liệu thi đua trên bảng theo dõi, nhận xét dựa trên số liệu</w:t>
             </w:r>
           </w:p>
           <w:p>
@@ -9013,7 +9013,7 @@
                 <w:i w:val="0"/>
                 <w:sz w:val="18"/>
               </w:rPr>
-              <w:t>Năng lực số 1.3 CB2a: HS nhập và đọc số liệu thi đua trên bảng theo dõi, nhận xét dựa trên số liệu</w:t>
+              <w:t>Năng lực số 2.5 CB2a: HS chỉ ra được lời nhắn nào là tôn trọng, lời nhắn nào là trêu chọc, xúc phạm và chọn được cách trả lời phù hợp</w:t>
             </w:r>
           </w:p>
           <w:p>
@@ -11393,7 +11393,7 @@
                 <w:i w:val="0"/>
                 <w:sz w:val="18"/>
               </w:rPr>
-              <w:t>Năng lực số 1.3 CB2a: HS nhập và đọc số liệu thi đua trên bảng theo dõi, nhận xét dựa trên số liệu</w:t>
+              <w:t>Năng lực số 1.3 CB2a: HS nhận biết cách ghi lại, sắp xếp số liệu khảo sát môi trường (lượng rác, cây xanh…) một cách đơn giản trên bảng số</w:t>
             </w:r>
           </w:p>
           <w:p>

--- a/assets/docs/lop5/Hoat dong trai nghiem - Lop 5.docx
+++ b/assets/docs/lop5/Hoat dong trai nghiem - Lop 5.docx
@@ -566,7 +566,7 @@
                 <w:i w:val="0"/>
                 <w:sz w:val="20"/>
               </w:rPr>
-              <w:t>Chủ đề: EM LỚN LÊN MỖI NGÀY</w:t>
+              <w:t>Chủ đề: Em lớn lên mỗi ngày</w:t>
             </w:r>
           </w:p>
         </w:tc>
@@ -926,7 +926,7 @@
                 <w:i w:val="0"/>
                 <w:sz w:val="20"/>
               </w:rPr>
-              <w:t>Chủ đề: EM LỚN LÊN MỖI NGÀY</w:t>
+              <w:t>Chủ đề: Em lớn lên mỗi ngày</w:t>
             </w:r>
           </w:p>
         </w:tc>
@@ -1286,7 +1286,7 @@
                 <w:i w:val="0"/>
                 <w:sz w:val="20"/>
               </w:rPr>
-              <w:t>Chủ đề: EM LỚN LÊN MỖI NGÀY</w:t>
+              <w:t>Chủ đề: Em lớn lên mỗi ngày</w:t>
             </w:r>
           </w:p>
         </w:tc>
@@ -1659,7 +1659,7 @@
                 <w:i w:val="0"/>
                 <w:sz w:val="20"/>
               </w:rPr>
-              <w:t>Chủ đề: EM LỚN LÊN MỖI NGÀY</w:t>
+              <w:t>Chủ đề: Em lớn lên mỗi ngày</w:t>
             </w:r>
           </w:p>
         </w:tc>
@@ -2032,7 +2032,7 @@
                 <w:i w:val="0"/>
                 <w:sz w:val="20"/>
               </w:rPr>
-              <w:t>Chủ đề: GIỮ GÌN TÌNH BẠN</w:t>
+              <w:t>Chủ đề: Giữ gìn tình bạn</w:t>
             </w:r>
           </w:p>
         </w:tc>
@@ -2405,7 +2405,7 @@
                 <w:i w:val="0"/>
                 <w:sz w:val="20"/>
               </w:rPr>
-              <w:t>Chủ đề: GIỮ GÌN TÌNH BẠN</w:t>
+              <w:t>Chủ đề: Giữ gìn tình bạn</w:t>
             </w:r>
           </w:p>
         </w:tc>
@@ -2778,7 +2778,7 @@
                 <w:i w:val="0"/>
                 <w:sz w:val="20"/>
               </w:rPr>
-              <w:t>Chủ đề: GIỮ GÌN TÌNH BẠN</w:t>
+              <w:t>Chủ đề: Giữ gìn tình bạn</w:t>
             </w:r>
           </w:p>
         </w:tc>
@@ -3137,7 +3137,7 @@
                 <w:i w:val="0"/>
                 <w:sz w:val="20"/>
               </w:rPr>
-              <w:t>Chủ đề: GIỮ GÌN TÌNH BẠN</w:t>
+              <w:t>Chủ đề: Giữ gìn tình bạn</w:t>
             </w:r>
           </w:p>
         </w:tc>
@@ -3523,7 +3523,7 @@
                 <w:i w:val="0"/>
                 <w:sz w:val="20"/>
               </w:rPr>
-              <w:t>Chủ đề: TÔN SƯ TRỌNG ĐẠO</w:t>
+              <w:t>Chủ đề: Tôn sư trọng đạo</w:t>
             </w:r>
           </w:p>
         </w:tc>
@@ -3896,7 +3896,7 @@
                 <w:i w:val="0"/>
                 <w:sz w:val="20"/>
               </w:rPr>
-              <w:t>Chủ đề: TÔN SƯ TRỌNG ĐẠO</w:t>
+              <w:t>Chủ đề: Tôn sư trọng đạo</w:t>
             </w:r>
           </w:p>
         </w:tc>
@@ -4269,7 +4269,7 @@
                 <w:i w:val="0"/>
                 <w:sz w:val="20"/>
               </w:rPr>
-              <w:t>Chủ đề: TÔN SƯ TRỌNG ĐẠO</w:t>
+              <w:t>Chủ đề: Tôn sư trọng đạo</w:t>
             </w:r>
           </w:p>
         </w:tc>
@@ -4642,7 +4642,7 @@
                 <w:i w:val="0"/>
                 <w:sz w:val="20"/>
               </w:rPr>
-              <w:t>Chủ đề: TÔN SƯ TRỌNG ĐẠO</w:t>
+              <w:t>Chủ đề: Tôn sư trọng đạo</w:t>
             </w:r>
           </w:p>
         </w:tc>
@@ -5001,7 +5001,7 @@
                 <w:i w:val="0"/>
                 <w:sz w:val="20"/>
               </w:rPr>
-              <w:t>Chủ đề: TÔN SƯ TRỌNG ĐẠO</w:t>
+              <w:t>Chủ đề: Tôn sư trọng đạo</w:t>
             </w:r>
           </w:p>
         </w:tc>
@@ -5387,7 +5387,7 @@
                 <w:i w:val="0"/>
                 <w:sz w:val="20"/>
               </w:rPr>
-              <w:t>Chủ đề: TÔN SƯ TRỌNG ĐẠO</w:t>
+              <w:t>Chủ đề: Tôn sư trọng đạo</w:t>
             </w:r>
           </w:p>
         </w:tc>
@@ -5746,7 +5746,7 @@
                 <w:i w:val="0"/>
                 <w:sz w:val="20"/>
               </w:rPr>
-              <w:t>Chủ đề: TÔN SƯ TRỌNG ĐẠO</w:t>
+              <w:t>Chủ đề: Tôn sư trọng đạo</w:t>
             </w:r>
           </w:p>
         </w:tc>
@@ -6119,7 +6119,7 @@
                 <w:i w:val="0"/>
                 <w:sz w:val="20"/>
               </w:rPr>
-              <w:t>Chủ đề: TÔN SƯ TRỌNG ĐẠO</w:t>
+              <w:t>Chủ đề: Tôn sư trọng đạo</w:t>
             </w:r>
           </w:p>
         </w:tc>
@@ -6491,7 +6491,7 @@
                 <w:i w:val="0"/>
                 <w:sz w:val="20"/>
               </w:rPr>
-              <w:t>Chủ đề: TÔN SƯ TRỌNG ĐẠO</w:t>
+              <w:t>Chủ đề: Tôn sư trọng đạo</w:t>
             </w:r>
           </w:p>
         </w:tc>
@@ -6850,7 +6850,7 @@
                 <w:i w:val="0"/>
                 <w:sz w:val="20"/>
               </w:rPr>
-              <w:t>Chủ đề: TÔN SƯ TRỌNG ĐẠO</w:t>
+              <w:t>Chủ đề: Tôn sư trọng đạo</w:t>
             </w:r>
           </w:p>
         </w:tc>
@@ -7967,7 +7967,7 @@
                 <w:i w:val="0"/>
                 <w:sz w:val="20"/>
               </w:rPr>
-              <w:t>Chủ đề: SỐNG AN TOÀN VÀ TỰ CHỦ</w:t>
+              <w:t>Chủ đề: Sống an toàn và tự chủ</w:t>
             </w:r>
           </w:p>
         </w:tc>
@@ -8340,7 +8340,7 @@
                 <w:i w:val="0"/>
                 <w:sz w:val="20"/>
               </w:rPr>
-              <w:t>Chủ đề: SỐNG AN TOÀN VÀ TỰ CHỦ</w:t>
+              <w:t>Chủ đề: Sống an toàn và tự chủ</w:t>
             </w:r>
           </w:p>
         </w:tc>
@@ -8712,7 +8712,7 @@
                 <w:i w:val="0"/>
                 <w:sz w:val="20"/>
               </w:rPr>
-              <w:t>Chủ đề: SỐNG AN TOÀN VÀ TỰ CHỦ</w:t>
+              <w:t>Chủ đề: Sống an toàn và tự chủ</w:t>
             </w:r>
           </w:p>
         </w:tc>
@@ -9085,7 +9085,7 @@
                 <w:i w:val="0"/>
                 <w:sz w:val="20"/>
               </w:rPr>
-              <w:t>Chủ đề: SỐNG AN TOÀN VÀ TỰ CHỦ</w:t>
+              <w:t>Chủ đề: Sống an toàn và tự chủ</w:t>
             </w:r>
           </w:p>
         </w:tc>
@@ -9458,7 +9458,7 @@
                 <w:i w:val="0"/>
                 <w:sz w:val="20"/>
               </w:rPr>
-              <w:t>Chủ đề: THAM GIA HOẠT ĐỘNG XÃ HỘI</w:t>
+              <w:t>Chủ đề: Tham gia hoạt động xã hội</w:t>
             </w:r>
           </w:p>
         </w:tc>
@@ -9844,7 +9844,7 @@
                 <w:i w:val="0"/>
                 <w:sz w:val="20"/>
               </w:rPr>
-              <w:t>Chủ đề: THAM GIA HOẠT ĐỘNG XÃ HỘI</w:t>
+              <w:t>Chủ đề: Tham gia hoạt động xã hội</w:t>
             </w:r>
           </w:p>
         </w:tc>
@@ -10217,7 +10217,7 @@
                 <w:i w:val="0"/>
                 <w:sz w:val="20"/>
               </w:rPr>
-              <w:t>Chủ đề: THAM GIA HOẠT ĐỘNG XÃ HỘI</w:t>
+              <w:t>Chủ đề: Tham gia hoạt động xã hội</w:t>
             </w:r>
           </w:p>
         </w:tc>
@@ -10576,7 +10576,7 @@
                 <w:i w:val="0"/>
                 <w:sz w:val="20"/>
               </w:rPr>
-              <w:t>Chủ đề: THAM GIA HOẠT ĐỘNG XÃ HỘI</w:t>
+              <w:t>Chủ đề: Tham gia hoạt động xã hội</w:t>
             </w:r>
           </w:p>
         </w:tc>
@@ -10962,7 +10962,7 @@
                 <w:i w:val="0"/>
                 <w:sz w:val="20"/>
               </w:rPr>
-              <w:t>Chủ đề: THAM GIA HOẠT ĐỘNG XÃ HỘI</w:t>
+              <w:t>Chủ đề: Tham gia hoạt động xã hội</w:t>
             </w:r>
           </w:p>
         </w:tc>
@@ -11335,7 +11335,7 @@
                 <w:i w:val="0"/>
                 <w:sz w:val="20"/>
               </w:rPr>
-              <w:t>Chủ đề: THAM GIA HOẠT ĐỘNG XÃ HỘI</w:t>
+              <w:t>Chủ đề: Tham gia hoạt động xã hội</w:t>
             </w:r>
           </w:p>
         </w:tc>
@@ -11721,7 +11721,7 @@
                 <w:i w:val="0"/>
                 <w:sz w:val="20"/>
               </w:rPr>
-              <w:t>Chủ đề: THAM GIA HOẠT ĐỘNG XÃ HỘI</w:t>
+              <w:t>Chủ đề: Tham gia hoạt động xã hội</w:t>
             </w:r>
           </w:p>
         </w:tc>
@@ -12093,7 +12093,7 @@
                 <w:i w:val="0"/>
                 <w:sz w:val="20"/>
               </w:rPr>
-              <w:t>Chủ đề: THAM GIA HOẠT ĐỘNG XÃ HỘI</w:t>
+              <w:t>Chủ đề: Tham gia hoạt động xã hội</w:t>
             </w:r>
           </w:p>
         </w:tc>
@@ -12479,7 +12479,7 @@
                 <w:i w:val="0"/>
                 <w:sz w:val="20"/>
               </w:rPr>
-              <w:t>Chủ đề: THAM GIA HOẠT ĐỘNG XÃ HỘI</w:t>
+              <w:t>Chủ đề: Tham gia hoạt động xã hội</w:t>
             </w:r>
           </w:p>
         </w:tc>
@@ -12852,7 +12852,7 @@
                 <w:i w:val="0"/>
                 <w:sz w:val="20"/>
               </w:rPr>
-              <w:t>Chủ đề: THAM GIA HOẠT ĐỘNG XÃ HỘI</w:t>
+              <w:t>Chủ đề: Tham gia hoạt động xã hội</w:t>
             </w:r>
           </w:p>
         </w:tc>
@@ -13224,7 +13224,7 @@
                 <w:i w:val="0"/>
                 <w:sz w:val="20"/>
               </w:rPr>
-              <w:t>Chủ đề: THAM GIA HOẠT ĐỘNG XÃ HỘI</w:t>
+              <w:t>Chủ đề: Tham gia hoạt động xã hội</w:t>
             </w:r>
           </w:p>
         </w:tc>
